--- a/assets/Supplemental material 4_ Additional disturbances.docx
+++ b/assets/Supplemental material 4_ Additional disturbances.docx
@@ -1,50 +1,43 @@
 
 <file path=word/document.xml><?xml version="1.0" encoding="utf-8"?>
-<w:document xmlns:wpc="http://schemas.microsoft.com/office/word/2010/wordprocessingCanvas" xmlns:cx="http://schemas.microsoft.com/office/drawing/2014/chartex" xmlns:cx1="http://schemas.microsoft.com/office/drawing/2015/9/8/chartex" xmlns:cx2="http://schemas.microsoft.com/office/drawing/2015/10/21/chartex" xmlns:cx3="http://schemas.microsoft.com/office/drawing/2016/5/9/chartex" xmlns:cx4="http://schemas.microsoft.com/office/drawing/2016/5/10/chartex" xmlns:cx5="http://schemas.microsoft.com/office/drawing/2016/5/11/chartex" xmlns:cx6="http://schemas.microsoft.com/office/drawing/2016/5/12/chartex" xmlns:cx7="http://schemas.microsoft.com/office/drawing/2016/5/13/chartex" xmlns:cx8="http://schemas.microsoft.com/office/drawing/2016/5/14/chartex" xmlns:mc="http://schemas.openxmlformats.org/markup-compatibility/2006" xmlns:aink="http://schemas.microsoft.com/office/drawing/2016/ink" xmlns:am3d="http://schemas.microsoft.com/office/drawing/2017/model3d" xmlns:o="urn:schemas-microsoft-com:office:office" xmlns:oel="http://schemas.microsoft.com/office/2019/extlst" xmlns:r="http://schemas.openxmlformats.org/officeDocument/2006/relationships" xmlns:m="http://schemas.openxmlformats.org/officeDocument/2006/math" xmlns:v="urn:schemas-microsoft-com:vml" xmlns:wp14="http://schemas.microsoft.com/office/word/2010/wordprocessingDrawing" xmlns:wp="http://schemas.openxmlformats.org/drawingml/2006/wordprocessingDrawing" xmlns:w10="urn:schemas-microsoft-com:office:word" xmlns:w="http://schemas.openxmlformats.org/wordprocessingml/2006/main" xmlns:w14="http://schemas.microsoft.com/office/word/2010/wordml" xmlns:w15="http://schemas.microsoft.com/office/word/2012/wordml" xmlns:w16cex="http://schemas.microsoft.com/office/word/2018/wordml/cex" xmlns:w16cid="http://schemas.microsoft.com/office/word/2016/wordml/cid" xmlns:w16="http://schemas.microsoft.com/office/word/2018/wordml" xmlns:w16du="http://schemas.microsoft.com/office/word/2023/wordml/word16du" xmlns:w16sdtdh="http://schemas.microsoft.com/office/word/2020/wordml/sdtdatahash" xmlns:w16se="http://schemas.microsoft.com/office/word/2015/wordml/symex" xmlns:wpg="http://schemas.microsoft.com/office/word/2010/wordprocessingGroup" xmlns:wpi="http://schemas.microsoft.com/office/word/2010/wordprocessingInk" xmlns:wne="http://schemas.microsoft.com/office/word/2006/wordml" xmlns:wps="http://schemas.microsoft.com/office/word/2010/wordprocessingShape" mc:Ignorable="w14 w15 w16se w16cid w16 w16cex w16sdtdh w16du wp14">
+<w:document xmlns:wpc="http://schemas.microsoft.com/office/word/2010/wordprocessingCanvas" xmlns:cx="http://schemas.microsoft.com/office/drawing/2014/chartex" xmlns:cx1="http://schemas.microsoft.com/office/drawing/2015/9/8/chartex" xmlns:cx2="http://schemas.microsoft.com/office/drawing/2015/10/21/chartex" xmlns:cx3="http://schemas.microsoft.com/office/drawing/2016/5/9/chartex" xmlns:cx4="http://schemas.microsoft.com/office/drawing/2016/5/10/chartex" xmlns:cx5="http://schemas.microsoft.com/office/drawing/2016/5/11/chartex" xmlns:cx6="http://schemas.microsoft.com/office/drawing/2016/5/12/chartex" xmlns:cx7="http://schemas.microsoft.com/office/drawing/2016/5/13/chartex" xmlns:cx8="http://schemas.microsoft.com/office/drawing/2016/5/14/chartex" xmlns:mc="http://schemas.openxmlformats.org/markup-compatibility/2006" xmlns:aink="http://schemas.microsoft.com/office/drawing/2016/ink" xmlns:am3d="http://schemas.microsoft.com/office/drawing/2017/model3d" xmlns:o="urn:schemas-microsoft-com:office:office" xmlns:oel="http://schemas.microsoft.com/office/2019/extlst" xmlns:r="http://schemas.openxmlformats.org/officeDocument/2006/relationships" xmlns:m="http://schemas.openxmlformats.org/officeDocument/2006/math" xmlns:v="urn:schemas-microsoft-com:vml" xmlns:wp14="http://schemas.microsoft.com/office/word/2010/wordprocessingDrawing" xmlns:wp="http://schemas.openxmlformats.org/drawingml/2006/wordprocessingDrawing" xmlns:w10="urn:schemas-microsoft-com:office:word" xmlns:w="http://schemas.openxmlformats.org/wordprocessingml/2006/main" xmlns:w14="http://schemas.microsoft.com/office/word/2010/wordml" xmlns:w15="http://schemas.microsoft.com/office/word/2012/wordml" xmlns:w16cex="http://schemas.microsoft.com/office/word/2018/wordml/cex" xmlns:w16cid="http://schemas.microsoft.com/office/word/2016/wordml/cid" xmlns:w16="http://schemas.microsoft.com/office/word/2018/wordml" xmlns:w16du="http://schemas.microsoft.com/office/word/2023/wordml/word16du" xmlns:w16sdtdh="http://schemas.microsoft.com/office/word/2020/wordml/sdtdatahash" xmlns:w16sdtfl="http://schemas.microsoft.com/office/word/2024/wordml/sdtformatlock" xmlns:w16se="http://schemas.microsoft.com/office/word/2015/wordml/symex" xmlns:wpg="http://schemas.microsoft.com/office/word/2010/wordprocessingGroup" xmlns:wpi="http://schemas.microsoft.com/office/word/2010/wordprocessingInk" xmlns:wne="http://schemas.microsoft.com/office/word/2006/wordml" xmlns:wps="http://schemas.microsoft.com/office/word/2010/wordprocessingShape" mc:Ignorable="w14 w15 w16se w16cid w16 w16cex w16sdtdh w16sdtfl w16du wp14">
   <w:body>
     <w:p>
       <w:pPr>
         <w:pStyle w:val="Heading1"/>
-        <w:rPr>
-          <w:rFonts w:ascii="Times New Roman" w:hAnsi="Times New Roman" w:cs="Times New Roman"/>
-          <w:sz w:val="28"/>
-          <w:szCs w:val="28"/>
-        </w:rPr>
-      </w:pPr>
-      <w:r>
-        <w:rPr>
-          <w:rFonts w:ascii="Times New Roman" w:hAnsi="Times New Roman" w:cs="Times New Roman"/>
-          <w:sz w:val="28"/>
-          <w:szCs w:val="28"/>
+        <w:spacing w:before="0"/>
+        <w:rPr>
+          <w:rFonts w:ascii="Times New Roman" w:hAnsi="Times New Roman" w:cs="Times New Roman"/>
+        </w:rPr>
+      </w:pPr>
+      <w:r>
+        <w:rPr>
+          <w:rFonts w:ascii="Times New Roman" w:hAnsi="Times New Roman" w:cs="Times New Roman"/>
         </w:rPr>
         <w:t>Other suggested disturbances that instructors can have student</w:t>
       </w:r>
       <w:r>
         <w:rPr>
           <w:rFonts w:ascii="Times New Roman" w:hAnsi="Times New Roman" w:cs="Times New Roman"/>
-          <w:sz w:val="28"/>
-          <w:szCs w:val="28"/>
         </w:rPr>
         <w:t>s</w:t>
       </w:r>
       <w:r>
         <w:rPr>
           <w:rFonts w:ascii="Times New Roman" w:hAnsi="Times New Roman" w:cs="Times New Roman"/>
-          <w:sz w:val="28"/>
-          <w:szCs w:val="28"/>
         </w:rPr>
         <w:t xml:space="preserve"> model</w:t>
       </w:r>
     </w:p>
     <w:p>
       <w:pPr>
-        <w:spacing w:after="0" w:line="240" w:lineRule="auto"/>
+        <w:spacing w:before="0" w:after="0" w:line="240" w:lineRule="auto"/>
         <w:rPr>
           <w:rFonts w:ascii="Times New Roman" w:hAnsi="Times New Roman" w:cs="Times New Roman"/>
           <w:b/>
           <w:bCs/>
-          <w:sz w:val="24"/>
-          <w:szCs w:val="24"/>
+          <w:sz w:val="22"/>
+          <w:szCs w:val="22"/>
         </w:rPr>
       </w:pPr>
       <w:r>
@@ -52,8 +45,8 @@
           <w:rFonts w:ascii="Times New Roman" w:hAnsi="Times New Roman" w:cs="Times New Roman"/>
           <w:b/>
           <w:bCs/>
-          <w:sz w:val="24"/>
-          <w:szCs w:val="24"/>
+          <w:sz w:val="22"/>
+          <w:szCs w:val="22"/>
         </w:rPr>
         <w:t xml:space="preserve">Note: </w:t>
       </w:r>
@@ -65,178 +58,210 @@
           <w:ilvl w:val="0"/>
           <w:numId w:val="22"/>
         </w:numPr>
-        <w:spacing w:after="0" w:line="240" w:lineRule="auto"/>
-        <w:rPr>
-          <w:rFonts w:ascii="Times New Roman" w:hAnsi="Times New Roman" w:cs="Times New Roman"/>
-          <w:sz w:val="24"/>
-          <w:szCs w:val="24"/>
-        </w:rPr>
-      </w:pPr>
-      <w:r>
-        <w:rPr>
-          <w:rFonts w:ascii="Times New Roman" w:hAnsi="Times New Roman" w:cs="Times New Roman"/>
-          <w:sz w:val="24"/>
-          <w:szCs w:val="24"/>
+        <w:spacing w:before="0" w:after="0" w:line="240" w:lineRule="auto"/>
+        <w:rPr>
+          <w:rFonts w:ascii="Times New Roman" w:hAnsi="Times New Roman" w:cs="Times New Roman"/>
+          <w:sz w:val="22"/>
+          <w:szCs w:val="22"/>
+        </w:rPr>
+      </w:pPr>
+      <w:r>
+        <w:rPr>
+          <w:rFonts w:ascii="Times New Roman" w:hAnsi="Times New Roman" w:cs="Times New Roman"/>
+          <w:sz w:val="22"/>
+          <w:szCs w:val="22"/>
         </w:rPr>
         <w:t xml:space="preserve">The instructor should </w:t>
       </w:r>
       <w:r>
         <w:rPr>
           <w:rFonts w:ascii="Times New Roman" w:hAnsi="Times New Roman" w:cs="Times New Roman"/>
-          <w:sz w:val="24"/>
-          <w:szCs w:val="24"/>
+          <w:sz w:val="22"/>
+          <w:szCs w:val="22"/>
         </w:rPr>
         <w:t xml:space="preserve">consider allowing students to </w:t>
       </w:r>
       <w:r>
         <w:rPr>
           <w:rFonts w:ascii="Times New Roman" w:hAnsi="Times New Roman" w:cs="Times New Roman"/>
-          <w:sz w:val="24"/>
-          <w:szCs w:val="24"/>
-        </w:rPr>
-        <w:t xml:space="preserve">explore the impacts of any of these suggested disturbances on any of the provided ecosystems (or others), </w:t>
-      </w:r>
-      <w:r>
-        <w:rPr>
-          <w:rFonts w:ascii="Times New Roman" w:hAnsi="Times New Roman" w:cs="Times New Roman"/>
-          <w:sz w:val="24"/>
-          <w:szCs w:val="24"/>
+          <w:sz w:val="22"/>
+          <w:szCs w:val="22"/>
+        </w:rPr>
+        <w:t xml:space="preserve">explore the impacts of any of these suggested disturbances on any of the </w:t>
+      </w:r>
+      <w:r>
+        <w:rPr>
+          <w:rFonts w:ascii="Times New Roman" w:hAnsi="Times New Roman" w:cs="Times New Roman"/>
+          <w:sz w:val="22"/>
+          <w:szCs w:val="22"/>
+        </w:rPr>
+        <w:t>ecosystems provided</w:t>
+      </w:r>
+      <w:r>
+        <w:rPr>
+          <w:rFonts w:ascii="Times New Roman" w:hAnsi="Times New Roman" w:cs="Times New Roman"/>
+          <w:sz w:val="22"/>
+          <w:szCs w:val="22"/>
+        </w:rPr>
+        <w:t xml:space="preserve"> (or others), </w:t>
+      </w:r>
+      <w:r>
+        <w:rPr>
+          <w:rFonts w:ascii="Times New Roman" w:hAnsi="Times New Roman" w:cs="Times New Roman"/>
+          <w:sz w:val="22"/>
+          <w:szCs w:val="22"/>
         </w:rPr>
         <w:t>but clearly</w:t>
       </w:r>
       <w:r>
         <w:rPr>
           <w:rFonts w:ascii="Times New Roman" w:hAnsi="Times New Roman" w:cs="Times New Roman"/>
-          <w:sz w:val="24"/>
-          <w:szCs w:val="24"/>
+          <w:sz w:val="22"/>
+          <w:szCs w:val="22"/>
         </w:rPr>
         <w:t xml:space="preserve"> state the objectives</w:t>
       </w:r>
       <w:r>
         <w:rPr>
           <w:rFonts w:ascii="Times New Roman" w:hAnsi="Times New Roman" w:cs="Times New Roman"/>
-          <w:sz w:val="24"/>
-          <w:szCs w:val="24"/>
+          <w:sz w:val="22"/>
+          <w:szCs w:val="22"/>
         </w:rPr>
         <w:t xml:space="preserve"> of the activity</w:t>
       </w:r>
       <w:r>
         <w:rPr>
           <w:rFonts w:ascii="Times New Roman" w:hAnsi="Times New Roman" w:cs="Times New Roman"/>
-          <w:sz w:val="24"/>
-          <w:szCs w:val="24"/>
+          <w:sz w:val="22"/>
+          <w:szCs w:val="22"/>
         </w:rPr>
         <w:t xml:space="preserve">. For example, </w:t>
       </w:r>
       <w:r>
         <w:rPr>
           <w:rFonts w:ascii="Times New Roman" w:hAnsi="Times New Roman" w:cs="Times New Roman"/>
-          <w:sz w:val="24"/>
-          <w:szCs w:val="24"/>
+          <w:sz w:val="22"/>
+          <w:szCs w:val="22"/>
         </w:rPr>
         <w:t xml:space="preserve">a </w:t>
       </w:r>
       <w:r>
         <w:rPr>
           <w:rFonts w:ascii="Times New Roman" w:hAnsi="Times New Roman" w:cs="Times New Roman"/>
-          <w:sz w:val="24"/>
-          <w:szCs w:val="24"/>
+          <w:sz w:val="22"/>
+          <w:szCs w:val="22"/>
         </w:rPr>
         <w:t xml:space="preserve">maintenance </w:t>
       </w:r>
       <w:r>
         <w:rPr>
           <w:rFonts w:ascii="Times New Roman" w:hAnsi="Times New Roman" w:cs="Times New Roman"/>
-          <w:sz w:val="24"/>
-          <w:szCs w:val="24"/>
+          <w:sz w:val="22"/>
+          <w:szCs w:val="22"/>
         </w:rPr>
         <w:t xml:space="preserve">fire disturbance would </w:t>
       </w:r>
       <w:r>
         <w:rPr>
           <w:rFonts w:ascii="Times New Roman" w:hAnsi="Times New Roman" w:cs="Times New Roman"/>
-          <w:sz w:val="24"/>
-          <w:szCs w:val="24"/>
-        </w:rPr>
-        <w:t>ecologically</w:t>
-      </w:r>
-      <w:r>
-        <w:rPr>
-          <w:rFonts w:ascii="Times New Roman" w:hAnsi="Times New Roman" w:cs="Times New Roman"/>
-          <w:sz w:val="24"/>
-          <w:szCs w:val="24"/>
-        </w:rPr>
-        <w:t xml:space="preserve"> be more appr</w:t>
-      </w:r>
-      <w:r>
-        <w:rPr>
-          <w:rFonts w:ascii="Times New Roman" w:hAnsi="Times New Roman" w:cs="Times New Roman"/>
-          <w:sz w:val="24"/>
-          <w:szCs w:val="24"/>
-        </w:rPr>
-        <w:t>opriate for a fire-dependent system like a northern pine oak system</w:t>
-      </w:r>
-      <w:r>
-        <w:rPr>
-          <w:rFonts w:ascii="Times New Roman" w:hAnsi="Times New Roman" w:cs="Times New Roman"/>
-          <w:sz w:val="24"/>
-          <w:szCs w:val="24"/>
+          <w:sz w:val="22"/>
+          <w:szCs w:val="22"/>
+        </w:rPr>
+        <w:t>be more ecologically</w:t>
+      </w:r>
+      <w:r>
+        <w:rPr>
+          <w:rFonts w:ascii="Times New Roman" w:hAnsi="Times New Roman" w:cs="Times New Roman"/>
+          <w:sz w:val="22"/>
+          <w:szCs w:val="22"/>
+        </w:rPr>
+        <w:t xml:space="preserve"> appr</w:t>
+      </w:r>
+      <w:r>
+        <w:rPr>
+          <w:rFonts w:ascii="Times New Roman" w:hAnsi="Times New Roman" w:cs="Times New Roman"/>
+          <w:sz w:val="22"/>
+          <w:szCs w:val="22"/>
+        </w:rPr>
+        <w:t>opriate for a fire-dependent system like a northern pine</w:t>
+      </w:r>
+      <w:r>
+        <w:rPr>
+          <w:rFonts w:ascii="Times New Roman" w:hAnsi="Times New Roman" w:cs="Times New Roman"/>
+          <w:sz w:val="22"/>
+          <w:szCs w:val="22"/>
+        </w:rPr>
+        <w:t>-</w:t>
+      </w:r>
+      <w:r>
+        <w:rPr>
+          <w:rFonts w:ascii="Times New Roman" w:hAnsi="Times New Roman" w:cs="Times New Roman"/>
+          <w:sz w:val="22"/>
+          <w:szCs w:val="22"/>
+        </w:rPr>
+        <w:t>oak system</w:t>
+      </w:r>
+      <w:r>
+        <w:rPr>
+          <w:rFonts w:ascii="Times New Roman" w:hAnsi="Times New Roman" w:cs="Times New Roman"/>
+          <w:sz w:val="22"/>
+          <w:szCs w:val="22"/>
         </w:rPr>
         <w:t>.</w:t>
       </w:r>
       <w:r>
         <w:rPr>
           <w:rFonts w:ascii="Times New Roman" w:hAnsi="Times New Roman" w:cs="Times New Roman"/>
-          <w:sz w:val="24"/>
-          <w:szCs w:val="24"/>
+          <w:sz w:val="22"/>
+          <w:szCs w:val="22"/>
         </w:rPr>
         <w:t xml:space="preserve"> </w:t>
       </w:r>
       <w:r>
         <w:rPr>
           <w:rFonts w:ascii="Times New Roman" w:hAnsi="Times New Roman" w:cs="Times New Roman"/>
-          <w:sz w:val="24"/>
-          <w:szCs w:val="24"/>
+          <w:sz w:val="22"/>
+          <w:szCs w:val="22"/>
         </w:rPr>
         <w:t>However,</w:t>
       </w:r>
       <w:r>
         <w:rPr>
           <w:rFonts w:ascii="Times New Roman" w:hAnsi="Times New Roman" w:cs="Times New Roman"/>
-          <w:sz w:val="24"/>
-          <w:szCs w:val="24"/>
+          <w:sz w:val="22"/>
+          <w:szCs w:val="22"/>
         </w:rPr>
         <w:t xml:space="preserve"> fires occur in nearly all </w:t>
       </w:r>
       <w:r>
         <w:rPr>
           <w:rFonts w:ascii="Times New Roman" w:hAnsi="Times New Roman" w:cs="Times New Roman"/>
-          <w:sz w:val="24"/>
-          <w:szCs w:val="24"/>
+          <w:sz w:val="22"/>
+          <w:szCs w:val="22"/>
         </w:rPr>
         <w:t>ecosystems</w:t>
       </w:r>
       <w:r>
         <w:rPr>
           <w:rFonts w:ascii="Times New Roman" w:hAnsi="Times New Roman" w:cs="Times New Roman"/>
-          <w:sz w:val="24"/>
-          <w:szCs w:val="24"/>
+          <w:sz w:val="22"/>
+          <w:szCs w:val="22"/>
         </w:rPr>
         <w:t xml:space="preserve"> these days, so it </w:t>
       </w:r>
       <w:r>
         <w:rPr>
           <w:rFonts w:ascii="Times New Roman" w:hAnsi="Times New Roman" w:cs="Times New Roman"/>
-          <w:sz w:val="24"/>
-          <w:szCs w:val="24"/>
+          <w:sz w:val="22"/>
+          <w:szCs w:val="22"/>
         </w:rPr>
         <w:t>totally makes sense</w:t>
       </w:r>
       <w:r>
         <w:rPr>
           <w:rFonts w:ascii="Times New Roman" w:hAnsi="Times New Roman" w:cs="Times New Roman"/>
-          <w:sz w:val="24"/>
-          <w:szCs w:val="24"/>
+          <w:sz w:val="22"/>
+          <w:szCs w:val="22"/>
         </w:rPr>
         <w:t xml:space="preserve"> to have students subject say a sugar-maple basswood ecosystem to a fire and see what it does.</w:t>
       </w:r>
@@ -248,105 +273,146 @@
           <w:ilvl w:val="0"/>
           <w:numId w:val="22"/>
         </w:numPr>
-        <w:spacing w:after="0" w:line="240" w:lineRule="auto"/>
-        <w:rPr>
-          <w:rFonts w:ascii="Times New Roman" w:hAnsi="Times New Roman" w:cs="Times New Roman"/>
-          <w:sz w:val="24"/>
-          <w:szCs w:val="24"/>
-        </w:rPr>
-      </w:pPr>
-      <w:r>
-        <w:rPr>
-          <w:rFonts w:ascii="Times New Roman" w:hAnsi="Times New Roman" w:cs="Times New Roman"/>
-          <w:sz w:val="24"/>
-          <w:szCs w:val="24"/>
-        </w:rPr>
-        <w:t xml:space="preserve">The disturbance given </w:t>
-      </w:r>
-      <w:r>
-        <w:rPr>
-          <w:rFonts w:ascii="Times New Roman" w:hAnsi="Times New Roman" w:cs="Times New Roman"/>
-          <w:sz w:val="24"/>
-          <w:szCs w:val="24"/>
-        </w:rPr>
-        <w:t>here,</w:t>
-      </w:r>
-      <w:r>
-        <w:rPr>
-          <w:rFonts w:ascii="Times New Roman" w:hAnsi="Times New Roman" w:cs="Times New Roman"/>
-          <w:sz w:val="24"/>
-          <w:szCs w:val="24"/>
-        </w:rPr>
-        <w:t xml:space="preserve"> and their instructions are for use with the Dry-Mesic Oak library (ecosystem), but instructors should feel free to use </w:t>
-      </w:r>
-      <w:r>
-        <w:rPr>
-          <w:rFonts w:ascii="Times New Roman" w:hAnsi="Times New Roman" w:cs="Times New Roman"/>
-          <w:sz w:val="24"/>
-          <w:szCs w:val="24"/>
+        <w:spacing w:before="0" w:after="0" w:line="240" w:lineRule="auto"/>
+        <w:rPr>
+          <w:rFonts w:ascii="Times New Roman" w:hAnsi="Times New Roman" w:cs="Times New Roman"/>
+          <w:sz w:val="22"/>
+          <w:szCs w:val="22"/>
+        </w:rPr>
+      </w:pPr>
+      <w:r>
+        <w:rPr>
+          <w:rFonts w:ascii="Times New Roman" w:hAnsi="Times New Roman" w:cs="Times New Roman"/>
+          <w:sz w:val="22"/>
+          <w:szCs w:val="22"/>
+        </w:rPr>
+        <w:t>The disturbance</w:t>
+      </w:r>
+      <w:r>
+        <w:rPr>
+          <w:rFonts w:ascii="Times New Roman" w:hAnsi="Times New Roman" w:cs="Times New Roman"/>
+          <w:sz w:val="22"/>
+          <w:szCs w:val="22"/>
+        </w:rPr>
+        <w:t>s</w:t>
+      </w:r>
+      <w:r>
+        <w:rPr>
+          <w:rFonts w:ascii="Times New Roman" w:hAnsi="Times New Roman" w:cs="Times New Roman"/>
+          <w:sz w:val="22"/>
+          <w:szCs w:val="22"/>
+        </w:rPr>
+        <w:t xml:space="preserve"> </w:t>
+      </w:r>
+      <w:r>
+        <w:rPr>
+          <w:rFonts w:ascii="Times New Roman" w:hAnsi="Times New Roman" w:cs="Times New Roman"/>
+          <w:sz w:val="22"/>
+          <w:szCs w:val="22"/>
+        </w:rPr>
+        <w:t>and the</w:t>
+      </w:r>
+      <w:r>
+        <w:rPr>
+          <w:rFonts w:ascii="Times New Roman" w:hAnsi="Times New Roman" w:cs="Times New Roman"/>
+          <w:sz w:val="22"/>
+          <w:szCs w:val="22"/>
+        </w:rPr>
+        <w:t xml:space="preserve"> instructions </w:t>
+      </w:r>
+      <w:r>
+        <w:rPr>
+          <w:rFonts w:ascii="Times New Roman" w:hAnsi="Times New Roman" w:cs="Times New Roman"/>
+          <w:sz w:val="22"/>
+          <w:szCs w:val="22"/>
+        </w:rPr>
+        <w:t xml:space="preserve">given here </w:t>
+      </w:r>
+      <w:r>
+        <w:rPr>
+          <w:rFonts w:ascii="Times New Roman" w:hAnsi="Times New Roman" w:cs="Times New Roman"/>
+          <w:sz w:val="22"/>
+          <w:szCs w:val="22"/>
+        </w:rPr>
+        <w:t xml:space="preserve">are for use with the Dry-Mesic Oak library (ecosystem), but instructors should feel free to use </w:t>
+      </w:r>
+      <w:r>
+        <w:rPr>
+          <w:rFonts w:ascii="Times New Roman" w:hAnsi="Times New Roman" w:cs="Times New Roman"/>
+          <w:sz w:val="22"/>
+          <w:szCs w:val="22"/>
         </w:rPr>
         <w:t>this same disturbance</w:t>
       </w:r>
       <w:r>
         <w:rPr>
           <w:rFonts w:ascii="Times New Roman" w:hAnsi="Times New Roman" w:cs="Times New Roman"/>
-          <w:sz w:val="24"/>
-          <w:szCs w:val="24"/>
+          <w:sz w:val="22"/>
+          <w:szCs w:val="22"/>
         </w:rPr>
         <w:t xml:space="preserve"> with the other two librari</w:t>
       </w:r>
       <w:r>
         <w:rPr>
           <w:rFonts w:ascii="Times New Roman" w:hAnsi="Times New Roman" w:cs="Times New Roman"/>
-          <w:sz w:val="24"/>
-          <w:szCs w:val="24"/>
+          <w:sz w:val="22"/>
+          <w:szCs w:val="22"/>
         </w:rPr>
         <w:t>es provided (the Northern Pine-Oak ecosystem and the Sugra Maple</w:t>
       </w:r>
       <w:r>
         <w:rPr>
           <w:rFonts w:ascii="Times New Roman" w:hAnsi="Times New Roman" w:cs="Times New Roman"/>
-          <w:sz w:val="24"/>
-          <w:szCs w:val="24"/>
+          <w:sz w:val="22"/>
+          <w:szCs w:val="22"/>
         </w:rPr>
         <w:t>-Basswood Ecosystem)</w:t>
+      </w:r>
+      <w:r>
+        <w:rPr>
+          <w:rFonts w:ascii="Times New Roman" w:hAnsi="Times New Roman" w:cs="Times New Roman"/>
+          <w:sz w:val="22"/>
+          <w:szCs w:val="22"/>
+        </w:rPr>
+        <w:t>.</w:t>
       </w:r>
     </w:p>
     <w:p>
       <w:pPr>
-        <w:spacing w:after="0" w:line="240" w:lineRule="auto"/>
+        <w:spacing w:before="0" w:after="0" w:line="240" w:lineRule="auto"/>
         <w:jc w:val="center"/>
         <w:rPr>
           <w:rFonts w:ascii="Times New Roman" w:hAnsi="Times New Roman" w:cs="Times New Roman"/>
           <w:b/>
           <w:bCs/>
-          <w:sz w:val="24"/>
-          <w:szCs w:val="24"/>
+          <w:sz w:val="22"/>
+          <w:szCs w:val="22"/>
         </w:rPr>
       </w:pPr>
     </w:p>
     <w:p>
       <w:pPr>
-        <w:spacing w:after="0" w:line="240" w:lineRule="auto"/>
+        <w:spacing w:before="0" w:after="0" w:line="240" w:lineRule="auto"/>
         <w:jc w:val="center"/>
         <w:rPr>
-          <w:rFonts w:cstheme="minorHAnsi"/>
+          <w:rFonts w:ascii="Times New Roman" w:hAnsi="Times New Roman" w:cs="Times New Roman"/>
           <w:b/>
           <w:bCs/>
-          <w:sz w:val="24"/>
-          <w:szCs w:val="24"/>
+          <w:sz w:val="22"/>
+          <w:szCs w:val="22"/>
         </w:rPr>
       </w:pPr>
     </w:p>
     <w:p>
       <w:pPr>
         <w:pStyle w:val="Heading2"/>
+        <w:spacing w:before="0"/>
         <w:rPr>
           <w:rFonts w:ascii="Times New Roman" w:hAnsi="Times New Roman" w:cs="Times New Roman"/>
           <w:b/>
           <w:bCs/>
-          <w:sz w:val="24"/>
-          <w:szCs w:val="24"/>
+          <w:sz w:val="22"/>
+          <w:szCs w:val="22"/>
         </w:rPr>
       </w:pPr>
       <w:r>
@@ -354,68 +420,88 @@
           <w:rFonts w:ascii="Times New Roman" w:hAnsi="Times New Roman" w:cs="Times New Roman"/>
           <w:b/>
           <w:bCs/>
-          <w:sz w:val="24"/>
-          <w:szCs w:val="24"/>
-        </w:rPr>
-        <w:t xml:space="preserve">Disturbance 1: </w:t>
+          <w:sz w:val="22"/>
+          <w:szCs w:val="22"/>
+        </w:rPr>
+        <w:t xml:space="preserve">Disturbance </w:t>
       </w:r>
       <w:r>
         <w:rPr>
           <w:rFonts w:ascii="Times New Roman" w:hAnsi="Times New Roman" w:cs="Times New Roman"/>
           <w:b/>
           <w:bCs/>
-          <w:sz w:val="24"/>
-          <w:szCs w:val="24"/>
-        </w:rPr>
-        <w:t xml:space="preserve">A </w:t>
+          <w:sz w:val="22"/>
+          <w:szCs w:val="22"/>
+        </w:rPr>
+        <w:t>#</w:t>
       </w:r>
       <w:r>
         <w:rPr>
           <w:rFonts w:ascii="Times New Roman" w:hAnsi="Times New Roman" w:cs="Times New Roman"/>
           <w:b/>
           <w:bCs/>
-          <w:sz w:val="24"/>
-          <w:szCs w:val="24"/>
-        </w:rPr>
-        <w:t>fungal</w:t>
+          <w:sz w:val="22"/>
+          <w:szCs w:val="22"/>
+        </w:rPr>
+        <w:t xml:space="preserve">1: </w:t>
       </w:r>
       <w:r>
         <w:rPr>
           <w:rFonts w:ascii="Times New Roman" w:hAnsi="Times New Roman" w:cs="Times New Roman"/>
           <w:b/>
           <w:bCs/>
-          <w:sz w:val="24"/>
-          <w:szCs w:val="24"/>
-        </w:rPr>
-        <w:t xml:space="preserve"> disease that kills several individual trees every </w:t>
+          <w:sz w:val="22"/>
+          <w:szCs w:val="22"/>
+        </w:rPr>
+        <w:t xml:space="preserve">A </w:t>
       </w:r>
       <w:r>
         <w:rPr>
           <w:rFonts w:ascii="Times New Roman" w:hAnsi="Times New Roman" w:cs="Times New Roman"/>
           <w:b/>
           <w:bCs/>
-          <w:sz w:val="24"/>
-          <w:szCs w:val="24"/>
-        </w:rPr>
-        <w:t>3</w:t>
+          <w:sz w:val="22"/>
+          <w:szCs w:val="22"/>
+        </w:rPr>
+        <w:t>fungal</w:t>
       </w:r>
       <w:r>
         <w:rPr>
           <w:rFonts w:ascii="Times New Roman" w:hAnsi="Times New Roman" w:cs="Times New Roman"/>
           <w:b/>
           <w:bCs/>
-          <w:sz w:val="24"/>
-          <w:szCs w:val="24"/>
-        </w:rPr>
-        <w:t xml:space="preserve"> y</w:t>
+          <w:sz w:val="22"/>
+          <w:szCs w:val="22"/>
+        </w:rPr>
+        <w:t xml:space="preserve"> disease that kills several individual trees every </w:t>
       </w:r>
       <w:r>
         <w:rPr>
           <w:rFonts w:ascii="Times New Roman" w:hAnsi="Times New Roman" w:cs="Times New Roman"/>
           <w:b/>
           <w:bCs/>
-          <w:sz w:val="24"/>
-          <w:szCs w:val="24"/>
+          <w:sz w:val="22"/>
+          <w:szCs w:val="22"/>
+        </w:rPr>
+        <w:t>3</w:t>
+      </w:r>
+      <w:r>
+        <w:rPr>
+          <w:rFonts w:ascii="Times New Roman" w:hAnsi="Times New Roman" w:cs="Times New Roman"/>
+          <w:b/>
+          <w:bCs/>
+          <w:sz w:val="22"/>
+          <w:szCs w:val="22"/>
+        </w:rPr>
+        <w:t xml:space="preserve"> y</w:t>
+      </w:r>
+      <w:r>
+        <w:rPr>
+          <w:rFonts w:ascii="Times New Roman" w:hAnsi="Times New Roman" w:cs="Times New Roman"/>
+          <w:b/>
+          <w:bCs/>
+          <w:sz w:val="22"/>
+          <w:szCs w:val="22"/>
         </w:rPr>
         <w:t>ears</w:t>
       </w:r>
@@ -427,120 +513,20 @@
           <w:ilvl w:val="0"/>
           <w:numId w:val="3"/>
         </w:numPr>
-        <w:spacing w:after="0" w:line="240" w:lineRule="auto"/>
-        <w:rPr>
-          <w:rFonts w:ascii="Times New Roman" w:hAnsi="Times New Roman" w:cs="Times New Roman"/>
-          <w:sz w:val="24"/>
-          <w:szCs w:val="24"/>
-        </w:rPr>
-      </w:pPr>
-      <w:bookmarkStart w:id="0" w:name="_Hlk119922401"/>
-      <w:r>
-        <w:rPr>
-          <w:rFonts w:ascii="Times New Roman" w:hAnsi="Times New Roman" w:cs="Times New Roman"/>
-          <w:sz w:val="24"/>
-          <w:szCs w:val="24"/>
-        </w:rPr>
-        <w:t xml:space="preserve">Remember, making a new scenario (new disturbance) involves making a copy of the original scenario ([2]Reference condition models”) onto the project (“Definitions” ). </w:t>
-      </w:r>
-      <w:r>
-        <w:rPr>
-          <w:rFonts w:ascii="Times New Roman" w:hAnsi="Times New Roman" w:cs="Times New Roman"/>
-          <w:sz w:val="24"/>
-          <w:szCs w:val="24"/>
-        </w:rPr>
-        <w:t>Righ</w:t>
-      </w:r>
-      <w:r>
-        <w:rPr>
-          <w:rFonts w:ascii="Times New Roman" w:hAnsi="Times New Roman" w:cs="Times New Roman"/>
-          <w:sz w:val="24"/>
-          <w:szCs w:val="24"/>
-        </w:rPr>
-        <w:t>t</w:t>
-      </w:r>
-      <w:r>
-        <w:rPr>
-          <w:rFonts w:ascii="Times New Roman" w:hAnsi="Times New Roman" w:cs="Times New Roman"/>
-          <w:sz w:val="24"/>
-          <w:szCs w:val="24"/>
-        </w:rPr>
-        <w:t xml:space="preserve"> click the “[2]Reference condition models”</w:t>
-      </w:r>
-      <w:r>
-        <w:rPr>
-          <w:rFonts w:ascii="Times New Roman" w:hAnsi="Times New Roman" w:cs="Times New Roman"/>
-          <w:sz w:val="24"/>
-          <w:szCs w:val="24"/>
-        </w:rPr>
-        <w:t xml:space="preserve"> </w:t>
-      </w:r>
-      <w:r>
-        <w:rPr>
-          <w:rFonts w:ascii="Times New Roman" w:hAnsi="Times New Roman" w:cs="Times New Roman"/>
-          <w:sz w:val="24"/>
-          <w:szCs w:val="24"/>
-        </w:rPr>
-        <w:t>, click copy, then right click “Definitions”, click paste, then rename your new scenario appropriately</w:t>
-      </w:r>
-      <w:bookmarkEnd w:id="0"/>
-      <w:r>
-        <w:rPr>
-          <w:rFonts w:ascii="Times New Roman" w:hAnsi="Times New Roman" w:cs="Times New Roman"/>
-          <w:sz w:val="24"/>
-          <w:szCs w:val="24"/>
-        </w:rPr>
-        <w:t xml:space="preserve"> (e.g., fungal disease). </w:t>
-      </w:r>
-      <w:r>
-        <w:rPr>
-          <w:rFonts w:ascii="Times New Roman" w:hAnsi="Times New Roman" w:cs="Times New Roman"/>
-          <w:b/>
-          <w:bCs/>
-          <w:sz w:val="24"/>
-          <w:szCs w:val="24"/>
-        </w:rPr>
-        <w:t>Do not copy one scenario and paste it onto another scenario</w:t>
-      </w:r>
-      <w:r>
-        <w:rPr>
-          <w:rFonts w:ascii="Times New Roman" w:hAnsi="Times New Roman" w:cs="Times New Roman"/>
-          <w:sz w:val="24"/>
-          <w:szCs w:val="24"/>
-        </w:rPr>
-        <w:t xml:space="preserve"> (e.g., do not copy the insect invasion scenario and paste it onto the fungal disease scenario)</w:t>
-      </w:r>
-      <w:r>
-        <w:rPr>
-          <w:rFonts w:ascii="Times New Roman" w:hAnsi="Times New Roman" w:cs="Times New Roman"/>
-          <w:sz w:val="24"/>
-          <w:szCs w:val="24"/>
-        </w:rPr>
-        <w:t xml:space="preserve">. </w:t>
-      </w:r>
-      <w:r>
-        <w:rPr>
-          <w:rFonts w:ascii="Times New Roman" w:hAnsi="Times New Roman" w:cs="Times New Roman"/>
-          <w:sz w:val="24"/>
-          <w:szCs w:val="24"/>
-        </w:rPr>
-        <w:t>Follow this procedure each time you are trying to create a new scenario</w:t>
-      </w:r>
-      <w:r>
-        <w:rPr>
-          <w:rFonts w:ascii="Times New Roman" w:hAnsi="Times New Roman" w:cs="Times New Roman"/>
-          <w:sz w:val="24"/>
-          <w:szCs w:val="24"/>
-        </w:rPr>
-        <w:t xml:space="preserve"> (new disturbance). It is also a good idea to delete the scenario each time you are done with it, to avoid accumulating scenarios in your workspace</w:t>
-      </w:r>
-      <w:r>
-        <w:rPr>
-          <w:rFonts w:ascii="Times New Roman" w:hAnsi="Times New Roman" w:cs="Times New Roman"/>
-          <w:sz w:val="24"/>
-          <w:szCs w:val="24"/>
-        </w:rPr>
-        <w:t>, that can cause confusion.</w:t>
+        <w:spacing w:before="0" w:after="0" w:line="240" w:lineRule="auto"/>
+        <w:rPr>
+          <w:rFonts w:ascii="Times New Roman" w:hAnsi="Times New Roman" w:cs="Times New Roman"/>
+          <w:sz w:val="22"/>
+          <w:szCs w:val="22"/>
+        </w:rPr>
+      </w:pPr>
+      <w:r>
+        <w:rPr>
+          <w:rFonts w:ascii="Times New Roman" w:hAnsi="Times New Roman" w:cs="Times New Roman"/>
+          <w:sz w:val="22"/>
+          <w:szCs w:val="22"/>
+        </w:rPr>
+        <w:t>The disturbance is a fungal disease infestation.</w:t>
       </w:r>
     </w:p>
     <w:p>
@@ -550,28 +536,20 @@
           <w:ilvl w:val="0"/>
           <w:numId w:val="3"/>
         </w:numPr>
-        <w:spacing w:after="0" w:line="240" w:lineRule="auto"/>
-        <w:rPr>
-          <w:rFonts w:ascii="Times New Roman" w:hAnsi="Times New Roman" w:cs="Times New Roman"/>
-          <w:sz w:val="24"/>
-          <w:szCs w:val="24"/>
-        </w:rPr>
-      </w:pPr>
-      <w:r>
-        <w:rPr>
-          <w:rFonts w:ascii="Times New Roman" w:hAnsi="Times New Roman" w:cs="Times New Roman"/>
-          <w:sz w:val="24"/>
-          <w:szCs w:val="24"/>
-        </w:rPr>
-        <w:t>The disturbance is a fungal disease infestation</w:t>
-      </w:r>
-      <w:r>
-        <w:rPr>
-          <w:rFonts w:ascii="Times New Roman" w:hAnsi="Times New Roman" w:cs="Times New Roman"/>
-          <w:sz w:val="24"/>
-          <w:szCs w:val="24"/>
-        </w:rPr>
-        <w:t>.</w:t>
+        <w:spacing w:before="0" w:after="0" w:line="240" w:lineRule="auto"/>
+        <w:rPr>
+          <w:rFonts w:ascii="Times New Roman" w:hAnsi="Times New Roman" w:cs="Times New Roman"/>
+          <w:sz w:val="22"/>
+          <w:szCs w:val="22"/>
+        </w:rPr>
+      </w:pPr>
+      <w:r>
+        <w:rPr>
+          <w:rFonts w:ascii="Times New Roman" w:hAnsi="Times New Roman" w:cs="Times New Roman"/>
+          <w:sz w:val="22"/>
+          <w:szCs w:val="22"/>
+        </w:rPr>
+        <w:t>The return interval is given as 3 yrs. Use this to calculate the probability that you will put in the probabilistic transitions table when customizing the characteristics of your disturbance.</w:t>
       </w:r>
     </w:p>
     <w:p>
@@ -581,92 +559,20 @@
           <w:ilvl w:val="0"/>
           <w:numId w:val="3"/>
         </w:numPr>
-        <w:spacing w:after="0" w:line="240" w:lineRule="auto"/>
-        <w:rPr>
-          <w:rFonts w:ascii="Times New Roman" w:hAnsi="Times New Roman" w:cs="Times New Roman"/>
-          <w:sz w:val="24"/>
-          <w:szCs w:val="24"/>
-        </w:rPr>
-      </w:pPr>
-      <w:r>
-        <w:rPr>
-          <w:rFonts w:ascii="Times New Roman" w:hAnsi="Times New Roman" w:cs="Times New Roman"/>
-          <w:sz w:val="24"/>
-          <w:szCs w:val="24"/>
-        </w:rPr>
-        <w:t xml:space="preserve">The return interval is given as </w:t>
-      </w:r>
-      <w:r>
-        <w:rPr>
-          <w:rFonts w:ascii="Times New Roman" w:hAnsi="Times New Roman" w:cs="Times New Roman"/>
-          <w:sz w:val="24"/>
-          <w:szCs w:val="24"/>
-        </w:rPr>
-        <w:t>3</w:t>
-      </w:r>
-      <w:r>
-        <w:rPr>
-          <w:rFonts w:ascii="Times New Roman" w:hAnsi="Times New Roman" w:cs="Times New Roman"/>
-          <w:sz w:val="24"/>
-          <w:szCs w:val="24"/>
-        </w:rPr>
-        <w:t xml:space="preserve"> yrs</w:t>
-      </w:r>
-      <w:r>
-        <w:rPr>
-          <w:rFonts w:ascii="Times New Roman" w:hAnsi="Times New Roman" w:cs="Times New Roman"/>
-          <w:sz w:val="24"/>
-          <w:szCs w:val="24"/>
-        </w:rPr>
-        <w:t>.</w:t>
-      </w:r>
-      <w:r>
-        <w:rPr>
-          <w:rFonts w:ascii="Times New Roman" w:hAnsi="Times New Roman" w:cs="Times New Roman"/>
-          <w:sz w:val="24"/>
-          <w:szCs w:val="24"/>
-        </w:rPr>
-        <w:t xml:space="preserve"> </w:t>
-      </w:r>
-      <w:r>
-        <w:rPr>
-          <w:rFonts w:ascii="Times New Roman" w:hAnsi="Times New Roman" w:cs="Times New Roman"/>
-          <w:sz w:val="24"/>
-          <w:szCs w:val="24"/>
-        </w:rPr>
-        <w:t>U</w:t>
-      </w:r>
-      <w:r>
-        <w:rPr>
-          <w:rFonts w:ascii="Times New Roman" w:hAnsi="Times New Roman" w:cs="Times New Roman"/>
-          <w:sz w:val="24"/>
-          <w:szCs w:val="24"/>
-        </w:rPr>
-        <w:t>se this to calculate the probability that you will put in the</w:t>
-      </w:r>
-      <w:r>
-        <w:rPr>
-          <w:rFonts w:ascii="Times New Roman" w:hAnsi="Times New Roman" w:cs="Times New Roman"/>
-          <w:sz w:val="24"/>
-          <w:szCs w:val="24"/>
-        </w:rPr>
-        <w:t xml:space="preserve"> probabilistic transitions</w:t>
-      </w:r>
-      <w:r>
-        <w:rPr>
-          <w:rFonts w:ascii="Times New Roman" w:hAnsi="Times New Roman" w:cs="Times New Roman"/>
-          <w:sz w:val="24"/>
-          <w:szCs w:val="24"/>
-        </w:rPr>
-        <w:t xml:space="preserve"> table when customizing the characteristics of your disturbance</w:t>
-      </w:r>
-      <w:r>
-        <w:rPr>
-          <w:rFonts w:ascii="Times New Roman" w:hAnsi="Times New Roman" w:cs="Times New Roman"/>
-          <w:sz w:val="24"/>
-          <w:szCs w:val="24"/>
-        </w:rPr>
-        <w:t>.</w:t>
+        <w:spacing w:before="0" w:after="0" w:line="240" w:lineRule="auto"/>
+        <w:rPr>
+          <w:rFonts w:ascii="Times New Roman" w:hAnsi="Times New Roman" w:cs="Times New Roman"/>
+          <w:sz w:val="22"/>
+          <w:szCs w:val="22"/>
+        </w:rPr>
+      </w:pPr>
+      <w:r>
+        <w:rPr>
+          <w:rFonts w:ascii="Times New Roman" w:hAnsi="Times New Roman" w:cs="Times New Roman"/>
+          <w:sz w:val="22"/>
+          <w:szCs w:val="22"/>
+        </w:rPr>
+        <w:t xml:space="preserve">You want the impact of this disease to move succession from Late 2 CLS to Early 1 All. </w:t>
       </w:r>
     </w:p>
     <w:p>
@@ -676,108 +582,28 @@
           <w:ilvl w:val="0"/>
           <w:numId w:val="3"/>
         </w:numPr>
-        <w:spacing w:after="0" w:line="240" w:lineRule="auto"/>
-        <w:rPr>
-          <w:rFonts w:ascii="Times New Roman" w:hAnsi="Times New Roman" w:cs="Times New Roman"/>
-          <w:sz w:val="24"/>
-          <w:szCs w:val="24"/>
-        </w:rPr>
-      </w:pPr>
-      <w:r>
-        <w:rPr>
-          <w:rFonts w:ascii="Times New Roman" w:hAnsi="Times New Roman" w:cs="Times New Roman"/>
-          <w:sz w:val="24"/>
-          <w:szCs w:val="24"/>
-        </w:rPr>
-        <w:t>You</w:t>
-      </w:r>
-      <w:r>
-        <w:rPr>
-          <w:rFonts w:ascii="Times New Roman" w:hAnsi="Times New Roman" w:cs="Times New Roman"/>
-          <w:sz w:val="24"/>
-          <w:szCs w:val="24"/>
-        </w:rPr>
-        <w:t xml:space="preserve"> want the impact of this disease to move succession from Late </w:t>
-      </w:r>
-      <w:r>
-        <w:rPr>
-          <w:rFonts w:ascii="Times New Roman" w:hAnsi="Times New Roman" w:cs="Times New Roman"/>
-          <w:sz w:val="24"/>
-          <w:szCs w:val="24"/>
-        </w:rPr>
-        <w:t>2</w:t>
-      </w:r>
-      <w:r>
-        <w:rPr>
-          <w:rFonts w:ascii="Times New Roman" w:hAnsi="Times New Roman" w:cs="Times New Roman"/>
-          <w:sz w:val="24"/>
-          <w:szCs w:val="24"/>
-        </w:rPr>
-        <w:t xml:space="preserve"> </w:t>
-      </w:r>
-      <w:r>
-        <w:rPr>
-          <w:rFonts w:ascii="Times New Roman" w:hAnsi="Times New Roman" w:cs="Times New Roman"/>
-          <w:sz w:val="24"/>
-          <w:szCs w:val="24"/>
-        </w:rPr>
-        <w:t>CLS</w:t>
-      </w:r>
-      <w:r>
-        <w:rPr>
-          <w:rFonts w:ascii="Times New Roman" w:hAnsi="Times New Roman" w:cs="Times New Roman"/>
-          <w:sz w:val="24"/>
-          <w:szCs w:val="24"/>
-        </w:rPr>
-        <w:t xml:space="preserve"> to Early </w:t>
-      </w:r>
-      <w:r>
-        <w:rPr>
-          <w:rFonts w:ascii="Times New Roman" w:hAnsi="Times New Roman" w:cs="Times New Roman"/>
-          <w:sz w:val="24"/>
-          <w:szCs w:val="24"/>
-        </w:rPr>
-        <w:t>1</w:t>
-      </w:r>
-      <w:r>
-        <w:rPr>
-          <w:rFonts w:ascii="Times New Roman" w:hAnsi="Times New Roman" w:cs="Times New Roman"/>
-          <w:sz w:val="24"/>
-          <w:szCs w:val="24"/>
-        </w:rPr>
-        <w:t xml:space="preserve"> </w:t>
-      </w:r>
-      <w:r>
-        <w:rPr>
-          <w:rFonts w:ascii="Times New Roman" w:hAnsi="Times New Roman" w:cs="Times New Roman"/>
-          <w:sz w:val="24"/>
-          <w:szCs w:val="24"/>
-        </w:rPr>
-        <w:t>A</w:t>
-      </w:r>
-      <w:r>
-        <w:rPr>
-          <w:rFonts w:ascii="Times New Roman" w:hAnsi="Times New Roman" w:cs="Times New Roman"/>
-          <w:sz w:val="24"/>
-          <w:szCs w:val="24"/>
-        </w:rPr>
-        <w:t>ll</w:t>
-      </w:r>
-      <w:r>
-        <w:rPr>
-          <w:rFonts w:ascii="Times New Roman" w:hAnsi="Times New Roman" w:cs="Times New Roman"/>
-          <w:sz w:val="24"/>
-          <w:szCs w:val="24"/>
+        <w:spacing w:before="0" w:after="0" w:line="240" w:lineRule="auto"/>
+        <w:rPr>
+          <w:rFonts w:ascii="Times New Roman" w:hAnsi="Times New Roman" w:cs="Times New Roman"/>
+          <w:sz w:val="22"/>
+          <w:szCs w:val="22"/>
+        </w:rPr>
+      </w:pPr>
+      <w:r>
+        <w:rPr>
+          <w:rFonts w:ascii="Times New Roman" w:hAnsi="Times New Roman" w:cs="Times New Roman"/>
+          <w:sz w:val="22"/>
+          <w:szCs w:val="22"/>
+        </w:rPr>
+        <w:t>For the disturbance type, use “Insect and disease”</w:t>
+      </w:r>
+      <w:r>
+        <w:rPr>
+          <w:rFonts w:ascii="Times New Roman" w:hAnsi="Times New Roman" w:cs="Times New Roman"/>
+          <w:sz w:val="22"/>
+          <w:szCs w:val="22"/>
         </w:rPr>
         <w:t>.</w:t>
-      </w:r>
-      <w:r>
-        <w:rPr>
-          <w:rFonts w:ascii="Times New Roman" w:hAnsi="Times New Roman" w:cs="Times New Roman"/>
-          <w:sz w:val="24"/>
-          <w:szCs w:val="24"/>
-        </w:rPr>
-        <w:t xml:space="preserve"> </w:t>
       </w:r>
     </w:p>
     <w:p>
@@ -787,36 +613,28 @@
           <w:ilvl w:val="0"/>
           <w:numId w:val="3"/>
         </w:numPr>
-        <w:spacing w:after="0" w:line="240" w:lineRule="auto"/>
-        <w:rPr>
-          <w:rFonts w:ascii="Times New Roman" w:hAnsi="Times New Roman" w:cs="Times New Roman"/>
-          <w:sz w:val="24"/>
-          <w:szCs w:val="24"/>
-        </w:rPr>
-      </w:pPr>
-      <w:r>
-        <w:rPr>
-          <w:rFonts w:ascii="Times New Roman" w:hAnsi="Times New Roman" w:cs="Times New Roman"/>
-          <w:sz w:val="24"/>
-          <w:szCs w:val="24"/>
-        </w:rPr>
-        <w:t>For the disturbance type, use “</w:t>
-      </w:r>
-      <w:r>
-        <w:rPr>
-          <w:rFonts w:ascii="Times New Roman" w:hAnsi="Times New Roman" w:cs="Times New Roman"/>
-          <w:sz w:val="24"/>
-          <w:szCs w:val="24"/>
-        </w:rPr>
-        <w:t>Insect and disease</w:t>
-      </w:r>
-      <w:r>
-        <w:rPr>
-          <w:rFonts w:ascii="Times New Roman" w:hAnsi="Times New Roman" w:cs="Times New Roman"/>
-          <w:sz w:val="24"/>
-          <w:szCs w:val="24"/>
-        </w:rPr>
-        <w:t>”</w:t>
+        <w:spacing w:before="0" w:after="0" w:line="240" w:lineRule="auto"/>
+        <w:rPr>
+          <w:rFonts w:ascii="Times New Roman" w:hAnsi="Times New Roman" w:cs="Times New Roman"/>
+          <w:sz w:val="22"/>
+          <w:szCs w:val="22"/>
+        </w:rPr>
+      </w:pPr>
+      <w:r>
+        <w:rPr>
+          <w:rFonts w:ascii="Times New Roman" w:hAnsi="Times New Roman" w:cs="Times New Roman"/>
+          <w:sz w:val="22"/>
+          <w:szCs w:val="22"/>
+        </w:rPr>
+        <w:t>For the Reset age column, select Yes</w:t>
+      </w:r>
+      <w:r>
+        <w:rPr>
+          <w:rFonts w:ascii="Times New Roman" w:hAnsi="Times New Roman" w:cs="Times New Roman"/>
+          <w:sz w:val="22"/>
+          <w:szCs w:val="22"/>
+        </w:rPr>
+        <w:t>.</w:t>
       </w:r>
     </w:p>
     <w:p>
@@ -826,20 +644,405 @@
           <w:ilvl w:val="0"/>
           <w:numId w:val="3"/>
         </w:numPr>
-        <w:spacing w:after="0" w:line="240" w:lineRule="auto"/>
-        <w:rPr>
-          <w:rFonts w:ascii="Times New Roman" w:hAnsi="Times New Roman" w:cs="Times New Roman"/>
-          <w:sz w:val="24"/>
-          <w:szCs w:val="24"/>
-        </w:rPr>
-      </w:pPr>
-      <w:r>
-        <w:rPr>
-          <w:rFonts w:ascii="Times New Roman" w:hAnsi="Times New Roman" w:cs="Times New Roman"/>
-          <w:sz w:val="24"/>
-          <w:szCs w:val="24"/>
-        </w:rPr>
-        <w:t>For the Reset age column, select Yes</w:t>
+        <w:spacing w:before="0" w:after="0" w:line="240" w:lineRule="auto"/>
+        <w:rPr>
+          <w:rFonts w:ascii="Times New Roman" w:hAnsi="Times New Roman" w:cs="Times New Roman"/>
+          <w:sz w:val="22"/>
+          <w:szCs w:val="22"/>
+        </w:rPr>
+      </w:pPr>
+      <w:r>
+        <w:rPr>
+          <w:rFonts w:ascii="Times New Roman" w:hAnsi="Times New Roman" w:cs="Times New Roman"/>
+          <w:sz w:val="22"/>
+          <w:szCs w:val="22"/>
+        </w:rPr>
+        <w:t xml:space="preserve">Assignment # 4: copy and paste the bar graph for the fungal disease disturbance to your word document and caption it </w:t>
+      </w:r>
+      <w:r>
+        <w:rPr>
+          <w:rFonts w:ascii="Times New Roman" w:hAnsi="Times New Roman" w:cs="Times New Roman"/>
+          <w:b/>
+          <w:bCs/>
+          <w:sz w:val="22"/>
+          <w:szCs w:val="22"/>
+        </w:rPr>
+        <w:t>Figure 4. Fungal disease</w:t>
+      </w:r>
+      <w:r>
+        <w:rPr>
+          <w:rFonts w:ascii="Times New Roman" w:hAnsi="Times New Roman" w:cs="Times New Roman"/>
+          <w:sz w:val="22"/>
+          <w:szCs w:val="22"/>
+        </w:rPr>
+        <w:t xml:space="preserve"> (2 pts)</w:t>
+      </w:r>
+      <w:r>
+        <w:rPr>
+          <w:rFonts w:ascii="Times New Roman" w:hAnsi="Times New Roman" w:cs="Times New Roman"/>
+          <w:sz w:val="22"/>
+          <w:szCs w:val="22"/>
+        </w:rPr>
+        <w:t>.</w:t>
+      </w:r>
+    </w:p>
+    <w:p>
+      <w:pPr>
+        <w:pStyle w:val="ListParagraph"/>
+        <w:spacing w:before="0" w:after="0" w:line="240" w:lineRule="auto"/>
+        <w:rPr>
+          <w:rFonts w:ascii="Times New Roman" w:hAnsi="Times New Roman" w:cs="Times New Roman"/>
+          <w:b/>
+          <w:bCs/>
+          <w:sz w:val="22"/>
+          <w:szCs w:val="22"/>
+        </w:rPr>
+      </w:pPr>
+    </w:p>
+    <w:p>
+      <w:pPr>
+        <w:spacing w:before="0" w:after="0" w:line="240" w:lineRule="auto"/>
+        <w:rPr>
+          <w:rFonts w:ascii="Times New Roman" w:hAnsi="Times New Roman" w:cs="Times New Roman"/>
+          <w:sz w:val="22"/>
+          <w:szCs w:val="22"/>
+        </w:rPr>
+      </w:pPr>
+      <w:r>
+        <w:rPr>
+          <w:rFonts w:ascii="Times New Roman" w:hAnsi="Times New Roman" w:cs="Times New Roman"/>
+          <w:b/>
+          <w:bCs/>
+          <w:sz w:val="22"/>
+          <w:szCs w:val="22"/>
+        </w:rPr>
+        <w:t>Examples of q</w:t>
+      </w:r>
+      <w:r>
+        <w:rPr>
+          <w:rFonts w:ascii="Times New Roman" w:hAnsi="Times New Roman" w:cs="Times New Roman"/>
+          <w:b/>
+          <w:bCs/>
+          <w:sz w:val="22"/>
+          <w:szCs w:val="22"/>
+        </w:rPr>
+        <w:t>uestions</w:t>
+      </w:r>
+      <w:r>
+        <w:rPr>
+          <w:rFonts w:ascii="Times New Roman" w:hAnsi="Times New Roman" w:cs="Times New Roman"/>
+          <w:b/>
+          <w:bCs/>
+          <w:sz w:val="22"/>
+          <w:szCs w:val="22"/>
+        </w:rPr>
+        <w:t xml:space="preserve"> for students</w:t>
+      </w:r>
+      <w:r>
+        <w:rPr>
+          <w:rFonts w:ascii="Times New Roman" w:hAnsi="Times New Roman" w:cs="Times New Roman"/>
+          <w:b/>
+          <w:bCs/>
+          <w:sz w:val="22"/>
+          <w:szCs w:val="22"/>
+        </w:rPr>
+        <w:t xml:space="preserve"> to respond</w:t>
+      </w:r>
+      <w:r>
+        <w:rPr>
+          <w:rFonts w:ascii="Times New Roman" w:hAnsi="Times New Roman" w:cs="Times New Roman"/>
+          <w:b/>
+          <w:bCs/>
+          <w:sz w:val="22"/>
+          <w:szCs w:val="22"/>
+        </w:rPr>
+        <w:t xml:space="preserve"> to</w:t>
+      </w:r>
+      <w:r>
+        <w:rPr>
+          <w:rFonts w:ascii="Times New Roman" w:hAnsi="Times New Roman" w:cs="Times New Roman"/>
+          <w:b/>
+          <w:bCs/>
+          <w:sz w:val="22"/>
+          <w:szCs w:val="22"/>
+        </w:rPr>
+        <w:t>.</w:t>
+      </w:r>
+    </w:p>
+    <w:p>
+      <w:pPr>
+        <w:pStyle w:val="ListParagraph"/>
+        <w:numPr>
+          <w:ilvl w:val="0"/>
+          <w:numId w:val="28"/>
+        </w:numPr>
+        <w:spacing w:before="0" w:after="0" w:line="240" w:lineRule="auto"/>
+        <w:rPr>
+          <w:rFonts w:ascii="Times New Roman" w:hAnsi="Times New Roman" w:cs="Times New Roman"/>
+          <w:sz w:val="22"/>
+          <w:szCs w:val="22"/>
+        </w:rPr>
+      </w:pPr>
+      <w:r>
+        <w:rPr>
+          <w:rFonts w:ascii="Times New Roman" w:hAnsi="Times New Roman" w:cs="Times New Roman"/>
+          <w:sz w:val="22"/>
+          <w:szCs w:val="22"/>
+        </w:rPr>
+        <w:t>Your disturbance was intended to move the ecosystem from late 2 CLS to Early 1 All. Besides Early 1 All</w:t>
+      </w:r>
+      <w:r>
+        <w:rPr>
+          <w:rFonts w:ascii="Times New Roman" w:hAnsi="Times New Roman" w:cs="Times New Roman"/>
+          <w:sz w:val="22"/>
+          <w:szCs w:val="22"/>
+        </w:rPr>
+        <w:t>.</w:t>
+      </w:r>
+      <w:r>
+        <w:rPr>
+          <w:rFonts w:ascii="Times New Roman" w:hAnsi="Times New Roman" w:cs="Times New Roman"/>
+          <w:sz w:val="22"/>
+          <w:szCs w:val="22"/>
+        </w:rPr>
+        <w:t xml:space="preserve"> which two other successional stages showed an increase in proportion</w:t>
+      </w:r>
+      <w:r>
+        <w:rPr>
+          <w:rFonts w:ascii="Times New Roman" w:hAnsi="Times New Roman" w:cs="Times New Roman"/>
+          <w:sz w:val="22"/>
+          <w:szCs w:val="22"/>
+        </w:rPr>
+        <w:t>?</w:t>
+      </w:r>
+      <w:r>
+        <w:rPr>
+          <w:rFonts w:ascii="Times New Roman" w:hAnsi="Times New Roman" w:cs="Times New Roman"/>
+          <w:sz w:val="22"/>
+          <w:szCs w:val="22"/>
+        </w:rPr>
+        <w:t xml:space="preserve"> (2 pts)</w:t>
+      </w:r>
+      <w:r>
+        <w:rPr>
+          <w:rFonts w:ascii="Times New Roman" w:hAnsi="Times New Roman" w:cs="Times New Roman"/>
+          <w:sz w:val="22"/>
+          <w:szCs w:val="22"/>
+        </w:rPr>
+        <w:t>.</w:t>
+      </w:r>
+      <w:r>
+        <w:rPr>
+          <w:rFonts w:ascii="Times New Roman" w:hAnsi="Times New Roman" w:cs="Times New Roman"/>
+          <w:sz w:val="22"/>
+          <w:szCs w:val="22"/>
+        </w:rPr>
+        <w:t xml:space="preserve"> </w:t>
+      </w:r>
+    </w:p>
+    <w:p>
+      <w:pPr>
+        <w:pStyle w:val="ListParagraph"/>
+        <w:numPr>
+          <w:ilvl w:val="0"/>
+          <w:numId w:val="28"/>
+        </w:numPr>
+        <w:spacing w:before="0" w:after="0" w:line="240" w:lineRule="auto"/>
+        <w:rPr>
+          <w:rFonts w:ascii="Times New Roman" w:hAnsi="Times New Roman" w:cs="Times New Roman"/>
+          <w:sz w:val="22"/>
+          <w:szCs w:val="22"/>
+        </w:rPr>
+      </w:pPr>
+      <w:r>
+        <w:rPr>
+          <w:rFonts w:ascii="Times New Roman" w:hAnsi="Times New Roman" w:cs="Times New Roman"/>
+          <w:sz w:val="22"/>
+          <w:szCs w:val="22"/>
+        </w:rPr>
+        <w:t>Looking at your response for question 1, as well as thinking about what this disturbance is doing to the successional stage that you applied it to (late 2 CLS), why do you think the two stages in question 2 above increased in proportion</w:t>
+      </w:r>
+      <w:r>
+        <w:rPr>
+          <w:rFonts w:ascii="Times New Roman" w:hAnsi="Times New Roman" w:cs="Times New Roman"/>
+          <w:sz w:val="22"/>
+          <w:szCs w:val="22"/>
+        </w:rPr>
+        <w:t>?</w:t>
+      </w:r>
+      <w:r>
+        <w:rPr>
+          <w:rFonts w:ascii="Times New Roman" w:hAnsi="Times New Roman" w:cs="Times New Roman"/>
+          <w:sz w:val="22"/>
+          <w:szCs w:val="22"/>
+        </w:rPr>
+        <w:t xml:space="preserve"> (2 pts)</w:t>
+      </w:r>
+      <w:r>
+        <w:rPr>
+          <w:rFonts w:ascii="Times New Roman" w:hAnsi="Times New Roman" w:cs="Times New Roman"/>
+          <w:sz w:val="22"/>
+          <w:szCs w:val="22"/>
+        </w:rPr>
+        <w:t>.</w:t>
+      </w:r>
+    </w:p>
+    <w:p>
+      <w:pPr>
+        <w:pStyle w:val="ListParagraph"/>
+        <w:numPr>
+          <w:ilvl w:val="0"/>
+          <w:numId w:val="28"/>
+        </w:numPr>
+        <w:spacing w:before="0" w:after="0" w:line="240" w:lineRule="auto"/>
+        <w:rPr>
+          <w:rFonts w:ascii="Times New Roman" w:hAnsi="Times New Roman" w:cs="Times New Roman"/>
+          <w:sz w:val="22"/>
+          <w:szCs w:val="22"/>
+        </w:rPr>
+      </w:pPr>
+      <w:r>
+        <w:rPr>
+          <w:rFonts w:ascii="Times New Roman" w:hAnsi="Times New Roman" w:cs="Times New Roman"/>
+          <w:sz w:val="22"/>
+          <w:szCs w:val="22"/>
+        </w:rPr>
+        <w:t xml:space="preserve">If you were a manager of this ecosystem, would you say that this disease impacted your ecosystem in a </w:t>
+      </w:r>
+      <w:r>
+        <w:rPr>
+          <w:rFonts w:ascii="Times New Roman" w:hAnsi="Times New Roman" w:cs="Times New Roman"/>
+          <w:sz w:val="22"/>
+          <w:szCs w:val="22"/>
+        </w:rPr>
+        <w:t>meaningful</w:t>
+      </w:r>
+      <w:r>
+        <w:rPr>
+          <w:rFonts w:ascii="Times New Roman" w:hAnsi="Times New Roman" w:cs="Times New Roman"/>
+          <w:sz w:val="22"/>
+          <w:szCs w:val="22"/>
+        </w:rPr>
+        <w:t xml:space="preserve"> way or was the impact </w:t>
+      </w:r>
+      <w:r>
+        <w:rPr>
+          <w:rFonts w:ascii="Times New Roman" w:hAnsi="Times New Roman" w:cs="Times New Roman"/>
+          <w:sz w:val="22"/>
+          <w:szCs w:val="22"/>
+        </w:rPr>
+        <w:t xml:space="preserve">pretty </w:t>
+      </w:r>
+      <w:r>
+        <w:rPr>
+          <w:rFonts w:ascii="Times New Roman" w:hAnsi="Times New Roman" w:cs="Times New Roman"/>
+          <w:sz w:val="22"/>
+          <w:szCs w:val="22"/>
+        </w:rPr>
+        <w:t>mild? Explain your reasoning (2 pts)</w:t>
+      </w:r>
+      <w:r>
+        <w:rPr>
+          <w:rFonts w:ascii="Times New Roman" w:hAnsi="Times New Roman" w:cs="Times New Roman"/>
+          <w:sz w:val="22"/>
+          <w:szCs w:val="22"/>
+        </w:rPr>
+        <w:t>.</w:t>
+      </w:r>
+    </w:p>
+    <w:p>
+      <w:pPr>
+        <w:pStyle w:val="ListParagraph"/>
+        <w:spacing w:before="0" w:after="0" w:line="240" w:lineRule="auto"/>
+        <w:rPr>
+          <w:rFonts w:ascii="Times New Roman" w:hAnsi="Times New Roman" w:cs="Times New Roman"/>
+          <w:sz w:val="22"/>
+          <w:szCs w:val="22"/>
+        </w:rPr>
+      </w:pPr>
+    </w:p>
+    <w:p>
+      <w:pPr>
+        <w:pStyle w:val="ListParagraph"/>
+        <w:spacing w:before="0" w:after="0" w:line="240" w:lineRule="auto"/>
+        <w:rPr>
+          <w:rFonts w:ascii="Times New Roman" w:hAnsi="Times New Roman" w:cs="Times New Roman"/>
+          <w:sz w:val="22"/>
+          <w:szCs w:val="22"/>
+        </w:rPr>
+      </w:pPr>
+    </w:p>
+    <w:p>
+      <w:pPr>
+        <w:pStyle w:val="Heading2"/>
+        <w:spacing w:before="0"/>
+        <w:rPr>
+          <w:rFonts w:ascii="Times New Roman" w:hAnsi="Times New Roman" w:cs="Times New Roman"/>
+          <w:b/>
+          <w:bCs/>
+          <w:sz w:val="22"/>
+          <w:szCs w:val="22"/>
+        </w:rPr>
+      </w:pPr>
+      <w:r>
+        <w:rPr>
+          <w:rFonts w:ascii="Times New Roman" w:hAnsi="Times New Roman" w:cs="Times New Roman"/>
+          <w:b/>
+          <w:bCs/>
+          <w:sz w:val="22"/>
+          <w:szCs w:val="22"/>
+        </w:rPr>
+        <w:t xml:space="preserve">Disturbance </w:t>
+      </w:r>
+      <w:r>
+        <w:rPr>
+          <w:rFonts w:ascii="Times New Roman" w:hAnsi="Times New Roman" w:cs="Times New Roman"/>
+          <w:b/>
+          <w:bCs/>
+          <w:sz w:val="22"/>
+          <w:szCs w:val="22"/>
+        </w:rPr>
+        <w:t>#</w:t>
+      </w:r>
+      <w:r>
+        <w:rPr>
+          <w:rFonts w:ascii="Times New Roman" w:hAnsi="Times New Roman" w:cs="Times New Roman"/>
+          <w:b/>
+          <w:bCs/>
+          <w:sz w:val="22"/>
+          <w:szCs w:val="22"/>
+        </w:rPr>
+        <w:t xml:space="preserve">2: </w:t>
+      </w:r>
+      <w:r>
+        <w:rPr>
+          <w:rFonts w:ascii="Times New Roman" w:hAnsi="Times New Roman" w:cs="Times New Roman"/>
+          <w:b/>
+          <w:bCs/>
+          <w:sz w:val="22"/>
+          <w:szCs w:val="22"/>
+        </w:rPr>
+        <w:t>An insect invasion that kills several trees every 10 y</w:t>
+      </w:r>
+      <w:r>
+        <w:rPr>
+          <w:rFonts w:ascii="Times New Roman" w:hAnsi="Times New Roman" w:cs="Times New Roman"/>
+          <w:b/>
+          <w:bCs/>
+          <w:sz w:val="22"/>
+          <w:szCs w:val="22"/>
+        </w:rPr>
+        <w:t>ea</w:t>
+      </w:r>
+      <w:r>
+        <w:rPr>
+          <w:rFonts w:ascii="Times New Roman" w:hAnsi="Times New Roman" w:cs="Times New Roman"/>
+          <w:b/>
+          <w:bCs/>
+          <w:sz w:val="22"/>
+          <w:szCs w:val="22"/>
+        </w:rPr>
+        <w:t>rs</w:t>
       </w:r>
     </w:p>
     <w:p>
@@ -849,84 +1052,20 @@
           <w:ilvl w:val="0"/>
           <w:numId w:val="3"/>
         </w:numPr>
-        <w:spacing w:after="0" w:line="240" w:lineRule="auto"/>
-        <w:rPr>
-          <w:rFonts w:ascii="Times New Roman" w:hAnsi="Times New Roman" w:cs="Times New Roman"/>
-          <w:sz w:val="24"/>
-          <w:szCs w:val="24"/>
-        </w:rPr>
-      </w:pPr>
-      <w:r>
-        <w:rPr>
-          <w:rFonts w:ascii="Times New Roman" w:hAnsi="Times New Roman" w:cs="Times New Roman"/>
-          <w:sz w:val="24"/>
-          <w:szCs w:val="24"/>
-        </w:rPr>
-        <w:t>The graph you produce should then have 2 bars for each succession class: one for the original</w:t>
-      </w:r>
-      <w:r>
-        <w:rPr>
-          <w:rFonts w:ascii="Times New Roman" w:hAnsi="Times New Roman" w:cs="Times New Roman"/>
-          <w:sz w:val="24"/>
-          <w:szCs w:val="24"/>
-        </w:rPr>
-        <w:t xml:space="preserve"> (blue)</w:t>
-      </w:r>
-      <w:r>
-        <w:rPr>
-          <w:rFonts w:ascii="Times New Roman" w:hAnsi="Times New Roman" w:cs="Times New Roman"/>
-          <w:sz w:val="24"/>
-          <w:szCs w:val="24"/>
-        </w:rPr>
-        <w:t xml:space="preserve">, one for the </w:t>
-      </w:r>
-      <w:r>
-        <w:rPr>
-          <w:rFonts w:ascii="Times New Roman" w:hAnsi="Times New Roman" w:cs="Times New Roman"/>
-          <w:sz w:val="24"/>
-          <w:szCs w:val="24"/>
-        </w:rPr>
-        <w:t>imp</w:t>
-      </w:r>
-      <w:r>
-        <w:rPr>
-          <w:rFonts w:ascii="Times New Roman" w:hAnsi="Times New Roman" w:cs="Times New Roman"/>
-          <w:sz w:val="24"/>
-          <w:szCs w:val="24"/>
-        </w:rPr>
-        <w:t xml:space="preserve">act of the fungal </w:t>
-      </w:r>
-      <w:r>
-        <w:rPr>
-          <w:rFonts w:ascii="Times New Roman" w:hAnsi="Times New Roman" w:cs="Times New Roman"/>
-          <w:sz w:val="24"/>
-          <w:szCs w:val="24"/>
-        </w:rPr>
-        <w:t>disease</w:t>
-      </w:r>
-      <w:r>
-        <w:rPr>
-          <w:rFonts w:ascii="Times New Roman" w:hAnsi="Times New Roman" w:cs="Times New Roman"/>
-          <w:sz w:val="24"/>
-          <w:szCs w:val="24"/>
-        </w:rPr>
-        <w:t xml:space="preserve"> (</w:t>
-      </w:r>
-      <w:r>
-        <w:rPr>
-          <w:rFonts w:ascii="Times New Roman" w:hAnsi="Times New Roman" w:cs="Times New Roman"/>
-          <w:sz w:val="24"/>
-          <w:szCs w:val="24"/>
-        </w:rPr>
-        <w:t>red</w:t>
-      </w:r>
-      <w:r>
-        <w:rPr>
-          <w:rFonts w:ascii="Times New Roman" w:hAnsi="Times New Roman" w:cs="Times New Roman"/>
-          <w:sz w:val="24"/>
-          <w:szCs w:val="24"/>
-        </w:rPr>
-        <w:t>)</w:t>
+        <w:spacing w:before="0" w:after="0" w:line="240" w:lineRule="auto"/>
+        <w:rPr>
+          <w:rFonts w:ascii="Times New Roman" w:hAnsi="Times New Roman" w:cs="Times New Roman"/>
+          <w:sz w:val="22"/>
+          <w:szCs w:val="22"/>
+        </w:rPr>
+      </w:pPr>
+      <w:r>
+        <w:rPr>
+          <w:rFonts w:ascii="Times New Roman" w:hAnsi="Times New Roman" w:cs="Times New Roman"/>
+          <w:sz w:val="22"/>
+          <w:szCs w:val="22"/>
+        </w:rPr>
+        <w:t>The disturbance is an insect invasion.</w:t>
       </w:r>
     </w:p>
     <w:p>
@@ -936,381 +1075,20 @@
           <w:ilvl w:val="0"/>
           <w:numId w:val="3"/>
         </w:numPr>
-        <w:spacing w:after="0" w:line="240" w:lineRule="auto"/>
-        <w:rPr>
-          <w:rFonts w:ascii="Times New Roman" w:hAnsi="Times New Roman" w:cs="Times New Roman"/>
-          <w:sz w:val="24"/>
-          <w:szCs w:val="24"/>
-        </w:rPr>
-      </w:pPr>
-      <w:r>
-        <w:rPr>
-          <w:rFonts w:ascii="Times New Roman" w:hAnsi="Times New Roman" w:cs="Times New Roman"/>
-          <w:b/>
-          <w:bCs/>
-          <w:sz w:val="24"/>
-          <w:szCs w:val="24"/>
-        </w:rPr>
-        <w:t>Assignment # 4:</w:t>
-      </w:r>
-      <w:r>
-        <w:rPr>
-          <w:rFonts w:ascii="Times New Roman" w:hAnsi="Times New Roman" w:cs="Times New Roman"/>
-          <w:sz w:val="24"/>
-          <w:szCs w:val="24"/>
-        </w:rPr>
-        <w:t xml:space="preserve"> copy </w:t>
-      </w:r>
-      <w:r>
-        <w:rPr>
-          <w:rFonts w:ascii="Times New Roman" w:hAnsi="Times New Roman" w:cs="Times New Roman"/>
-          <w:sz w:val="24"/>
-          <w:szCs w:val="24"/>
-        </w:rPr>
-        <w:t xml:space="preserve">and </w:t>
-      </w:r>
-      <w:r>
-        <w:rPr>
-          <w:rFonts w:ascii="Times New Roman" w:hAnsi="Times New Roman" w:cs="Times New Roman"/>
-          <w:sz w:val="24"/>
-          <w:szCs w:val="24"/>
-        </w:rPr>
-        <w:t xml:space="preserve">paste the bar graph for the </w:t>
-      </w:r>
-      <w:r>
-        <w:rPr>
-          <w:rFonts w:ascii="Times New Roman" w:hAnsi="Times New Roman" w:cs="Times New Roman"/>
-          <w:sz w:val="24"/>
-          <w:szCs w:val="24"/>
-        </w:rPr>
-        <w:t xml:space="preserve">fungal </w:t>
-      </w:r>
-      <w:r>
-        <w:rPr>
-          <w:rFonts w:ascii="Times New Roman" w:hAnsi="Times New Roman" w:cs="Times New Roman"/>
-          <w:sz w:val="24"/>
-          <w:szCs w:val="24"/>
-        </w:rPr>
-        <w:t>disease</w:t>
-      </w:r>
-      <w:r>
-        <w:rPr>
-          <w:rFonts w:ascii="Times New Roman" w:hAnsi="Times New Roman" w:cs="Times New Roman"/>
-          <w:sz w:val="24"/>
-          <w:szCs w:val="24"/>
-        </w:rPr>
-        <w:t xml:space="preserve"> disturbance to your word document and caption it </w:t>
-      </w:r>
-      <w:bookmarkStart w:id="1" w:name="_Hlk120271201"/>
-      <w:r>
-        <w:rPr>
-          <w:rFonts w:ascii="Times New Roman" w:hAnsi="Times New Roman" w:cs="Times New Roman"/>
-          <w:sz w:val="24"/>
-          <w:szCs w:val="24"/>
-        </w:rPr>
-        <w:t xml:space="preserve">Figure 4. </w:t>
-      </w:r>
-      <w:r>
-        <w:rPr>
-          <w:rFonts w:ascii="Times New Roman" w:hAnsi="Times New Roman" w:cs="Times New Roman"/>
-          <w:sz w:val="24"/>
-          <w:szCs w:val="24"/>
-        </w:rPr>
-        <w:t>Fungal</w:t>
-      </w:r>
-      <w:r>
-        <w:rPr>
-          <w:rFonts w:ascii="Times New Roman" w:hAnsi="Times New Roman" w:cs="Times New Roman"/>
-          <w:sz w:val="24"/>
-          <w:szCs w:val="24"/>
-        </w:rPr>
-        <w:t xml:space="preserve"> disease</w:t>
-      </w:r>
-      <w:bookmarkEnd w:id="1"/>
-      <w:r>
-        <w:rPr>
-          <w:rFonts w:ascii="Times New Roman" w:hAnsi="Times New Roman" w:cs="Times New Roman"/>
-          <w:sz w:val="24"/>
-          <w:szCs w:val="24"/>
-        </w:rPr>
-        <w:t xml:space="preserve"> (2 pts)</w:t>
-      </w:r>
-    </w:p>
-    <w:p>
-      <w:pPr>
-        <w:pStyle w:val="ListParagraph"/>
-        <w:spacing w:after="0" w:line="240" w:lineRule="auto"/>
-        <w:rPr>
-          <w:rFonts w:ascii="Times New Roman" w:hAnsi="Times New Roman" w:cs="Times New Roman"/>
-          <w:b/>
-          <w:bCs/>
-          <w:sz w:val="24"/>
-          <w:szCs w:val="24"/>
-        </w:rPr>
-      </w:pPr>
-    </w:p>
-    <w:p>
-      <w:pPr>
-        <w:pStyle w:val="ListParagraph"/>
-        <w:spacing w:after="0" w:line="240" w:lineRule="auto"/>
-        <w:rPr>
-          <w:rFonts w:ascii="Times New Roman" w:hAnsi="Times New Roman" w:cs="Times New Roman"/>
-          <w:b/>
-          <w:bCs/>
-          <w:sz w:val="24"/>
-          <w:szCs w:val="24"/>
-        </w:rPr>
-      </w:pPr>
-    </w:p>
-    <w:p>
-      <w:pPr>
-        <w:pStyle w:val="ListParagraph"/>
-        <w:spacing w:after="0" w:line="240" w:lineRule="auto"/>
-        <w:rPr>
-          <w:rFonts w:ascii="Times New Roman" w:hAnsi="Times New Roman" w:cs="Times New Roman"/>
-          <w:b/>
-          <w:bCs/>
-          <w:sz w:val="24"/>
-          <w:szCs w:val="24"/>
-        </w:rPr>
-      </w:pPr>
-    </w:p>
-    <w:p>
-      <w:pPr>
-        <w:pStyle w:val="ListParagraph"/>
-        <w:spacing w:after="0" w:line="240" w:lineRule="auto"/>
-        <w:rPr>
-          <w:rFonts w:ascii="Times New Roman" w:hAnsi="Times New Roman" w:cs="Times New Roman"/>
-          <w:sz w:val="24"/>
-          <w:szCs w:val="24"/>
-        </w:rPr>
-      </w:pPr>
-      <w:r>
-        <w:rPr>
-          <w:rFonts w:ascii="Times New Roman" w:hAnsi="Times New Roman" w:cs="Times New Roman"/>
-          <w:b/>
-          <w:bCs/>
-          <w:sz w:val="24"/>
-          <w:szCs w:val="24"/>
-        </w:rPr>
-        <w:lastRenderedPageBreak/>
-        <w:t>Examples of q</w:t>
-      </w:r>
-      <w:r>
-        <w:rPr>
-          <w:rFonts w:ascii="Times New Roman" w:hAnsi="Times New Roman" w:cs="Times New Roman"/>
-          <w:b/>
-          <w:bCs/>
-          <w:sz w:val="24"/>
-          <w:szCs w:val="24"/>
-        </w:rPr>
-        <w:t>uestions</w:t>
-      </w:r>
-      <w:r>
-        <w:rPr>
-          <w:rFonts w:ascii="Times New Roman" w:hAnsi="Times New Roman" w:cs="Times New Roman"/>
-          <w:b/>
-          <w:bCs/>
-          <w:sz w:val="24"/>
-          <w:szCs w:val="24"/>
-        </w:rPr>
-        <w:t xml:space="preserve"> for students</w:t>
-      </w:r>
-      <w:r>
-        <w:rPr>
-          <w:rFonts w:ascii="Times New Roman" w:hAnsi="Times New Roman" w:cs="Times New Roman"/>
-          <w:b/>
-          <w:bCs/>
-          <w:sz w:val="24"/>
-          <w:szCs w:val="24"/>
-        </w:rPr>
-        <w:t xml:space="preserve"> to respond</w:t>
-      </w:r>
-      <w:r>
-        <w:rPr>
-          <w:rFonts w:ascii="Times New Roman" w:hAnsi="Times New Roman" w:cs="Times New Roman"/>
-          <w:b/>
-          <w:bCs/>
-          <w:sz w:val="24"/>
-          <w:szCs w:val="24"/>
-        </w:rPr>
-        <w:t xml:space="preserve"> to</w:t>
-      </w:r>
-    </w:p>
-    <w:p>
-      <w:pPr>
-        <w:pStyle w:val="ListParagraph"/>
-        <w:numPr>
-          <w:ilvl w:val="1"/>
-          <w:numId w:val="23"/>
-        </w:numPr>
-        <w:spacing w:after="0" w:line="240" w:lineRule="auto"/>
-        <w:rPr>
-          <w:rFonts w:ascii="Times New Roman" w:hAnsi="Times New Roman" w:cs="Times New Roman"/>
-          <w:sz w:val="24"/>
-          <w:szCs w:val="24"/>
-        </w:rPr>
-      </w:pPr>
-      <w:r>
-        <w:rPr>
-          <w:rFonts w:ascii="Times New Roman" w:hAnsi="Times New Roman" w:cs="Times New Roman"/>
-          <w:sz w:val="24"/>
-          <w:szCs w:val="24"/>
-        </w:rPr>
-        <w:t xml:space="preserve">Your disturbance was intended to move the ecosystem from late 2 CLS to Early 1 All. Besides Early 1 All, which two other successional stages showed an increase in proportion (2 pts) </w:t>
-      </w:r>
-    </w:p>
-    <w:p>
-      <w:pPr>
-        <w:pStyle w:val="ListParagraph"/>
-        <w:numPr>
-          <w:ilvl w:val="1"/>
-          <w:numId w:val="23"/>
-        </w:numPr>
-        <w:spacing w:after="0" w:line="240" w:lineRule="auto"/>
-        <w:rPr>
-          <w:rFonts w:ascii="Times New Roman" w:hAnsi="Times New Roman" w:cs="Times New Roman"/>
-          <w:sz w:val="24"/>
-          <w:szCs w:val="24"/>
-        </w:rPr>
-      </w:pPr>
-      <w:r>
-        <w:rPr>
-          <w:rFonts w:ascii="Times New Roman" w:hAnsi="Times New Roman" w:cs="Times New Roman"/>
-          <w:sz w:val="24"/>
-          <w:szCs w:val="24"/>
-        </w:rPr>
-        <w:t>Looking at your response for question 1, as well as thinking about what this disturbance is doing to the successional stage that you applied it to (late 2 CLS), why do you think the two stages in question 2 above increased in proportion (2 pts)</w:t>
-      </w:r>
-    </w:p>
-    <w:p>
-      <w:pPr>
-        <w:pStyle w:val="ListParagraph"/>
-        <w:numPr>
-          <w:ilvl w:val="1"/>
-          <w:numId w:val="23"/>
-        </w:numPr>
-        <w:spacing w:after="0" w:line="240" w:lineRule="auto"/>
-        <w:rPr>
-          <w:rFonts w:ascii="Times New Roman" w:hAnsi="Times New Roman" w:cs="Times New Roman"/>
-          <w:sz w:val="24"/>
-          <w:szCs w:val="24"/>
-        </w:rPr>
-      </w:pPr>
-      <w:r>
-        <w:rPr>
-          <w:rFonts w:ascii="Times New Roman" w:hAnsi="Times New Roman" w:cs="Times New Roman"/>
-          <w:sz w:val="24"/>
-          <w:szCs w:val="24"/>
-        </w:rPr>
-        <w:t xml:space="preserve">If you were a manager of this ecosystem that is now been impacted by this fungal disease and you are now able to see the result of this impact (in your graph), would you say that this disease impacted your ecosystem </w:t>
-      </w:r>
-      <w:r>
-        <w:rPr>
-          <w:rFonts w:ascii="Times New Roman" w:hAnsi="Times New Roman" w:cs="Times New Roman"/>
-          <w:sz w:val="24"/>
-          <w:szCs w:val="24"/>
-          <w:u w:val="single"/>
-        </w:rPr>
-        <w:t>in a significant negative way</w:t>
-      </w:r>
-      <w:r>
-        <w:rPr>
-          <w:rFonts w:ascii="Times New Roman" w:hAnsi="Times New Roman" w:cs="Times New Roman"/>
-          <w:sz w:val="24"/>
-          <w:szCs w:val="24"/>
-        </w:rPr>
-        <w:t xml:space="preserve"> or was the impact </w:t>
-      </w:r>
-      <w:r>
-        <w:rPr>
-          <w:rFonts w:ascii="Times New Roman" w:hAnsi="Times New Roman" w:cs="Times New Roman"/>
-          <w:sz w:val="24"/>
-          <w:szCs w:val="24"/>
-        </w:rPr>
-        <w:t>mild</w:t>
-      </w:r>
-      <w:r>
-        <w:rPr>
-          <w:rFonts w:ascii="Times New Roman" w:hAnsi="Times New Roman" w:cs="Times New Roman"/>
-          <w:sz w:val="24"/>
-          <w:szCs w:val="24"/>
-        </w:rPr>
-        <w:t>? Explain your reasoning (2 pts)</w:t>
-      </w:r>
-    </w:p>
-    <w:p>
-      <w:pPr>
-        <w:pStyle w:val="ListParagraph"/>
-        <w:spacing w:after="0" w:line="240" w:lineRule="auto"/>
-        <w:rPr>
-          <w:rFonts w:cstheme="minorHAnsi"/>
-          <w:sz w:val="24"/>
-          <w:szCs w:val="24"/>
-        </w:rPr>
-      </w:pPr>
-    </w:p>
-    <w:p>
-      <w:pPr>
-        <w:pStyle w:val="ListParagraph"/>
-        <w:spacing w:after="0" w:line="240" w:lineRule="auto"/>
-        <w:rPr>
-          <w:rFonts w:cstheme="minorHAnsi"/>
-          <w:sz w:val="24"/>
-          <w:szCs w:val="24"/>
-        </w:rPr>
-      </w:pPr>
-    </w:p>
-    <w:p>
-      <w:pPr>
-        <w:pStyle w:val="Heading2"/>
-        <w:rPr>
-          <w:rFonts w:ascii="Times New Roman" w:hAnsi="Times New Roman" w:cs="Times New Roman"/>
-          <w:b/>
-          <w:bCs/>
-          <w:sz w:val="24"/>
-          <w:szCs w:val="24"/>
-        </w:rPr>
-      </w:pPr>
-      <w:r>
-        <w:rPr>
-          <w:rFonts w:ascii="Times New Roman" w:hAnsi="Times New Roman" w:cs="Times New Roman"/>
-          <w:b/>
-          <w:bCs/>
-          <w:sz w:val="24"/>
-          <w:szCs w:val="24"/>
-        </w:rPr>
-        <w:t xml:space="preserve">Disturbance 2: </w:t>
-      </w:r>
-      <w:r>
-        <w:rPr>
-          <w:rFonts w:ascii="Times New Roman" w:hAnsi="Times New Roman" w:cs="Times New Roman"/>
-          <w:b/>
-          <w:bCs/>
-          <w:sz w:val="24"/>
-          <w:szCs w:val="24"/>
-        </w:rPr>
-        <w:t>An insect invasion that kills several trees every 10 y</w:t>
-      </w:r>
-      <w:r>
-        <w:rPr>
-          <w:rFonts w:ascii="Times New Roman" w:hAnsi="Times New Roman" w:cs="Times New Roman"/>
-          <w:b/>
-          <w:bCs/>
-          <w:sz w:val="24"/>
-          <w:szCs w:val="24"/>
-        </w:rPr>
-        <w:t>ea</w:t>
-      </w:r>
-      <w:r>
-        <w:rPr>
-          <w:rFonts w:ascii="Times New Roman" w:hAnsi="Times New Roman" w:cs="Times New Roman"/>
-          <w:b/>
-          <w:bCs/>
-          <w:sz w:val="24"/>
-          <w:szCs w:val="24"/>
-        </w:rPr>
-        <w:t>rs</w:t>
+        <w:spacing w:before="0" w:after="0" w:line="240" w:lineRule="auto"/>
+        <w:rPr>
+          <w:rFonts w:ascii="Times New Roman" w:hAnsi="Times New Roman" w:cs="Times New Roman"/>
+          <w:sz w:val="22"/>
+          <w:szCs w:val="22"/>
+        </w:rPr>
+      </w:pPr>
+      <w:r>
+        <w:rPr>
+          <w:rFonts w:ascii="Times New Roman" w:hAnsi="Times New Roman" w:cs="Times New Roman"/>
+          <w:sz w:val="22"/>
+          <w:szCs w:val="22"/>
+        </w:rPr>
+        <w:t>The return interval is given as 10 yrs. Use this to calculate the probability that you will put in the probabilistic transitions table when customizing the characteristics of your disturbance.</w:t>
       </w:r>
     </w:p>
     <w:p>
@@ -1320,36 +1098,20 @@
           <w:ilvl w:val="0"/>
           <w:numId w:val="3"/>
         </w:numPr>
-        <w:spacing w:after="0" w:line="240" w:lineRule="auto"/>
-        <w:rPr>
-          <w:rFonts w:ascii="Times New Roman" w:hAnsi="Times New Roman" w:cs="Times New Roman"/>
-          <w:sz w:val="24"/>
-          <w:szCs w:val="24"/>
-        </w:rPr>
-      </w:pPr>
-      <w:r>
-        <w:rPr>
-          <w:rFonts w:ascii="Times New Roman" w:hAnsi="Times New Roman" w:cs="Times New Roman"/>
-          <w:sz w:val="24"/>
-          <w:szCs w:val="24"/>
-        </w:rPr>
-        <w:t>The disturbance is an insect</w:t>
-      </w:r>
-      <w:r>
-        <w:rPr>
-          <w:rFonts w:ascii="Times New Roman" w:hAnsi="Times New Roman" w:cs="Times New Roman"/>
-          <w:sz w:val="24"/>
-          <w:szCs w:val="24"/>
-        </w:rPr>
-        <w:t xml:space="preserve"> invasion</w:t>
-      </w:r>
-      <w:r>
-        <w:rPr>
-          <w:rFonts w:ascii="Times New Roman" w:hAnsi="Times New Roman" w:cs="Times New Roman"/>
-          <w:sz w:val="24"/>
-          <w:szCs w:val="24"/>
-        </w:rPr>
-        <w:t>.</w:t>
+        <w:spacing w:before="0" w:after="0" w:line="240" w:lineRule="auto"/>
+        <w:rPr>
+          <w:rFonts w:ascii="Times New Roman" w:hAnsi="Times New Roman" w:cs="Times New Roman"/>
+          <w:sz w:val="22"/>
+          <w:szCs w:val="22"/>
+        </w:rPr>
+      </w:pPr>
+      <w:r>
+        <w:rPr>
+          <w:rFonts w:ascii="Times New Roman" w:hAnsi="Times New Roman" w:cs="Times New Roman"/>
+          <w:sz w:val="22"/>
+          <w:szCs w:val="22"/>
+        </w:rPr>
+        <w:t xml:space="preserve">You want the impact of this disease to move succession from Late 2 CLS to Mid 1 OPN. </w:t>
       </w:r>
     </w:p>
     <w:p>
@@ -1359,36 +1121,28 @@
           <w:ilvl w:val="0"/>
           <w:numId w:val="3"/>
         </w:numPr>
-        <w:spacing w:after="0" w:line="240" w:lineRule="auto"/>
-        <w:rPr>
-          <w:rFonts w:ascii="Times New Roman" w:hAnsi="Times New Roman" w:cs="Times New Roman"/>
-          <w:sz w:val="24"/>
-          <w:szCs w:val="24"/>
-        </w:rPr>
-      </w:pPr>
-      <w:r>
-        <w:rPr>
-          <w:rFonts w:ascii="Times New Roman" w:hAnsi="Times New Roman" w:cs="Times New Roman"/>
-          <w:sz w:val="24"/>
-          <w:szCs w:val="24"/>
-        </w:rPr>
-        <w:t xml:space="preserve">The return interval is given as </w:t>
-      </w:r>
-      <w:r>
-        <w:rPr>
-          <w:rFonts w:ascii="Times New Roman" w:hAnsi="Times New Roman" w:cs="Times New Roman"/>
-          <w:sz w:val="24"/>
-          <w:szCs w:val="24"/>
-        </w:rPr>
-        <w:t>10</w:t>
-      </w:r>
-      <w:r>
-        <w:rPr>
-          <w:rFonts w:ascii="Times New Roman" w:hAnsi="Times New Roman" w:cs="Times New Roman"/>
-          <w:sz w:val="24"/>
-          <w:szCs w:val="24"/>
-        </w:rPr>
-        <w:t xml:space="preserve"> yrs. Use this to calculate the probability that you will put in the probabilistic transitions table when customizing the characteristics of your disturbance.</w:t>
+        <w:spacing w:before="0" w:after="0" w:line="240" w:lineRule="auto"/>
+        <w:rPr>
+          <w:rFonts w:ascii="Times New Roman" w:hAnsi="Times New Roman" w:cs="Times New Roman"/>
+          <w:sz w:val="22"/>
+          <w:szCs w:val="22"/>
+        </w:rPr>
+      </w:pPr>
+      <w:r>
+        <w:rPr>
+          <w:rFonts w:ascii="Times New Roman" w:hAnsi="Times New Roman" w:cs="Times New Roman"/>
+          <w:sz w:val="22"/>
+          <w:szCs w:val="22"/>
+        </w:rPr>
+        <w:t>For the disturbance type, use “Insect and disease”</w:t>
+      </w:r>
+      <w:r>
+        <w:rPr>
+          <w:rFonts w:ascii="Times New Roman" w:hAnsi="Times New Roman" w:cs="Times New Roman"/>
+          <w:sz w:val="22"/>
+          <w:szCs w:val="22"/>
+        </w:rPr>
+        <w:t>.</w:t>
       </w:r>
     </w:p>
     <w:p>
@@ -1398,36 +1152,28 @@
           <w:ilvl w:val="0"/>
           <w:numId w:val="3"/>
         </w:numPr>
-        <w:spacing w:after="0" w:line="240" w:lineRule="auto"/>
-        <w:rPr>
-          <w:rFonts w:ascii="Times New Roman" w:hAnsi="Times New Roman" w:cs="Times New Roman"/>
-          <w:sz w:val="24"/>
-          <w:szCs w:val="24"/>
-        </w:rPr>
-      </w:pPr>
-      <w:r>
-        <w:rPr>
-          <w:rFonts w:ascii="Times New Roman" w:hAnsi="Times New Roman" w:cs="Times New Roman"/>
-          <w:sz w:val="24"/>
-          <w:szCs w:val="24"/>
-        </w:rPr>
-        <w:t xml:space="preserve">You want the impact of this disease to move succession from Late 2 CLS to </w:t>
-      </w:r>
-      <w:r>
-        <w:rPr>
-          <w:rFonts w:ascii="Times New Roman" w:hAnsi="Times New Roman" w:cs="Times New Roman"/>
-          <w:sz w:val="24"/>
-          <w:szCs w:val="24"/>
-        </w:rPr>
-        <w:t>Mid 1 OPN</w:t>
-      </w:r>
-      <w:r>
-        <w:rPr>
-          <w:rFonts w:ascii="Times New Roman" w:hAnsi="Times New Roman" w:cs="Times New Roman"/>
-          <w:sz w:val="24"/>
-          <w:szCs w:val="24"/>
-        </w:rPr>
-        <w:t xml:space="preserve">. </w:t>
+        <w:spacing w:before="0" w:after="0" w:line="240" w:lineRule="auto"/>
+        <w:rPr>
+          <w:rFonts w:ascii="Times New Roman" w:hAnsi="Times New Roman" w:cs="Times New Roman"/>
+          <w:sz w:val="22"/>
+          <w:szCs w:val="22"/>
+        </w:rPr>
+      </w:pPr>
+      <w:r>
+        <w:rPr>
+          <w:rFonts w:ascii="Times New Roman" w:hAnsi="Times New Roman" w:cs="Times New Roman"/>
+          <w:sz w:val="22"/>
+          <w:szCs w:val="22"/>
+        </w:rPr>
+        <w:t>For the Reset age column, select Yes</w:t>
+      </w:r>
+      <w:r>
+        <w:rPr>
+          <w:rFonts w:ascii="Times New Roman" w:hAnsi="Times New Roman" w:cs="Times New Roman"/>
+          <w:sz w:val="22"/>
+          <w:szCs w:val="22"/>
+        </w:rPr>
+        <w:t>.</w:t>
       </w:r>
     </w:p>
     <w:p>
@@ -1437,20 +1183,421 @@
           <w:ilvl w:val="0"/>
           <w:numId w:val="3"/>
         </w:numPr>
-        <w:spacing w:after="0" w:line="240" w:lineRule="auto"/>
-        <w:rPr>
-          <w:rFonts w:ascii="Times New Roman" w:hAnsi="Times New Roman" w:cs="Times New Roman"/>
-          <w:sz w:val="24"/>
-          <w:szCs w:val="24"/>
-        </w:rPr>
-      </w:pPr>
-      <w:r>
-        <w:rPr>
-          <w:rFonts w:ascii="Times New Roman" w:hAnsi="Times New Roman" w:cs="Times New Roman"/>
-          <w:sz w:val="24"/>
-          <w:szCs w:val="24"/>
-        </w:rPr>
-        <w:t>For the disturbance type, use “Insect and disease”</w:t>
+        <w:spacing w:before="0" w:after="0" w:line="240" w:lineRule="auto"/>
+        <w:rPr>
+          <w:rFonts w:ascii="Times New Roman" w:hAnsi="Times New Roman" w:cs="Times New Roman"/>
+          <w:sz w:val="22"/>
+          <w:szCs w:val="22"/>
+        </w:rPr>
+      </w:pPr>
+      <w:r>
+        <w:rPr>
+          <w:rFonts w:ascii="Times New Roman" w:hAnsi="Times New Roman" w:cs="Times New Roman"/>
+          <w:b/>
+          <w:bCs/>
+          <w:sz w:val="22"/>
+          <w:szCs w:val="22"/>
+        </w:rPr>
+        <w:t>Assignment # 5:</w:t>
+      </w:r>
+      <w:r>
+        <w:rPr>
+          <w:rFonts w:ascii="Times New Roman" w:hAnsi="Times New Roman" w:cs="Times New Roman"/>
+          <w:sz w:val="22"/>
+          <w:szCs w:val="22"/>
+        </w:rPr>
+        <w:t xml:space="preserve"> copy and paste the bar graph for the insect invasion disturbance to your word document and caption it </w:t>
+      </w:r>
+      <w:r>
+        <w:rPr>
+          <w:rFonts w:ascii="Times New Roman" w:hAnsi="Times New Roman" w:cs="Times New Roman"/>
+          <w:b/>
+          <w:bCs/>
+          <w:sz w:val="22"/>
+          <w:szCs w:val="22"/>
+        </w:rPr>
+        <w:t xml:space="preserve">Figure </w:t>
+      </w:r>
+      <w:r>
+        <w:rPr>
+          <w:rFonts w:ascii="Times New Roman" w:hAnsi="Times New Roman" w:cs="Times New Roman"/>
+          <w:b/>
+          <w:bCs/>
+          <w:sz w:val="22"/>
+          <w:szCs w:val="22"/>
+        </w:rPr>
+        <w:t>5</w:t>
+      </w:r>
+      <w:r>
+        <w:rPr>
+          <w:rFonts w:ascii="Times New Roman" w:hAnsi="Times New Roman" w:cs="Times New Roman"/>
+          <w:b/>
+          <w:bCs/>
+          <w:sz w:val="22"/>
+          <w:szCs w:val="22"/>
+        </w:rPr>
+        <w:t>. Insect invasion</w:t>
+      </w:r>
+      <w:r>
+        <w:rPr>
+          <w:rFonts w:ascii="Times New Roman" w:hAnsi="Times New Roman" w:cs="Times New Roman"/>
+          <w:sz w:val="22"/>
+          <w:szCs w:val="22"/>
+        </w:rPr>
+        <w:t xml:space="preserve"> (2 pts)</w:t>
+      </w:r>
+      <w:r>
+        <w:rPr>
+          <w:rFonts w:ascii="Times New Roman" w:hAnsi="Times New Roman" w:cs="Times New Roman"/>
+          <w:sz w:val="22"/>
+          <w:szCs w:val="22"/>
+        </w:rPr>
+        <w:t>.</w:t>
+      </w:r>
+    </w:p>
+    <w:p>
+      <w:pPr>
+        <w:pStyle w:val="ListParagraph"/>
+        <w:spacing w:before="0" w:after="0" w:line="240" w:lineRule="auto"/>
+        <w:rPr>
+          <w:rFonts w:ascii="Times New Roman" w:hAnsi="Times New Roman" w:cs="Times New Roman"/>
+          <w:b/>
+          <w:bCs/>
+          <w:sz w:val="22"/>
+          <w:szCs w:val="22"/>
+        </w:rPr>
+      </w:pPr>
+    </w:p>
+    <w:p>
+      <w:pPr>
+        <w:spacing w:before="0" w:after="0" w:line="240" w:lineRule="auto"/>
+        <w:rPr>
+          <w:rFonts w:ascii="Times New Roman" w:hAnsi="Times New Roman" w:cs="Times New Roman"/>
+          <w:b/>
+          <w:bCs/>
+          <w:sz w:val="22"/>
+          <w:szCs w:val="22"/>
+        </w:rPr>
+      </w:pPr>
+    </w:p>
+    <w:p>
+      <w:pPr>
+        <w:spacing w:before="0" w:after="0" w:line="240" w:lineRule="auto"/>
+        <w:rPr>
+          <w:rFonts w:ascii="Times New Roman" w:hAnsi="Times New Roman" w:cs="Times New Roman"/>
+          <w:sz w:val="22"/>
+          <w:szCs w:val="22"/>
+        </w:rPr>
+      </w:pPr>
+      <w:r>
+        <w:rPr>
+          <w:rFonts w:ascii="Times New Roman" w:hAnsi="Times New Roman" w:cs="Times New Roman"/>
+          <w:b/>
+          <w:bCs/>
+          <w:sz w:val="22"/>
+          <w:szCs w:val="22"/>
+        </w:rPr>
+        <w:t>Examples of questions for students to respond to</w:t>
+      </w:r>
+      <w:r>
+        <w:rPr>
+          <w:rFonts w:ascii="Times New Roman" w:hAnsi="Times New Roman" w:cs="Times New Roman"/>
+          <w:b/>
+          <w:bCs/>
+          <w:sz w:val="22"/>
+          <w:szCs w:val="22"/>
+        </w:rPr>
+        <w:t>.</w:t>
+      </w:r>
+    </w:p>
+    <w:p>
+      <w:pPr>
+        <w:pStyle w:val="ListParagraph"/>
+        <w:numPr>
+          <w:ilvl w:val="0"/>
+          <w:numId w:val="29"/>
+        </w:numPr>
+        <w:spacing w:before="0" w:after="0"/>
+        <w:rPr>
+          <w:rFonts w:ascii="Times New Roman" w:hAnsi="Times New Roman" w:cs="Times New Roman"/>
+          <w:sz w:val="22"/>
+          <w:szCs w:val="22"/>
+        </w:rPr>
+      </w:pPr>
+      <w:r>
+        <w:rPr>
+          <w:rFonts w:ascii="Times New Roman" w:hAnsi="Times New Roman" w:cs="Times New Roman"/>
+          <w:sz w:val="22"/>
+          <w:szCs w:val="22"/>
+        </w:rPr>
+        <w:t xml:space="preserve">Your disturbance was intended to move the ecosystem from Late 2 CLS to Mid 1 OPN. If run successfully, your graph should show some increase in the Mid 1 OPN stage. Given what you know about insect invasions in forests, and the successional dynamics following </w:t>
+      </w:r>
+      <w:r>
+        <w:rPr>
+          <w:rFonts w:ascii="Times New Roman" w:hAnsi="Times New Roman" w:cs="Times New Roman"/>
+          <w:sz w:val="22"/>
+          <w:szCs w:val="22"/>
+        </w:rPr>
+        <w:t xml:space="preserve">such </w:t>
+      </w:r>
+      <w:r>
+        <w:rPr>
+          <w:rFonts w:ascii="Times New Roman" w:hAnsi="Times New Roman" w:cs="Times New Roman"/>
+          <w:sz w:val="22"/>
+          <w:szCs w:val="22"/>
+        </w:rPr>
+        <w:t xml:space="preserve">a disturbance, explain </w:t>
+      </w:r>
+      <w:r>
+        <w:rPr>
+          <w:rFonts w:ascii="Times New Roman" w:hAnsi="Times New Roman" w:cs="Times New Roman"/>
+          <w:sz w:val="22"/>
+          <w:szCs w:val="22"/>
+        </w:rPr>
+        <w:t>why we see an</w:t>
+      </w:r>
+      <w:r>
+        <w:rPr>
+          <w:rFonts w:ascii="Times New Roman" w:hAnsi="Times New Roman" w:cs="Times New Roman"/>
+          <w:sz w:val="22"/>
+          <w:szCs w:val="22"/>
+        </w:rPr>
+        <w:t xml:space="preserve"> increase in Mid 1 OPN (2 pts)</w:t>
+      </w:r>
+      <w:r>
+        <w:rPr>
+          <w:rFonts w:ascii="Times New Roman" w:hAnsi="Times New Roman" w:cs="Times New Roman"/>
+          <w:sz w:val="22"/>
+          <w:szCs w:val="22"/>
+        </w:rPr>
+        <w:t>.</w:t>
+      </w:r>
+    </w:p>
+    <w:p>
+      <w:pPr>
+        <w:pStyle w:val="ListParagraph"/>
+        <w:numPr>
+          <w:ilvl w:val="0"/>
+          <w:numId w:val="29"/>
+        </w:numPr>
+        <w:spacing w:before="0" w:after="0" w:line="240" w:lineRule="auto"/>
+        <w:rPr>
+          <w:rFonts w:ascii="Times New Roman" w:hAnsi="Times New Roman" w:cs="Times New Roman"/>
+          <w:sz w:val="22"/>
+          <w:szCs w:val="22"/>
+        </w:rPr>
+      </w:pPr>
+      <w:r>
+        <w:rPr>
+          <w:rFonts w:ascii="Times New Roman" w:hAnsi="Times New Roman" w:cs="Times New Roman"/>
+          <w:sz w:val="22"/>
+          <w:szCs w:val="22"/>
+        </w:rPr>
+        <w:t>Ecologically, we should expect the Late 2 CLS stage to be impacted too. Did this stage increase or decrease? How can you explain that observation</w:t>
+      </w:r>
+      <w:r>
+        <w:rPr>
+          <w:rFonts w:ascii="Times New Roman" w:hAnsi="Times New Roman" w:cs="Times New Roman"/>
+          <w:sz w:val="22"/>
+          <w:szCs w:val="22"/>
+        </w:rPr>
+        <w:t>?</w:t>
+      </w:r>
+      <w:r>
+        <w:rPr>
+          <w:rFonts w:ascii="Times New Roman" w:hAnsi="Times New Roman" w:cs="Times New Roman"/>
+          <w:sz w:val="22"/>
+          <w:szCs w:val="22"/>
+        </w:rPr>
+        <w:t xml:space="preserve"> (2 pts)</w:t>
+      </w:r>
+      <w:r>
+        <w:rPr>
+          <w:rFonts w:ascii="Times New Roman" w:hAnsi="Times New Roman" w:cs="Times New Roman"/>
+          <w:sz w:val="22"/>
+          <w:szCs w:val="22"/>
+        </w:rPr>
+        <w:t>.</w:t>
+      </w:r>
+    </w:p>
+    <w:p>
+      <w:pPr>
+        <w:pStyle w:val="ListParagraph"/>
+        <w:numPr>
+          <w:ilvl w:val="0"/>
+          <w:numId w:val="29"/>
+        </w:numPr>
+        <w:spacing w:before="0" w:after="0" w:line="240" w:lineRule="auto"/>
+        <w:rPr>
+          <w:rFonts w:ascii="Times New Roman" w:hAnsi="Times New Roman" w:cs="Times New Roman"/>
+          <w:sz w:val="22"/>
+          <w:szCs w:val="22"/>
+        </w:rPr>
+      </w:pPr>
+      <w:r>
+        <w:rPr>
+          <w:rFonts w:ascii="Times New Roman" w:hAnsi="Times New Roman" w:cs="Times New Roman"/>
+          <w:sz w:val="22"/>
+          <w:szCs w:val="22"/>
+        </w:rPr>
+        <w:t xml:space="preserve">If you were a manager of this ecosystem, would you say that </w:t>
+      </w:r>
+      <w:r>
+        <w:rPr>
+          <w:rFonts w:ascii="Times New Roman" w:hAnsi="Times New Roman" w:cs="Times New Roman"/>
+          <w:sz w:val="22"/>
+          <w:szCs w:val="22"/>
+        </w:rPr>
+        <w:t xml:space="preserve">this invasion impacted your ecosystem in a </w:t>
+      </w:r>
+      <w:r>
+        <w:rPr>
+          <w:rFonts w:ascii="Times New Roman" w:hAnsi="Times New Roman" w:cs="Times New Roman"/>
+          <w:sz w:val="22"/>
+          <w:szCs w:val="22"/>
+        </w:rPr>
+        <w:t>meaningful</w:t>
+      </w:r>
+      <w:r>
+        <w:rPr>
+          <w:rFonts w:ascii="Times New Roman" w:hAnsi="Times New Roman" w:cs="Times New Roman"/>
+          <w:sz w:val="22"/>
+          <w:szCs w:val="22"/>
+        </w:rPr>
+        <w:t xml:space="preserve"> way or was the impact pretty mild? Explain your reasoning (2 pts)</w:t>
+      </w:r>
+      <w:r>
+        <w:rPr>
+          <w:rFonts w:ascii="Times New Roman" w:hAnsi="Times New Roman" w:cs="Times New Roman"/>
+          <w:sz w:val="22"/>
+          <w:szCs w:val="22"/>
+        </w:rPr>
+        <w:t>.</w:t>
+      </w:r>
+    </w:p>
+    <w:p>
+      <w:pPr>
+        <w:pStyle w:val="ListParagraph"/>
+        <w:spacing w:before="0" w:after="0" w:line="240" w:lineRule="auto"/>
+        <w:rPr>
+          <w:rFonts w:ascii="Times New Roman" w:hAnsi="Times New Roman" w:cs="Times New Roman"/>
+          <w:sz w:val="22"/>
+          <w:szCs w:val="22"/>
+        </w:rPr>
+      </w:pPr>
+    </w:p>
+    <w:p>
+      <w:pPr>
+        <w:pStyle w:val="ListParagraph"/>
+        <w:spacing w:before="0" w:after="0" w:line="240" w:lineRule="auto"/>
+        <w:rPr>
+          <w:rFonts w:ascii="Times New Roman" w:hAnsi="Times New Roman" w:cs="Times New Roman"/>
+          <w:sz w:val="22"/>
+          <w:szCs w:val="22"/>
+        </w:rPr>
+      </w:pPr>
+    </w:p>
+    <w:p>
+      <w:pPr>
+        <w:pStyle w:val="Heading2"/>
+        <w:spacing w:before="0"/>
+        <w:rPr>
+          <w:rFonts w:ascii="Times New Roman" w:hAnsi="Times New Roman" w:cs="Times New Roman"/>
+          <w:b/>
+          <w:bCs/>
+          <w:sz w:val="22"/>
+          <w:szCs w:val="22"/>
+        </w:rPr>
+      </w:pPr>
+      <w:r>
+        <w:rPr>
+          <w:rFonts w:ascii="Times New Roman" w:hAnsi="Times New Roman" w:cs="Times New Roman"/>
+          <w:b/>
+          <w:bCs/>
+          <w:sz w:val="22"/>
+          <w:szCs w:val="22"/>
+        </w:rPr>
+        <w:t xml:space="preserve">Disturbance </w:t>
+      </w:r>
+      <w:r>
+        <w:rPr>
+          <w:rFonts w:ascii="Times New Roman" w:hAnsi="Times New Roman" w:cs="Times New Roman"/>
+          <w:b/>
+          <w:bCs/>
+          <w:sz w:val="22"/>
+          <w:szCs w:val="22"/>
+        </w:rPr>
+        <w:t>#</w:t>
+      </w:r>
+      <w:r>
+        <w:rPr>
+          <w:rFonts w:ascii="Times New Roman" w:hAnsi="Times New Roman" w:cs="Times New Roman"/>
+          <w:b/>
+          <w:bCs/>
+          <w:sz w:val="22"/>
+          <w:szCs w:val="22"/>
+        </w:rPr>
+        <w:t xml:space="preserve">3: </w:t>
+      </w:r>
+      <w:r>
+        <w:rPr>
+          <w:rFonts w:ascii="Times New Roman" w:hAnsi="Times New Roman" w:cs="Times New Roman"/>
+          <w:b/>
+          <w:bCs/>
+          <w:sz w:val="22"/>
+          <w:szCs w:val="22"/>
+        </w:rPr>
+        <w:t xml:space="preserve">A </w:t>
+      </w:r>
+      <w:r>
+        <w:rPr>
+          <w:rFonts w:ascii="Times New Roman" w:hAnsi="Times New Roman" w:cs="Times New Roman"/>
+          <w:b/>
+          <w:bCs/>
+          <w:sz w:val="22"/>
+          <w:szCs w:val="22"/>
+        </w:rPr>
+        <w:t>mixed severity s</w:t>
+      </w:r>
+      <w:r>
+        <w:rPr>
+          <w:rFonts w:ascii="Times New Roman" w:hAnsi="Times New Roman" w:cs="Times New Roman"/>
+          <w:b/>
+          <w:bCs/>
+          <w:sz w:val="22"/>
+          <w:szCs w:val="22"/>
+        </w:rPr>
+        <w:t>urface fire</w:t>
+      </w:r>
+      <w:r>
+        <w:rPr>
+          <w:rFonts w:ascii="Times New Roman" w:hAnsi="Times New Roman" w:cs="Times New Roman"/>
+          <w:b/>
+          <w:bCs/>
+          <w:sz w:val="22"/>
+          <w:szCs w:val="22"/>
+        </w:rPr>
+        <w:t xml:space="preserve"> that returns every 10 y</w:t>
+      </w:r>
+      <w:r>
+        <w:rPr>
+          <w:rFonts w:ascii="Times New Roman" w:hAnsi="Times New Roman" w:cs="Times New Roman"/>
+          <w:b/>
+          <w:bCs/>
+          <w:sz w:val="22"/>
+          <w:szCs w:val="22"/>
+        </w:rPr>
+        <w:t>ea</w:t>
+      </w:r>
+      <w:r>
+        <w:rPr>
+          <w:rFonts w:ascii="Times New Roman" w:hAnsi="Times New Roman" w:cs="Times New Roman"/>
+          <w:b/>
+          <w:bCs/>
+          <w:sz w:val="22"/>
+          <w:szCs w:val="22"/>
+        </w:rPr>
+        <w:t>rs</w:t>
       </w:r>
     </w:p>
     <w:p>
@@ -1460,20 +1607,20 @@
           <w:ilvl w:val="0"/>
           <w:numId w:val="3"/>
         </w:numPr>
-        <w:spacing w:after="0" w:line="240" w:lineRule="auto"/>
-        <w:rPr>
-          <w:rFonts w:ascii="Times New Roman" w:hAnsi="Times New Roman" w:cs="Times New Roman"/>
-          <w:sz w:val="24"/>
-          <w:szCs w:val="24"/>
-        </w:rPr>
-      </w:pPr>
-      <w:r>
-        <w:rPr>
-          <w:rFonts w:ascii="Times New Roman" w:hAnsi="Times New Roman" w:cs="Times New Roman"/>
-          <w:sz w:val="24"/>
-          <w:szCs w:val="24"/>
-        </w:rPr>
-        <w:t>For the Reset age column, select Yes</w:t>
+        <w:spacing w:before="0" w:after="0" w:line="240" w:lineRule="auto"/>
+        <w:rPr>
+          <w:rFonts w:ascii="Times New Roman" w:hAnsi="Times New Roman" w:cs="Times New Roman"/>
+          <w:sz w:val="22"/>
+          <w:szCs w:val="22"/>
+        </w:rPr>
+      </w:pPr>
+      <w:r>
+        <w:rPr>
+          <w:rFonts w:ascii="Times New Roman" w:hAnsi="Times New Roman" w:cs="Times New Roman"/>
+          <w:sz w:val="22"/>
+          <w:szCs w:val="22"/>
+        </w:rPr>
+        <w:t>The disturbance is a surface fire of mixed severity.</w:t>
       </w:r>
     </w:p>
     <w:p>
@@ -1483,36 +1630,20 @@
           <w:ilvl w:val="0"/>
           <w:numId w:val="3"/>
         </w:numPr>
-        <w:spacing w:after="0" w:line="240" w:lineRule="auto"/>
-        <w:rPr>
-          <w:rFonts w:ascii="Times New Roman" w:hAnsi="Times New Roman" w:cs="Times New Roman"/>
-          <w:sz w:val="24"/>
-          <w:szCs w:val="24"/>
-        </w:rPr>
-      </w:pPr>
-      <w:r>
-        <w:rPr>
-          <w:rFonts w:ascii="Times New Roman" w:hAnsi="Times New Roman" w:cs="Times New Roman"/>
-          <w:sz w:val="24"/>
-          <w:szCs w:val="24"/>
-        </w:rPr>
-        <w:t xml:space="preserve">The graph you produce should then have 2 bars for each succession class: one for the original (blue), one for the impact of the </w:t>
-      </w:r>
-      <w:r>
-        <w:rPr>
-          <w:rFonts w:ascii="Times New Roman" w:hAnsi="Times New Roman" w:cs="Times New Roman"/>
-          <w:sz w:val="24"/>
-          <w:szCs w:val="24"/>
-        </w:rPr>
-        <w:t>insect invasion</w:t>
-      </w:r>
-      <w:r>
-        <w:rPr>
-          <w:rFonts w:ascii="Times New Roman" w:hAnsi="Times New Roman" w:cs="Times New Roman"/>
-          <w:sz w:val="24"/>
-          <w:szCs w:val="24"/>
-        </w:rPr>
-        <w:t xml:space="preserve"> (red)</w:t>
+        <w:spacing w:before="0" w:after="0" w:line="240" w:lineRule="auto"/>
+        <w:rPr>
+          <w:rFonts w:ascii="Times New Roman" w:hAnsi="Times New Roman" w:cs="Times New Roman"/>
+          <w:sz w:val="22"/>
+          <w:szCs w:val="22"/>
+        </w:rPr>
+      </w:pPr>
+      <w:r>
+        <w:rPr>
+          <w:rFonts w:ascii="Times New Roman" w:hAnsi="Times New Roman" w:cs="Times New Roman"/>
+          <w:sz w:val="22"/>
+          <w:szCs w:val="22"/>
+        </w:rPr>
+        <w:t>The return interval is given as 10 yrs. Use this to calculate the probability that you will put in the probabilistic transitions table when customizing the characteristics of your disturbance.</w:t>
       </w:r>
     </w:p>
     <w:p>
@@ -1522,479 +1653,20 @@
           <w:ilvl w:val="0"/>
           <w:numId w:val="3"/>
         </w:numPr>
-        <w:spacing w:after="0" w:line="240" w:lineRule="auto"/>
-        <w:rPr>
-          <w:rFonts w:ascii="Times New Roman" w:hAnsi="Times New Roman" w:cs="Times New Roman"/>
-          <w:sz w:val="24"/>
-          <w:szCs w:val="24"/>
-        </w:rPr>
-      </w:pPr>
-      <w:r>
-        <w:rPr>
-          <w:rFonts w:ascii="Times New Roman" w:hAnsi="Times New Roman" w:cs="Times New Roman"/>
-          <w:b/>
-          <w:bCs/>
-          <w:sz w:val="24"/>
-          <w:szCs w:val="24"/>
-        </w:rPr>
-        <w:t xml:space="preserve">Assignment # </w:t>
-      </w:r>
-      <w:r>
-        <w:rPr>
-          <w:rFonts w:ascii="Times New Roman" w:hAnsi="Times New Roman" w:cs="Times New Roman"/>
-          <w:b/>
-          <w:bCs/>
-          <w:sz w:val="24"/>
-          <w:szCs w:val="24"/>
-        </w:rPr>
-        <w:t>5</w:t>
-      </w:r>
-      <w:r>
-        <w:rPr>
-          <w:rFonts w:ascii="Times New Roman" w:hAnsi="Times New Roman" w:cs="Times New Roman"/>
-          <w:b/>
-          <w:bCs/>
-          <w:sz w:val="24"/>
-          <w:szCs w:val="24"/>
-        </w:rPr>
-        <w:t>:</w:t>
-      </w:r>
-      <w:r>
-        <w:rPr>
-          <w:rFonts w:ascii="Times New Roman" w:hAnsi="Times New Roman" w:cs="Times New Roman"/>
-          <w:sz w:val="24"/>
-          <w:szCs w:val="24"/>
-        </w:rPr>
-        <w:t xml:space="preserve"> copy and paste the bar graph for the </w:t>
-      </w:r>
-      <w:r>
-        <w:rPr>
-          <w:rFonts w:ascii="Times New Roman" w:hAnsi="Times New Roman" w:cs="Times New Roman"/>
-          <w:sz w:val="24"/>
-          <w:szCs w:val="24"/>
-        </w:rPr>
-        <w:t>insect invasion</w:t>
-      </w:r>
-      <w:r>
-        <w:rPr>
-          <w:rFonts w:ascii="Times New Roman" w:hAnsi="Times New Roman" w:cs="Times New Roman"/>
-          <w:sz w:val="24"/>
-          <w:szCs w:val="24"/>
-        </w:rPr>
-        <w:t xml:space="preserve"> disturbance to your word document and caption it Figure </w:t>
-      </w:r>
-      <w:r>
-        <w:rPr>
-          <w:rFonts w:ascii="Times New Roman" w:hAnsi="Times New Roman" w:cs="Times New Roman"/>
-          <w:sz w:val="24"/>
-          <w:szCs w:val="24"/>
-        </w:rPr>
-        <w:t>5</w:t>
-      </w:r>
-      <w:r>
-        <w:rPr>
-          <w:rFonts w:ascii="Times New Roman" w:hAnsi="Times New Roman" w:cs="Times New Roman"/>
-          <w:sz w:val="24"/>
-          <w:szCs w:val="24"/>
-        </w:rPr>
-        <w:t xml:space="preserve">. </w:t>
-      </w:r>
-      <w:r>
-        <w:rPr>
-          <w:rFonts w:ascii="Times New Roman" w:hAnsi="Times New Roman" w:cs="Times New Roman"/>
-          <w:sz w:val="24"/>
-          <w:szCs w:val="24"/>
-        </w:rPr>
-        <w:t>Insect invasion</w:t>
-      </w:r>
-      <w:r>
-        <w:rPr>
-          <w:rFonts w:ascii="Times New Roman" w:hAnsi="Times New Roman" w:cs="Times New Roman"/>
-          <w:sz w:val="24"/>
-          <w:szCs w:val="24"/>
-        </w:rPr>
-        <w:t xml:space="preserve"> (2 pts)</w:t>
-      </w:r>
-    </w:p>
-    <w:p>
-      <w:pPr>
-        <w:pStyle w:val="ListParagraph"/>
-        <w:spacing w:after="0" w:line="240" w:lineRule="auto"/>
-        <w:rPr>
-          <w:rFonts w:ascii="Times New Roman" w:hAnsi="Times New Roman" w:cs="Times New Roman"/>
-          <w:b/>
-          <w:bCs/>
-          <w:sz w:val="24"/>
-          <w:szCs w:val="24"/>
-        </w:rPr>
-      </w:pPr>
-    </w:p>
-    <w:p>
-      <w:pPr>
-        <w:pStyle w:val="ListParagraph"/>
-        <w:spacing w:after="0" w:line="240" w:lineRule="auto"/>
-        <w:rPr>
-          <w:rFonts w:ascii="Times New Roman" w:hAnsi="Times New Roman" w:cs="Times New Roman"/>
-          <w:sz w:val="24"/>
-          <w:szCs w:val="24"/>
-        </w:rPr>
-      </w:pPr>
-      <w:r>
-        <w:rPr>
-          <w:rFonts w:ascii="Times New Roman" w:hAnsi="Times New Roman" w:cs="Times New Roman"/>
-          <w:b/>
-          <w:bCs/>
-          <w:sz w:val="24"/>
-          <w:szCs w:val="24"/>
-        </w:rPr>
-        <w:t>Examples of questions for students to respond to</w:t>
-      </w:r>
-    </w:p>
-    <w:p>
-      <w:pPr>
-        <w:pStyle w:val="ListParagraph"/>
-        <w:numPr>
-          <w:ilvl w:val="1"/>
-          <w:numId w:val="24"/>
-        </w:numPr>
-        <w:rPr>
-          <w:rFonts w:ascii="Times New Roman" w:hAnsi="Times New Roman" w:cs="Times New Roman"/>
-          <w:sz w:val="24"/>
-          <w:szCs w:val="24"/>
-        </w:rPr>
-      </w:pPr>
-      <w:r>
-        <w:rPr>
-          <w:rFonts w:ascii="Times New Roman" w:hAnsi="Times New Roman" w:cs="Times New Roman"/>
-          <w:sz w:val="24"/>
-          <w:szCs w:val="24"/>
-        </w:rPr>
-        <w:t xml:space="preserve">Your disturbance was intended to move the ecosystem from Late 2 </w:t>
-      </w:r>
-      <w:r>
-        <w:rPr>
-          <w:rFonts w:ascii="Times New Roman" w:hAnsi="Times New Roman" w:cs="Times New Roman"/>
-          <w:sz w:val="24"/>
-          <w:szCs w:val="24"/>
-        </w:rPr>
-        <w:t>CLS</w:t>
-      </w:r>
-      <w:r>
-        <w:rPr>
-          <w:rFonts w:ascii="Times New Roman" w:hAnsi="Times New Roman" w:cs="Times New Roman"/>
-          <w:sz w:val="24"/>
-          <w:szCs w:val="24"/>
-        </w:rPr>
-        <w:t xml:space="preserve"> to Mid 1 OPN. </w:t>
-      </w:r>
-      <w:r>
-        <w:rPr>
-          <w:rFonts w:ascii="Times New Roman" w:hAnsi="Times New Roman" w:cs="Times New Roman"/>
-          <w:sz w:val="24"/>
-          <w:szCs w:val="24"/>
-        </w:rPr>
-        <w:t>If run successfully, y</w:t>
-      </w:r>
-      <w:r>
-        <w:rPr>
-          <w:rFonts w:ascii="Times New Roman" w:hAnsi="Times New Roman" w:cs="Times New Roman"/>
-          <w:sz w:val="24"/>
-          <w:szCs w:val="24"/>
-        </w:rPr>
-        <w:t xml:space="preserve">our graph should </w:t>
-      </w:r>
-      <w:r>
-        <w:rPr>
-          <w:rFonts w:ascii="Times New Roman" w:hAnsi="Times New Roman" w:cs="Times New Roman"/>
-          <w:sz w:val="24"/>
-          <w:szCs w:val="24"/>
-        </w:rPr>
-        <w:t>show</w:t>
-      </w:r>
-      <w:r>
-        <w:rPr>
-          <w:rFonts w:ascii="Times New Roman" w:hAnsi="Times New Roman" w:cs="Times New Roman"/>
-          <w:sz w:val="24"/>
-          <w:szCs w:val="24"/>
-        </w:rPr>
-        <w:t xml:space="preserve"> some increase in the Mid 1 OPN stage. Given what you know about insect invasions in forests, and the </w:t>
-      </w:r>
-      <w:r>
-        <w:rPr>
-          <w:rFonts w:ascii="Times New Roman" w:hAnsi="Times New Roman" w:cs="Times New Roman"/>
-          <w:sz w:val="24"/>
-          <w:szCs w:val="24"/>
-        </w:rPr>
-        <w:t>successional dynamics following a disturbance</w:t>
-      </w:r>
-      <w:r>
-        <w:rPr>
-          <w:rFonts w:ascii="Times New Roman" w:hAnsi="Times New Roman" w:cs="Times New Roman"/>
-          <w:sz w:val="24"/>
-          <w:szCs w:val="24"/>
-        </w:rPr>
-        <w:t xml:space="preserve">, explain what the </w:t>
-      </w:r>
-      <w:r>
-        <w:rPr>
-          <w:rFonts w:ascii="Times New Roman" w:hAnsi="Times New Roman" w:cs="Times New Roman"/>
-          <w:sz w:val="24"/>
-          <w:szCs w:val="24"/>
-        </w:rPr>
-        <w:t xml:space="preserve">insect </w:t>
-      </w:r>
-      <w:r>
-        <w:rPr>
-          <w:rFonts w:ascii="Times New Roman" w:hAnsi="Times New Roman" w:cs="Times New Roman"/>
-          <w:sz w:val="24"/>
-          <w:szCs w:val="24"/>
-        </w:rPr>
-        <w:t xml:space="preserve">invasion </w:t>
-      </w:r>
-      <w:r>
-        <w:rPr>
-          <w:rFonts w:ascii="Times New Roman" w:hAnsi="Times New Roman" w:cs="Times New Roman"/>
-          <w:sz w:val="24"/>
-          <w:szCs w:val="24"/>
-        </w:rPr>
-        <w:t>did</w:t>
-      </w:r>
-      <w:r>
-        <w:rPr>
-          <w:rFonts w:ascii="Times New Roman" w:hAnsi="Times New Roman" w:cs="Times New Roman"/>
-          <w:sz w:val="24"/>
-          <w:szCs w:val="24"/>
-        </w:rPr>
-        <w:t xml:space="preserve"> that caused the increase in Mid 1 OPN (2 pts) </w:t>
-      </w:r>
-    </w:p>
-    <w:p>
-      <w:pPr>
-        <w:pStyle w:val="ListParagraph"/>
-        <w:numPr>
-          <w:ilvl w:val="1"/>
-          <w:numId w:val="24"/>
-        </w:numPr>
-        <w:spacing w:after="0" w:line="240" w:lineRule="auto"/>
-        <w:rPr>
-          <w:rFonts w:ascii="Times New Roman" w:hAnsi="Times New Roman" w:cs="Times New Roman"/>
-          <w:sz w:val="24"/>
-          <w:szCs w:val="24"/>
-        </w:rPr>
-      </w:pPr>
-      <w:r>
-        <w:rPr>
-          <w:rFonts w:ascii="Times New Roman" w:hAnsi="Times New Roman" w:cs="Times New Roman"/>
-          <w:sz w:val="24"/>
-          <w:szCs w:val="24"/>
-        </w:rPr>
-        <w:t xml:space="preserve">Ecologically, we should expect the Late </w:t>
-      </w:r>
-      <w:r>
-        <w:rPr>
-          <w:rFonts w:ascii="Times New Roman" w:hAnsi="Times New Roman" w:cs="Times New Roman"/>
-          <w:sz w:val="24"/>
-          <w:szCs w:val="24"/>
-        </w:rPr>
-        <w:t>2</w:t>
-      </w:r>
-      <w:r>
-        <w:rPr>
-          <w:rFonts w:ascii="Times New Roman" w:hAnsi="Times New Roman" w:cs="Times New Roman"/>
-          <w:sz w:val="24"/>
-          <w:szCs w:val="24"/>
-        </w:rPr>
-        <w:t xml:space="preserve"> </w:t>
-      </w:r>
-      <w:r>
-        <w:rPr>
-          <w:rFonts w:ascii="Times New Roman" w:hAnsi="Times New Roman" w:cs="Times New Roman"/>
-          <w:sz w:val="24"/>
-          <w:szCs w:val="24"/>
-        </w:rPr>
-        <w:t>CLS</w:t>
-      </w:r>
-      <w:r>
-        <w:rPr>
-          <w:rFonts w:ascii="Times New Roman" w:hAnsi="Times New Roman" w:cs="Times New Roman"/>
-          <w:sz w:val="24"/>
-          <w:szCs w:val="24"/>
-        </w:rPr>
-        <w:t xml:space="preserve"> stage to be impacted too. Did this stage increase or decrease? How can you explain </w:t>
-      </w:r>
-      <w:r>
-        <w:rPr>
-          <w:rFonts w:ascii="Times New Roman" w:hAnsi="Times New Roman" w:cs="Times New Roman"/>
-          <w:sz w:val="24"/>
-          <w:szCs w:val="24"/>
-        </w:rPr>
-        <w:t>that observation</w:t>
-      </w:r>
-      <w:r>
-        <w:rPr>
-          <w:rFonts w:ascii="Times New Roman" w:hAnsi="Times New Roman" w:cs="Times New Roman"/>
-          <w:sz w:val="24"/>
-          <w:szCs w:val="24"/>
-        </w:rPr>
-        <w:t xml:space="preserve"> (2 pts)</w:t>
-      </w:r>
-    </w:p>
-    <w:p>
-      <w:pPr>
-        <w:pStyle w:val="ListParagraph"/>
-        <w:numPr>
-          <w:ilvl w:val="1"/>
-          <w:numId w:val="24"/>
-        </w:numPr>
-        <w:spacing w:after="0" w:line="240" w:lineRule="auto"/>
-        <w:rPr>
-          <w:rFonts w:ascii="Times New Roman" w:hAnsi="Times New Roman" w:cs="Times New Roman"/>
-          <w:sz w:val="24"/>
-          <w:szCs w:val="24"/>
-        </w:rPr>
-      </w:pPr>
-      <w:r>
-        <w:rPr>
-          <w:rFonts w:ascii="Times New Roman" w:hAnsi="Times New Roman" w:cs="Times New Roman"/>
-          <w:sz w:val="24"/>
-          <w:szCs w:val="24"/>
-        </w:rPr>
-        <w:t xml:space="preserve">If you were a manager of this ecosystem that is now been impacted by this invasion and you are now able to see the result of this impact (in your graph), would you say that this invasion impacted your ecosystem </w:t>
-      </w:r>
-      <w:r>
-        <w:rPr>
-          <w:rFonts w:ascii="Times New Roman" w:hAnsi="Times New Roman" w:cs="Times New Roman"/>
-          <w:sz w:val="24"/>
-          <w:szCs w:val="24"/>
-          <w:u w:val="single"/>
-        </w:rPr>
-        <w:t>in a significant negative way</w:t>
-      </w:r>
-      <w:r>
-        <w:rPr>
-          <w:rFonts w:ascii="Times New Roman" w:hAnsi="Times New Roman" w:cs="Times New Roman"/>
-          <w:sz w:val="24"/>
-          <w:szCs w:val="24"/>
-        </w:rPr>
-        <w:t xml:space="preserve"> or was the impact pretty mild? Explain your reasoning (2 pts)</w:t>
-      </w:r>
-    </w:p>
-    <w:p>
-      <w:pPr>
-        <w:pStyle w:val="ListParagraph"/>
-        <w:spacing w:after="0" w:line="240" w:lineRule="auto"/>
-        <w:rPr>
-          <w:rFonts w:ascii="Times New Roman" w:hAnsi="Times New Roman" w:cs="Times New Roman"/>
-          <w:sz w:val="24"/>
-          <w:szCs w:val="24"/>
-        </w:rPr>
-      </w:pPr>
-    </w:p>
-    <w:p>
-      <w:pPr>
-        <w:spacing w:after="0" w:line="240" w:lineRule="auto"/>
-        <w:rPr>
-          <w:rFonts w:ascii="Times New Roman" w:hAnsi="Times New Roman" w:cs="Times New Roman"/>
-          <w:b/>
-          <w:bCs/>
-          <w:sz w:val="24"/>
-          <w:szCs w:val="24"/>
-        </w:rPr>
-      </w:pPr>
-    </w:p>
-    <w:p>
-      <w:pPr>
-        <w:spacing w:after="0" w:line="240" w:lineRule="auto"/>
-        <w:rPr>
-          <w:rFonts w:ascii="Times New Roman" w:hAnsi="Times New Roman" w:cs="Times New Roman"/>
-          <w:b/>
-          <w:bCs/>
-          <w:sz w:val="24"/>
-          <w:szCs w:val="24"/>
-        </w:rPr>
-      </w:pPr>
-    </w:p>
-    <w:p>
-      <w:pPr>
-        <w:pStyle w:val="Heading2"/>
-        <w:rPr>
-          <w:rFonts w:ascii="Times New Roman" w:hAnsi="Times New Roman" w:cs="Times New Roman"/>
-          <w:b/>
-          <w:bCs/>
-          <w:sz w:val="24"/>
-          <w:szCs w:val="24"/>
-        </w:rPr>
-      </w:pPr>
-      <w:r>
-        <w:rPr>
-          <w:rFonts w:ascii="Times New Roman" w:hAnsi="Times New Roman" w:cs="Times New Roman"/>
-          <w:b/>
-          <w:bCs/>
-          <w:sz w:val="24"/>
-          <w:szCs w:val="24"/>
-        </w:rPr>
-        <w:lastRenderedPageBreak/>
-        <w:t xml:space="preserve">Disturbance 3: </w:t>
-      </w:r>
-      <w:r>
-        <w:rPr>
-          <w:rFonts w:ascii="Times New Roman" w:hAnsi="Times New Roman" w:cs="Times New Roman"/>
-          <w:b/>
-          <w:bCs/>
-          <w:sz w:val="24"/>
-          <w:szCs w:val="24"/>
-        </w:rPr>
-        <w:t xml:space="preserve">A </w:t>
-      </w:r>
-      <w:r>
-        <w:rPr>
-          <w:rFonts w:ascii="Times New Roman" w:hAnsi="Times New Roman" w:cs="Times New Roman"/>
-          <w:b/>
-          <w:bCs/>
-          <w:sz w:val="24"/>
-          <w:szCs w:val="24"/>
-        </w:rPr>
-        <w:t>mixed severity s</w:t>
-      </w:r>
-      <w:r>
-        <w:rPr>
-          <w:rFonts w:ascii="Times New Roman" w:hAnsi="Times New Roman" w:cs="Times New Roman"/>
-          <w:b/>
-          <w:bCs/>
-          <w:sz w:val="24"/>
-          <w:szCs w:val="24"/>
-        </w:rPr>
-        <w:t>urface fire</w:t>
-      </w:r>
-      <w:r>
-        <w:rPr>
-          <w:rFonts w:ascii="Times New Roman" w:hAnsi="Times New Roman" w:cs="Times New Roman"/>
-          <w:b/>
-          <w:bCs/>
-          <w:sz w:val="24"/>
-          <w:szCs w:val="24"/>
-        </w:rPr>
-        <w:t xml:space="preserve"> that returns every 10 y</w:t>
-      </w:r>
-      <w:r>
-        <w:rPr>
-          <w:rFonts w:ascii="Times New Roman" w:hAnsi="Times New Roman" w:cs="Times New Roman"/>
-          <w:b/>
-          <w:bCs/>
-          <w:sz w:val="24"/>
-          <w:szCs w:val="24"/>
-        </w:rPr>
-        <w:t>ea</w:t>
-      </w:r>
-      <w:r>
-        <w:rPr>
-          <w:rFonts w:ascii="Times New Roman" w:hAnsi="Times New Roman" w:cs="Times New Roman"/>
-          <w:b/>
-          <w:bCs/>
-          <w:sz w:val="24"/>
-          <w:szCs w:val="24"/>
-        </w:rPr>
-        <w:t>rs</w:t>
+        <w:spacing w:before="0" w:after="0" w:line="240" w:lineRule="auto"/>
+        <w:rPr>
+          <w:rFonts w:ascii="Times New Roman" w:hAnsi="Times New Roman" w:cs="Times New Roman"/>
+          <w:sz w:val="22"/>
+          <w:szCs w:val="22"/>
+        </w:rPr>
+      </w:pPr>
+      <w:r>
+        <w:rPr>
+          <w:rFonts w:ascii="Times New Roman" w:hAnsi="Times New Roman" w:cs="Times New Roman"/>
+          <w:sz w:val="22"/>
+          <w:szCs w:val="22"/>
+        </w:rPr>
+        <w:t xml:space="preserve">You want the impact of this disease to move succession from Mid 2 OPN to Early 1 All. </w:t>
       </w:r>
     </w:p>
     <w:p>
@@ -2004,34 +1676,26 @@
           <w:ilvl w:val="0"/>
           <w:numId w:val="3"/>
         </w:numPr>
-        <w:spacing w:after="0" w:line="240" w:lineRule="auto"/>
-        <w:rPr>
-          <w:rFonts w:ascii="Times New Roman" w:hAnsi="Times New Roman" w:cs="Times New Roman"/>
-          <w:sz w:val="24"/>
-          <w:szCs w:val="24"/>
-        </w:rPr>
-      </w:pPr>
-      <w:r>
-        <w:rPr>
-          <w:rFonts w:ascii="Times New Roman" w:hAnsi="Times New Roman" w:cs="Times New Roman"/>
-          <w:sz w:val="24"/>
-          <w:szCs w:val="24"/>
-        </w:rPr>
-        <w:t xml:space="preserve">The disturbance is </w:t>
-      </w:r>
-      <w:r>
-        <w:rPr>
-          <w:rFonts w:ascii="Times New Roman" w:hAnsi="Times New Roman" w:cs="Times New Roman"/>
-          <w:sz w:val="24"/>
-          <w:szCs w:val="24"/>
-        </w:rPr>
-        <w:t>a surface fire of mixed severity</w:t>
-      </w:r>
-      <w:r>
-        <w:rPr>
-          <w:rFonts w:ascii="Times New Roman" w:hAnsi="Times New Roman" w:cs="Times New Roman"/>
-          <w:sz w:val="24"/>
-          <w:szCs w:val="24"/>
+        <w:spacing w:before="0" w:after="0" w:line="240" w:lineRule="auto"/>
+        <w:rPr>
+          <w:rFonts w:ascii="Times New Roman" w:hAnsi="Times New Roman" w:cs="Times New Roman"/>
+          <w:sz w:val="22"/>
+          <w:szCs w:val="22"/>
+        </w:rPr>
+      </w:pPr>
+      <w:r>
+        <w:rPr>
+          <w:rFonts w:ascii="Times New Roman" w:hAnsi="Times New Roman" w:cs="Times New Roman"/>
+          <w:sz w:val="22"/>
+          <w:szCs w:val="22"/>
+        </w:rPr>
+        <w:t>For the disturbance type, use “Mixed fire”</w:t>
+      </w:r>
+      <w:r>
+        <w:rPr>
+          <w:rFonts w:ascii="Times New Roman" w:hAnsi="Times New Roman" w:cs="Times New Roman"/>
+          <w:sz w:val="22"/>
+          <w:szCs w:val="22"/>
         </w:rPr>
         <w:t>.</w:t>
       </w:r>
@@ -2043,20 +1707,36 @@
           <w:ilvl w:val="0"/>
           <w:numId w:val="3"/>
         </w:numPr>
-        <w:spacing w:after="0" w:line="240" w:lineRule="auto"/>
-        <w:rPr>
-          <w:rFonts w:ascii="Times New Roman" w:hAnsi="Times New Roman" w:cs="Times New Roman"/>
-          <w:sz w:val="24"/>
-          <w:szCs w:val="24"/>
-        </w:rPr>
-      </w:pPr>
-      <w:r>
-        <w:rPr>
-          <w:rFonts w:ascii="Times New Roman" w:hAnsi="Times New Roman" w:cs="Times New Roman"/>
-          <w:sz w:val="24"/>
-          <w:szCs w:val="24"/>
-        </w:rPr>
-        <w:t>The return interval is given as 10 yrs. Use this to calculate the probability that you will put in the probabilistic transitions table when customizing the characteristics of your disturbance.</w:t>
+        <w:spacing w:before="0" w:after="0" w:line="240" w:lineRule="auto"/>
+        <w:rPr>
+          <w:rFonts w:ascii="Times New Roman" w:hAnsi="Times New Roman" w:cs="Times New Roman"/>
+          <w:sz w:val="22"/>
+          <w:szCs w:val="22"/>
+        </w:rPr>
+      </w:pPr>
+      <w:r>
+        <w:rPr>
+          <w:rFonts w:ascii="Times New Roman" w:hAnsi="Times New Roman" w:cs="Times New Roman"/>
+          <w:sz w:val="22"/>
+          <w:szCs w:val="22"/>
+        </w:rPr>
+        <w:t xml:space="preserve">For the Reset age column, select </w:t>
+      </w:r>
+      <w:r>
+        <w:rPr>
+          <w:rFonts w:ascii="Times New Roman" w:hAnsi="Times New Roman" w:cs="Times New Roman"/>
+          <w:sz w:val="22"/>
+          <w:szCs w:val="22"/>
+        </w:rPr>
+        <w:t>No</w:t>
+      </w:r>
+      <w:r>
+        <w:rPr>
+          <w:rFonts w:ascii="Times New Roman" w:hAnsi="Times New Roman" w:cs="Times New Roman"/>
+          <w:sz w:val="22"/>
+          <w:szCs w:val="22"/>
+        </w:rPr>
+        <w:t>.</w:t>
       </w:r>
     </w:p>
     <w:p>
@@ -2066,52 +1746,388 @@
           <w:ilvl w:val="0"/>
           <w:numId w:val="3"/>
         </w:numPr>
-        <w:spacing w:after="0" w:line="240" w:lineRule="auto"/>
-        <w:rPr>
-          <w:rFonts w:ascii="Times New Roman" w:hAnsi="Times New Roman" w:cs="Times New Roman"/>
-          <w:sz w:val="24"/>
-          <w:szCs w:val="24"/>
-        </w:rPr>
-      </w:pPr>
-      <w:r>
-        <w:rPr>
-          <w:rFonts w:ascii="Times New Roman" w:hAnsi="Times New Roman" w:cs="Times New Roman"/>
-          <w:sz w:val="24"/>
-          <w:szCs w:val="24"/>
-        </w:rPr>
-        <w:t xml:space="preserve">You want the impact of this disease to move succession from </w:t>
-      </w:r>
-      <w:r>
-        <w:rPr>
-          <w:rFonts w:ascii="Times New Roman" w:hAnsi="Times New Roman" w:cs="Times New Roman"/>
-          <w:sz w:val="24"/>
-          <w:szCs w:val="24"/>
-        </w:rPr>
-        <w:t>Mid 2 OPN</w:t>
-      </w:r>
-      <w:r>
-        <w:rPr>
-          <w:rFonts w:ascii="Times New Roman" w:hAnsi="Times New Roman" w:cs="Times New Roman"/>
-          <w:sz w:val="24"/>
-          <w:szCs w:val="24"/>
-        </w:rPr>
-        <w:t xml:space="preserve"> to </w:t>
-      </w:r>
-      <w:r>
-        <w:rPr>
-          <w:rFonts w:ascii="Times New Roman" w:hAnsi="Times New Roman" w:cs="Times New Roman"/>
-          <w:sz w:val="24"/>
-          <w:szCs w:val="24"/>
-        </w:rPr>
-        <w:t>Early 1 All</w:t>
-      </w:r>
-      <w:r>
-        <w:rPr>
-          <w:rFonts w:ascii="Times New Roman" w:hAnsi="Times New Roman" w:cs="Times New Roman"/>
-          <w:sz w:val="24"/>
-          <w:szCs w:val="24"/>
-        </w:rPr>
-        <w:t xml:space="preserve">. </w:t>
+        <w:spacing w:before="0" w:after="0" w:line="240" w:lineRule="auto"/>
+        <w:rPr>
+          <w:rFonts w:ascii="Times New Roman" w:hAnsi="Times New Roman" w:cs="Times New Roman"/>
+          <w:sz w:val="22"/>
+          <w:szCs w:val="22"/>
+        </w:rPr>
+      </w:pPr>
+      <w:r>
+        <w:rPr>
+          <w:rFonts w:ascii="Times New Roman" w:hAnsi="Times New Roman" w:cs="Times New Roman"/>
+          <w:b/>
+          <w:bCs/>
+          <w:sz w:val="22"/>
+          <w:szCs w:val="22"/>
+        </w:rPr>
+        <w:t>Assignment # 6:</w:t>
+      </w:r>
+      <w:r>
+        <w:rPr>
+          <w:rFonts w:ascii="Times New Roman" w:hAnsi="Times New Roman" w:cs="Times New Roman"/>
+          <w:sz w:val="22"/>
+          <w:szCs w:val="22"/>
+        </w:rPr>
+        <w:t xml:space="preserve"> copy and paste the bar graph for the surface fire disturbance to your word document and caption it </w:t>
+      </w:r>
+      <w:r>
+        <w:rPr>
+          <w:rFonts w:ascii="Times New Roman" w:hAnsi="Times New Roman" w:cs="Times New Roman"/>
+          <w:b/>
+          <w:bCs/>
+          <w:sz w:val="22"/>
+          <w:szCs w:val="22"/>
+        </w:rPr>
+        <w:t xml:space="preserve">Figure </w:t>
+      </w:r>
+      <w:r>
+        <w:rPr>
+          <w:rFonts w:ascii="Times New Roman" w:hAnsi="Times New Roman" w:cs="Times New Roman"/>
+          <w:b/>
+          <w:bCs/>
+          <w:sz w:val="22"/>
+          <w:szCs w:val="22"/>
+        </w:rPr>
+        <w:t>6</w:t>
+      </w:r>
+      <w:r>
+        <w:rPr>
+          <w:rFonts w:ascii="Times New Roman" w:hAnsi="Times New Roman" w:cs="Times New Roman"/>
+          <w:b/>
+          <w:bCs/>
+          <w:sz w:val="22"/>
+          <w:szCs w:val="22"/>
+        </w:rPr>
+        <w:t>. Surface fire</w:t>
+      </w:r>
+      <w:r>
+        <w:rPr>
+          <w:rFonts w:ascii="Times New Roman" w:hAnsi="Times New Roman" w:cs="Times New Roman"/>
+          <w:sz w:val="22"/>
+          <w:szCs w:val="22"/>
+        </w:rPr>
+        <w:t xml:space="preserve"> (2 pts)</w:t>
+      </w:r>
+      <w:r>
+        <w:rPr>
+          <w:rFonts w:ascii="Times New Roman" w:hAnsi="Times New Roman" w:cs="Times New Roman"/>
+          <w:sz w:val="22"/>
+          <w:szCs w:val="22"/>
+        </w:rPr>
+        <w:t>.</w:t>
+      </w:r>
+    </w:p>
+    <w:p>
+      <w:pPr>
+        <w:pStyle w:val="ListParagraph"/>
+        <w:spacing w:before="0" w:after="0" w:line="240" w:lineRule="auto"/>
+        <w:rPr>
+          <w:rFonts w:ascii="Times New Roman" w:hAnsi="Times New Roman" w:cs="Times New Roman"/>
+          <w:sz w:val="22"/>
+          <w:szCs w:val="22"/>
+        </w:rPr>
+      </w:pPr>
+    </w:p>
+    <w:p>
+      <w:pPr>
+        <w:pStyle w:val="ListParagraph"/>
+        <w:spacing w:before="0" w:after="0" w:line="240" w:lineRule="auto"/>
+        <w:rPr>
+          <w:rFonts w:ascii="Times New Roman" w:hAnsi="Times New Roman" w:cs="Times New Roman"/>
+          <w:sz w:val="22"/>
+          <w:szCs w:val="22"/>
+        </w:rPr>
+      </w:pPr>
+    </w:p>
+    <w:p>
+      <w:pPr>
+        <w:spacing w:before="0" w:after="0" w:line="240" w:lineRule="auto"/>
+        <w:rPr>
+          <w:rFonts w:ascii="Times New Roman" w:hAnsi="Times New Roman" w:cs="Times New Roman"/>
+          <w:sz w:val="22"/>
+          <w:szCs w:val="22"/>
+        </w:rPr>
+      </w:pPr>
+      <w:r>
+        <w:rPr>
+          <w:rFonts w:ascii="Times New Roman" w:hAnsi="Times New Roman" w:cs="Times New Roman"/>
+          <w:b/>
+          <w:bCs/>
+          <w:sz w:val="22"/>
+          <w:szCs w:val="22"/>
+        </w:rPr>
+        <w:t>Examples of questions for students to respond to</w:t>
+      </w:r>
+      <w:r>
+        <w:rPr>
+          <w:rFonts w:ascii="Times New Roman" w:hAnsi="Times New Roman" w:cs="Times New Roman"/>
+          <w:b/>
+          <w:bCs/>
+          <w:sz w:val="22"/>
+          <w:szCs w:val="22"/>
+        </w:rPr>
+        <w:t>.</w:t>
+      </w:r>
+    </w:p>
+    <w:p>
+      <w:pPr>
+        <w:pStyle w:val="ListParagraph"/>
+        <w:numPr>
+          <w:ilvl w:val="0"/>
+          <w:numId w:val="30"/>
+        </w:numPr>
+        <w:spacing w:before="0" w:after="0" w:line="240" w:lineRule="auto"/>
+        <w:rPr>
+          <w:rFonts w:ascii="Times New Roman" w:hAnsi="Times New Roman" w:cs="Times New Roman"/>
+          <w:sz w:val="22"/>
+          <w:szCs w:val="22"/>
+        </w:rPr>
+      </w:pPr>
+      <w:bookmarkStart w:id="0" w:name="_Hlk120270911"/>
+      <w:bookmarkStart w:id="1" w:name="_Hlk89115323"/>
+      <w:r>
+        <w:rPr>
+          <w:rFonts w:ascii="Times New Roman" w:hAnsi="Times New Roman" w:cs="Times New Roman"/>
+          <w:sz w:val="22"/>
+          <w:szCs w:val="22"/>
+        </w:rPr>
+        <w:t xml:space="preserve">Your disturbance was intended to move the ecosystem from Mid 2 OPN to Early 1 All. If run successfully, your graph should show some increase in the Early 1 stage. Given what you know about the type of fire you implemented, and the successional dynamics following </w:t>
+      </w:r>
+      <w:r>
+        <w:rPr>
+          <w:rFonts w:ascii="Times New Roman" w:hAnsi="Times New Roman" w:cs="Times New Roman"/>
+          <w:sz w:val="22"/>
+          <w:szCs w:val="22"/>
+        </w:rPr>
+        <w:t>this kind of a</w:t>
+      </w:r>
+      <w:r>
+        <w:rPr>
+          <w:rFonts w:ascii="Times New Roman" w:hAnsi="Times New Roman" w:cs="Times New Roman"/>
+          <w:sz w:val="22"/>
+          <w:szCs w:val="22"/>
+        </w:rPr>
+        <w:t xml:space="preserve"> disturbance, explain what the fire is doing that causes the increase in Early 1 All (2 pts)</w:t>
+      </w:r>
+      <w:r>
+        <w:rPr>
+          <w:rFonts w:ascii="Times New Roman" w:hAnsi="Times New Roman" w:cs="Times New Roman"/>
+          <w:sz w:val="22"/>
+          <w:szCs w:val="22"/>
+        </w:rPr>
+        <w:t>.</w:t>
+      </w:r>
+      <w:r>
+        <w:rPr>
+          <w:rFonts w:ascii="Times New Roman" w:hAnsi="Times New Roman" w:cs="Times New Roman"/>
+          <w:sz w:val="22"/>
+          <w:szCs w:val="22"/>
+        </w:rPr>
+        <w:t xml:space="preserve"> </w:t>
+      </w:r>
+    </w:p>
+    <w:p>
+      <w:pPr>
+        <w:pStyle w:val="ListParagraph"/>
+        <w:numPr>
+          <w:ilvl w:val="0"/>
+          <w:numId w:val="30"/>
+        </w:numPr>
+        <w:spacing w:before="0" w:after="0"/>
+        <w:rPr>
+          <w:rFonts w:ascii="Times New Roman" w:hAnsi="Times New Roman" w:cs="Times New Roman"/>
+          <w:sz w:val="22"/>
+          <w:szCs w:val="22"/>
+        </w:rPr>
+      </w:pPr>
+      <w:r>
+        <w:rPr>
+          <w:rFonts w:ascii="Times New Roman" w:hAnsi="Times New Roman" w:cs="Times New Roman"/>
+          <w:sz w:val="22"/>
+          <w:szCs w:val="22"/>
+        </w:rPr>
+        <w:t>Ecologically, we should expect the Mid 2 OPN stage to be impacted too. Did this stage increase or decrease? How can you explain that observation</w:t>
+      </w:r>
+      <w:r>
+        <w:rPr>
+          <w:rFonts w:ascii="Times New Roman" w:hAnsi="Times New Roman" w:cs="Times New Roman"/>
+          <w:sz w:val="22"/>
+          <w:szCs w:val="22"/>
+        </w:rPr>
+        <w:t>?</w:t>
+      </w:r>
+      <w:r>
+        <w:rPr>
+          <w:rFonts w:ascii="Times New Roman" w:hAnsi="Times New Roman" w:cs="Times New Roman"/>
+          <w:sz w:val="22"/>
+          <w:szCs w:val="22"/>
+        </w:rPr>
+        <w:t xml:space="preserve"> (2 pts)</w:t>
+      </w:r>
+      <w:r>
+        <w:rPr>
+          <w:rFonts w:ascii="Times New Roman" w:hAnsi="Times New Roman" w:cs="Times New Roman"/>
+          <w:sz w:val="22"/>
+          <w:szCs w:val="22"/>
+        </w:rPr>
+        <w:t>.</w:t>
+      </w:r>
+    </w:p>
+    <w:p>
+      <w:pPr>
+        <w:pStyle w:val="ListParagraph"/>
+        <w:numPr>
+          <w:ilvl w:val="0"/>
+          <w:numId w:val="30"/>
+        </w:numPr>
+        <w:spacing w:before="0" w:after="0" w:line="240" w:lineRule="auto"/>
+        <w:rPr>
+          <w:rFonts w:ascii="Times New Roman" w:hAnsi="Times New Roman" w:cs="Times New Roman"/>
+          <w:sz w:val="22"/>
+          <w:szCs w:val="22"/>
+        </w:rPr>
+      </w:pPr>
+      <w:r>
+        <w:rPr>
+          <w:rFonts w:ascii="Times New Roman" w:hAnsi="Times New Roman" w:cs="Times New Roman"/>
+          <w:sz w:val="22"/>
+          <w:szCs w:val="22"/>
+        </w:rPr>
+        <w:t xml:space="preserve">If </w:t>
+      </w:r>
+      <w:r>
+        <w:rPr>
+          <w:rFonts w:ascii="Times New Roman" w:hAnsi="Times New Roman" w:cs="Times New Roman"/>
+          <w:sz w:val="22"/>
+          <w:szCs w:val="22"/>
+        </w:rPr>
+        <w:t xml:space="preserve">you were a manager of this ecosystem, would you say that </w:t>
+      </w:r>
+      <w:r>
+        <w:rPr>
+          <w:rFonts w:ascii="Times New Roman" w:hAnsi="Times New Roman" w:cs="Times New Roman"/>
+          <w:sz w:val="22"/>
+          <w:szCs w:val="22"/>
+        </w:rPr>
+        <w:t xml:space="preserve">this fire impacted your ecosystem in a </w:t>
+      </w:r>
+      <w:r>
+        <w:rPr>
+          <w:rFonts w:ascii="Times New Roman" w:hAnsi="Times New Roman" w:cs="Times New Roman"/>
+          <w:sz w:val="22"/>
+          <w:szCs w:val="22"/>
+        </w:rPr>
+        <w:t>meaningful</w:t>
+      </w:r>
+      <w:r>
+        <w:rPr>
+          <w:rFonts w:ascii="Times New Roman" w:hAnsi="Times New Roman" w:cs="Times New Roman"/>
+          <w:sz w:val="22"/>
+          <w:szCs w:val="22"/>
+        </w:rPr>
+        <w:t xml:space="preserve"> way or was the impact pretty mild? Explain your reasoning (2 pts)</w:t>
+      </w:r>
+      <w:r>
+        <w:rPr>
+          <w:rFonts w:ascii="Times New Roman" w:hAnsi="Times New Roman" w:cs="Times New Roman"/>
+          <w:sz w:val="22"/>
+          <w:szCs w:val="22"/>
+        </w:rPr>
+        <w:t>.</w:t>
+      </w:r>
+    </w:p>
+    <w:p>
+      <w:pPr>
+        <w:spacing w:before="0" w:after="0" w:line="240" w:lineRule="auto"/>
+        <w:rPr>
+          <w:rFonts w:ascii="Times New Roman" w:hAnsi="Times New Roman" w:cs="Times New Roman"/>
+          <w:sz w:val="22"/>
+          <w:szCs w:val="22"/>
+        </w:rPr>
+      </w:pPr>
+    </w:p>
+    <w:p>
+      <w:pPr>
+        <w:spacing w:before="0" w:after="0" w:line="240" w:lineRule="auto"/>
+        <w:rPr>
+          <w:rFonts w:ascii="Times New Roman" w:hAnsi="Times New Roman" w:cs="Times New Roman"/>
+          <w:sz w:val="22"/>
+          <w:szCs w:val="22"/>
+        </w:rPr>
+      </w:pPr>
+    </w:p>
+    <w:p>
+      <w:pPr>
+        <w:pStyle w:val="Heading2"/>
+        <w:spacing w:before="0"/>
+        <w:rPr>
+          <w:rFonts w:ascii="Times New Roman" w:hAnsi="Times New Roman" w:cs="Times New Roman"/>
+          <w:b/>
+          <w:bCs/>
+          <w:sz w:val="22"/>
+          <w:szCs w:val="22"/>
+        </w:rPr>
+      </w:pPr>
+      <w:r>
+        <w:rPr>
+          <w:rFonts w:ascii="Times New Roman" w:hAnsi="Times New Roman" w:cs="Times New Roman"/>
+          <w:b/>
+          <w:bCs/>
+          <w:sz w:val="22"/>
+          <w:szCs w:val="22"/>
+        </w:rPr>
+        <w:t xml:space="preserve">Disturbance </w:t>
+      </w:r>
+      <w:r>
+        <w:rPr>
+          <w:rFonts w:ascii="Times New Roman" w:hAnsi="Times New Roman" w:cs="Times New Roman"/>
+          <w:b/>
+          <w:bCs/>
+          <w:sz w:val="22"/>
+          <w:szCs w:val="22"/>
+        </w:rPr>
+        <w:t>#</w:t>
+      </w:r>
+      <w:r>
+        <w:rPr>
+          <w:rFonts w:ascii="Times New Roman" w:hAnsi="Times New Roman" w:cs="Times New Roman"/>
+          <w:b/>
+          <w:bCs/>
+          <w:sz w:val="22"/>
+          <w:szCs w:val="22"/>
+        </w:rPr>
+        <w:t xml:space="preserve">4: </w:t>
+      </w:r>
+      <w:r>
+        <w:rPr>
+          <w:rFonts w:ascii="Times New Roman" w:hAnsi="Times New Roman" w:cs="Times New Roman"/>
+          <w:b/>
+          <w:bCs/>
+          <w:sz w:val="22"/>
+          <w:szCs w:val="22"/>
+        </w:rPr>
+        <w:t>A high severity fire that returns every 10 y</w:t>
+      </w:r>
+      <w:r>
+        <w:rPr>
+          <w:rFonts w:ascii="Times New Roman" w:hAnsi="Times New Roman" w:cs="Times New Roman"/>
+          <w:b/>
+          <w:bCs/>
+          <w:sz w:val="22"/>
+          <w:szCs w:val="22"/>
+        </w:rPr>
+        <w:t>ea</w:t>
+      </w:r>
+      <w:r>
+        <w:rPr>
+          <w:rFonts w:ascii="Times New Roman" w:hAnsi="Times New Roman" w:cs="Times New Roman"/>
+          <w:b/>
+          <w:bCs/>
+          <w:sz w:val="22"/>
+          <w:szCs w:val="22"/>
+        </w:rPr>
+        <w:t>rs</w:t>
       </w:r>
     </w:p>
     <w:p>
@@ -2121,36 +2137,20 @@
           <w:ilvl w:val="0"/>
           <w:numId w:val="3"/>
         </w:numPr>
-        <w:spacing w:after="0" w:line="240" w:lineRule="auto"/>
-        <w:rPr>
-          <w:rFonts w:ascii="Times New Roman" w:hAnsi="Times New Roman" w:cs="Times New Roman"/>
-          <w:sz w:val="24"/>
-          <w:szCs w:val="24"/>
-        </w:rPr>
-      </w:pPr>
-      <w:r>
-        <w:rPr>
-          <w:rFonts w:ascii="Times New Roman" w:hAnsi="Times New Roman" w:cs="Times New Roman"/>
-          <w:sz w:val="24"/>
-          <w:szCs w:val="24"/>
-        </w:rPr>
-        <w:t>For the disturbance type, use “</w:t>
-      </w:r>
-      <w:r>
-        <w:rPr>
-          <w:rFonts w:ascii="Times New Roman" w:hAnsi="Times New Roman" w:cs="Times New Roman"/>
-          <w:sz w:val="24"/>
-          <w:szCs w:val="24"/>
-        </w:rPr>
-        <w:t>Mixed fire</w:t>
-      </w:r>
-      <w:r>
-        <w:rPr>
-          <w:rFonts w:ascii="Times New Roman" w:hAnsi="Times New Roman" w:cs="Times New Roman"/>
-          <w:sz w:val="24"/>
-          <w:szCs w:val="24"/>
-        </w:rPr>
-        <w:t>”</w:t>
+        <w:spacing w:before="0" w:after="0" w:line="240" w:lineRule="auto"/>
+        <w:rPr>
+          <w:rFonts w:ascii="Times New Roman" w:hAnsi="Times New Roman" w:cs="Times New Roman"/>
+          <w:sz w:val="22"/>
+          <w:szCs w:val="22"/>
+        </w:rPr>
+      </w:pPr>
+      <w:r>
+        <w:rPr>
+          <w:rFonts w:ascii="Times New Roman" w:hAnsi="Times New Roman" w:cs="Times New Roman"/>
+          <w:sz w:val="22"/>
+          <w:szCs w:val="22"/>
+        </w:rPr>
+        <w:t>The disturbance is a high severity fire.</w:t>
       </w:r>
     </w:p>
     <w:p>
@@ -2160,20 +2160,60 @@
           <w:ilvl w:val="0"/>
           <w:numId w:val="3"/>
         </w:numPr>
-        <w:spacing w:after="0" w:line="240" w:lineRule="auto"/>
-        <w:rPr>
-          <w:rFonts w:ascii="Times New Roman" w:hAnsi="Times New Roman" w:cs="Times New Roman"/>
-          <w:sz w:val="24"/>
-          <w:szCs w:val="24"/>
-        </w:rPr>
-      </w:pPr>
-      <w:r>
-        <w:rPr>
-          <w:rFonts w:ascii="Times New Roman" w:hAnsi="Times New Roman" w:cs="Times New Roman"/>
-          <w:sz w:val="24"/>
-          <w:szCs w:val="24"/>
-        </w:rPr>
-        <w:t>For the Reset age column, select Yes</w:t>
+        <w:spacing w:before="0" w:after="0" w:line="240" w:lineRule="auto"/>
+        <w:rPr>
+          <w:rFonts w:ascii="Times New Roman" w:hAnsi="Times New Roman" w:cs="Times New Roman"/>
+          <w:sz w:val="22"/>
+          <w:szCs w:val="22"/>
+        </w:rPr>
+      </w:pPr>
+      <w:r>
+        <w:rPr>
+          <w:rFonts w:ascii="Times New Roman" w:hAnsi="Times New Roman" w:cs="Times New Roman"/>
+          <w:sz w:val="22"/>
+          <w:szCs w:val="22"/>
+        </w:rPr>
+        <w:t>The return interval is given as 10 yrs</w:t>
+      </w:r>
+      <w:r>
+        <w:rPr>
+          <w:rFonts w:ascii="Times New Roman" w:hAnsi="Times New Roman" w:cs="Times New Roman"/>
+          <w:sz w:val="22"/>
+          <w:szCs w:val="22"/>
+        </w:rPr>
+        <w:t xml:space="preserve"> (pretty dramatic for this ecosystem</w:t>
+      </w:r>
+      <w:r>
+        <w:rPr>
+          <w:rFonts w:ascii="Times New Roman" w:hAnsi="Times New Roman" w:cs="Times New Roman"/>
+          <w:sz w:val="22"/>
+          <w:szCs w:val="22"/>
+        </w:rPr>
+        <w:t xml:space="preserve"> but is meant to simulate potential climate</w:t>
+      </w:r>
+      <w:r>
+        <w:rPr>
+          <w:rFonts w:ascii="Times New Roman" w:hAnsi="Times New Roman" w:cs="Times New Roman"/>
+          <w:sz w:val="22"/>
+          <w:szCs w:val="22"/>
+        </w:rPr>
+        <w:t xml:space="preserve"> </w:t>
+      </w:r>
+      <w:r>
+        <w:rPr>
+          <w:rFonts w:ascii="Times New Roman" w:hAnsi="Times New Roman" w:cs="Times New Roman"/>
+          <w:sz w:val="22"/>
+          <w:szCs w:val="22"/>
+        </w:rPr>
+        <w:t>change driven scenarios)</w:t>
+      </w:r>
+      <w:r>
+        <w:rPr>
+          <w:rFonts w:ascii="Times New Roman" w:hAnsi="Times New Roman" w:cs="Times New Roman"/>
+          <w:sz w:val="22"/>
+          <w:szCs w:val="22"/>
+        </w:rPr>
+        <w:t>. Use this to calculate the probability that you will put in the probabilistic transitions table when customizing the characteristics of your disturbance.</w:t>
       </w:r>
     </w:p>
     <w:p>
@@ -2183,36 +2223,20 @@
           <w:ilvl w:val="0"/>
           <w:numId w:val="3"/>
         </w:numPr>
-        <w:spacing w:after="0" w:line="240" w:lineRule="auto"/>
-        <w:rPr>
-          <w:rFonts w:ascii="Times New Roman" w:hAnsi="Times New Roman" w:cs="Times New Roman"/>
-          <w:sz w:val="24"/>
-          <w:szCs w:val="24"/>
-        </w:rPr>
-      </w:pPr>
-      <w:r>
-        <w:rPr>
-          <w:rFonts w:ascii="Times New Roman" w:hAnsi="Times New Roman" w:cs="Times New Roman"/>
-          <w:sz w:val="24"/>
-          <w:szCs w:val="24"/>
-        </w:rPr>
-        <w:t xml:space="preserve">The graph you produce should then have 2 bars for each succession class: one for the original (blue), one for the impact of the </w:t>
-      </w:r>
-      <w:r>
-        <w:rPr>
-          <w:rFonts w:ascii="Times New Roman" w:hAnsi="Times New Roman" w:cs="Times New Roman"/>
-          <w:sz w:val="24"/>
-          <w:szCs w:val="24"/>
-        </w:rPr>
-        <w:t>surface fire</w:t>
-      </w:r>
-      <w:r>
-        <w:rPr>
-          <w:rFonts w:ascii="Times New Roman" w:hAnsi="Times New Roman" w:cs="Times New Roman"/>
-          <w:sz w:val="24"/>
-          <w:szCs w:val="24"/>
-        </w:rPr>
-        <w:t xml:space="preserve"> (red)</w:t>
+        <w:spacing w:before="0" w:after="0" w:line="240" w:lineRule="auto"/>
+        <w:rPr>
+          <w:rFonts w:ascii="Times New Roman" w:hAnsi="Times New Roman" w:cs="Times New Roman"/>
+          <w:sz w:val="22"/>
+          <w:szCs w:val="22"/>
+        </w:rPr>
+      </w:pPr>
+      <w:r>
+        <w:rPr>
+          <w:rFonts w:ascii="Times New Roman" w:hAnsi="Times New Roman" w:cs="Times New Roman"/>
+          <w:sz w:val="22"/>
+          <w:szCs w:val="22"/>
+        </w:rPr>
+        <w:t xml:space="preserve">You want the impact of this disease to move succession from Late 2 CLS to Early 1 All. </w:t>
       </w:r>
     </w:p>
     <w:p>
@@ -2222,392 +2246,38 @@
           <w:ilvl w:val="0"/>
           <w:numId w:val="3"/>
         </w:numPr>
-        <w:spacing w:after="0" w:line="240" w:lineRule="auto"/>
-        <w:rPr>
-          <w:rFonts w:ascii="Times New Roman" w:hAnsi="Times New Roman" w:cs="Times New Roman"/>
-          <w:sz w:val="24"/>
-          <w:szCs w:val="24"/>
-        </w:rPr>
-      </w:pPr>
+        <w:spacing w:before="0" w:after="0" w:line="240" w:lineRule="auto"/>
+        <w:rPr>
+          <w:rFonts w:ascii="Times New Roman" w:hAnsi="Times New Roman" w:cs="Times New Roman"/>
+          <w:sz w:val="22"/>
+          <w:szCs w:val="22"/>
+        </w:rPr>
+      </w:pPr>
+      <w:r>
+        <w:rPr>
+          <w:rFonts w:ascii="Times New Roman" w:hAnsi="Times New Roman" w:cs="Times New Roman"/>
+          <w:sz w:val="22"/>
+          <w:szCs w:val="22"/>
+        </w:rPr>
+        <w:t>For the disturbance type, use “Option 1”</w:t>
+      </w:r>
       <w:r>
         <w:rPr>
           <w:rFonts w:ascii="Times New Roman" w:hAnsi="Times New Roman" w:cs="Times New Roman"/>
           <w:b/>
           <w:bCs/>
-          <w:sz w:val="24"/>
-          <w:szCs w:val="24"/>
-        </w:rPr>
-        <w:t xml:space="preserve">Assignment # </w:t>
-      </w:r>
-      <w:r>
-        <w:rPr>
-          <w:rFonts w:ascii="Times New Roman" w:hAnsi="Times New Roman" w:cs="Times New Roman"/>
-          <w:b/>
-          <w:bCs/>
-          <w:sz w:val="24"/>
-          <w:szCs w:val="24"/>
-        </w:rPr>
-        <w:t>6</w:t>
-      </w:r>
-      <w:r>
-        <w:rPr>
-          <w:rFonts w:ascii="Times New Roman" w:hAnsi="Times New Roman" w:cs="Times New Roman"/>
-          <w:b/>
-          <w:bCs/>
-          <w:sz w:val="24"/>
-          <w:szCs w:val="24"/>
-        </w:rPr>
-        <w:t>:</w:t>
-      </w:r>
-      <w:r>
-        <w:rPr>
-          <w:rFonts w:ascii="Times New Roman" w:hAnsi="Times New Roman" w:cs="Times New Roman"/>
-          <w:sz w:val="24"/>
-          <w:szCs w:val="24"/>
-        </w:rPr>
-        <w:t xml:space="preserve"> copy and paste the bar graph for the </w:t>
-      </w:r>
-      <w:r>
-        <w:rPr>
-          <w:rFonts w:ascii="Times New Roman" w:hAnsi="Times New Roman" w:cs="Times New Roman"/>
-          <w:sz w:val="24"/>
-          <w:szCs w:val="24"/>
-        </w:rPr>
-        <w:t>surface fire</w:t>
-      </w:r>
-      <w:r>
-        <w:rPr>
-          <w:rFonts w:ascii="Times New Roman" w:hAnsi="Times New Roman" w:cs="Times New Roman"/>
-          <w:sz w:val="24"/>
-          <w:szCs w:val="24"/>
-        </w:rPr>
-        <w:t xml:space="preserve"> disturbance to your word document and caption it Figure </w:t>
-      </w:r>
-      <w:r>
-        <w:rPr>
-          <w:rFonts w:ascii="Times New Roman" w:hAnsi="Times New Roman" w:cs="Times New Roman"/>
-          <w:sz w:val="24"/>
-          <w:szCs w:val="24"/>
-        </w:rPr>
-        <w:t>6</w:t>
-      </w:r>
-      <w:r>
-        <w:rPr>
-          <w:rFonts w:ascii="Times New Roman" w:hAnsi="Times New Roman" w:cs="Times New Roman"/>
-          <w:sz w:val="24"/>
-          <w:szCs w:val="24"/>
-        </w:rPr>
-        <w:t xml:space="preserve">. </w:t>
-      </w:r>
-      <w:r>
-        <w:rPr>
-          <w:rFonts w:ascii="Times New Roman" w:hAnsi="Times New Roman" w:cs="Times New Roman"/>
-          <w:sz w:val="24"/>
-          <w:szCs w:val="24"/>
-        </w:rPr>
-        <w:t>Surface fire</w:t>
-      </w:r>
-      <w:r>
-        <w:rPr>
-          <w:rFonts w:ascii="Times New Roman" w:hAnsi="Times New Roman" w:cs="Times New Roman"/>
-          <w:sz w:val="24"/>
-          <w:szCs w:val="24"/>
-        </w:rPr>
-        <w:t xml:space="preserve"> (2 pts)</w:t>
-      </w:r>
-    </w:p>
-    <w:p>
-      <w:pPr>
-        <w:pStyle w:val="ListParagraph"/>
-        <w:spacing w:after="0" w:line="240" w:lineRule="auto"/>
-        <w:rPr>
-          <w:rFonts w:ascii="Times New Roman" w:hAnsi="Times New Roman" w:cs="Times New Roman"/>
-          <w:sz w:val="24"/>
-          <w:szCs w:val="24"/>
-        </w:rPr>
-      </w:pPr>
-    </w:p>
-    <w:p>
-      <w:pPr>
-        <w:pStyle w:val="ListParagraph"/>
-        <w:spacing w:after="0" w:line="240" w:lineRule="auto"/>
-        <w:rPr>
-          <w:rFonts w:ascii="Times New Roman" w:hAnsi="Times New Roman" w:cs="Times New Roman"/>
-          <w:sz w:val="24"/>
-          <w:szCs w:val="24"/>
-        </w:rPr>
-      </w:pPr>
-      <w:r>
-        <w:rPr>
-          <w:rFonts w:ascii="Times New Roman" w:hAnsi="Times New Roman" w:cs="Times New Roman"/>
-          <w:b/>
-          <w:bCs/>
-          <w:sz w:val="24"/>
-          <w:szCs w:val="24"/>
-        </w:rPr>
-        <w:t>Examples of questions for students to respond to</w:t>
-      </w:r>
-    </w:p>
-    <w:p>
-      <w:pPr>
-        <w:pStyle w:val="ListParagraph"/>
-        <w:numPr>
-          <w:ilvl w:val="0"/>
-          <w:numId w:val="25"/>
-        </w:numPr>
-        <w:spacing w:after="0" w:line="240" w:lineRule="auto"/>
-        <w:rPr>
-          <w:rFonts w:ascii="Times New Roman" w:hAnsi="Times New Roman" w:cs="Times New Roman"/>
-          <w:sz w:val="24"/>
-          <w:szCs w:val="24"/>
-        </w:rPr>
-      </w:pPr>
-      <w:r>
-        <w:rPr>
-          <w:rFonts w:ascii="Times New Roman" w:hAnsi="Times New Roman" w:cs="Times New Roman"/>
-          <w:sz w:val="24"/>
-          <w:szCs w:val="24"/>
-        </w:rPr>
-        <w:t>Your disturbance was intended to move the ecosystem from Mid 2 OPN to Early 1 All</w:t>
-      </w:r>
-      <w:r>
-        <w:rPr>
-          <w:rFonts w:ascii="Times New Roman" w:hAnsi="Times New Roman" w:cs="Times New Roman"/>
-          <w:sz w:val="24"/>
-          <w:szCs w:val="24"/>
-        </w:rPr>
-        <w:t xml:space="preserve">. </w:t>
-      </w:r>
-      <w:r>
-        <w:rPr>
-          <w:rFonts w:ascii="Times New Roman" w:hAnsi="Times New Roman" w:cs="Times New Roman"/>
-          <w:sz w:val="24"/>
-          <w:szCs w:val="24"/>
-        </w:rPr>
-        <w:t xml:space="preserve">If run successfully, </w:t>
-      </w:r>
-      <w:r>
-        <w:rPr>
-          <w:rFonts w:ascii="Times New Roman" w:hAnsi="Times New Roman" w:cs="Times New Roman"/>
-          <w:sz w:val="24"/>
-          <w:szCs w:val="24"/>
-        </w:rPr>
-        <w:t xml:space="preserve">your graph should </w:t>
-      </w:r>
-      <w:r>
-        <w:rPr>
-          <w:rFonts w:ascii="Times New Roman" w:hAnsi="Times New Roman" w:cs="Times New Roman"/>
-          <w:sz w:val="24"/>
-          <w:szCs w:val="24"/>
-        </w:rPr>
-        <w:t>show</w:t>
-      </w:r>
-      <w:r>
-        <w:rPr>
-          <w:rFonts w:ascii="Times New Roman" w:hAnsi="Times New Roman" w:cs="Times New Roman"/>
-          <w:sz w:val="24"/>
-          <w:szCs w:val="24"/>
-        </w:rPr>
-        <w:t xml:space="preserve"> some increase in the Early 1 stage. </w:t>
-      </w:r>
-      <w:r>
-        <w:rPr>
-          <w:rFonts w:ascii="Times New Roman" w:hAnsi="Times New Roman" w:cs="Times New Roman"/>
-          <w:sz w:val="24"/>
-          <w:szCs w:val="24"/>
-        </w:rPr>
-        <w:t>Given what you know about</w:t>
-      </w:r>
-      <w:r>
-        <w:rPr>
-          <w:rFonts w:ascii="Times New Roman" w:hAnsi="Times New Roman" w:cs="Times New Roman"/>
-          <w:sz w:val="24"/>
-          <w:szCs w:val="24"/>
-        </w:rPr>
-        <w:t xml:space="preserve"> the type of fire </w:t>
-      </w:r>
-      <w:r>
-        <w:rPr>
-          <w:rFonts w:ascii="Times New Roman" w:hAnsi="Times New Roman" w:cs="Times New Roman"/>
-          <w:sz w:val="24"/>
-          <w:szCs w:val="24"/>
-        </w:rPr>
-        <w:t>you</w:t>
-      </w:r>
-      <w:r>
-        <w:rPr>
-          <w:rFonts w:ascii="Times New Roman" w:hAnsi="Times New Roman" w:cs="Times New Roman"/>
-          <w:sz w:val="24"/>
-          <w:szCs w:val="24"/>
-        </w:rPr>
-        <w:t xml:space="preserve"> implement</w:t>
-      </w:r>
-      <w:r>
-        <w:rPr>
-          <w:rFonts w:ascii="Times New Roman" w:hAnsi="Times New Roman" w:cs="Times New Roman"/>
-          <w:sz w:val="24"/>
-          <w:szCs w:val="24"/>
-        </w:rPr>
-        <w:t>ed</w:t>
-      </w:r>
-      <w:r>
-        <w:rPr>
-          <w:rFonts w:ascii="Times New Roman" w:hAnsi="Times New Roman" w:cs="Times New Roman"/>
-          <w:sz w:val="24"/>
-          <w:szCs w:val="24"/>
-        </w:rPr>
-        <w:t xml:space="preserve">, and the </w:t>
-      </w:r>
-      <w:r>
-        <w:rPr>
-          <w:rFonts w:ascii="Times New Roman" w:hAnsi="Times New Roman" w:cs="Times New Roman"/>
-          <w:sz w:val="24"/>
-          <w:szCs w:val="24"/>
-        </w:rPr>
-        <w:t>successional dynamics following a disturbance</w:t>
-      </w:r>
-      <w:r>
-        <w:rPr>
-          <w:rFonts w:ascii="Times New Roman" w:hAnsi="Times New Roman" w:cs="Times New Roman"/>
-          <w:sz w:val="24"/>
-          <w:szCs w:val="24"/>
-        </w:rPr>
-        <w:t>, explain what the fire is doing that cause</w:t>
-      </w:r>
-      <w:r>
-        <w:rPr>
-          <w:rFonts w:ascii="Times New Roman" w:hAnsi="Times New Roman" w:cs="Times New Roman"/>
-          <w:sz w:val="24"/>
-          <w:szCs w:val="24"/>
-        </w:rPr>
-        <w:t>s</w:t>
-      </w:r>
-      <w:r>
-        <w:rPr>
-          <w:rFonts w:ascii="Times New Roman" w:hAnsi="Times New Roman" w:cs="Times New Roman"/>
-          <w:sz w:val="24"/>
-          <w:szCs w:val="24"/>
-        </w:rPr>
-        <w:t xml:space="preserve"> the increase in Early 1 All (2 pts) </w:t>
-      </w:r>
-    </w:p>
-    <w:p>
-      <w:pPr>
-        <w:pStyle w:val="ListParagraph"/>
-        <w:numPr>
-          <w:ilvl w:val="0"/>
-          <w:numId w:val="25"/>
-        </w:numPr>
-        <w:rPr>
-          <w:rFonts w:ascii="Times New Roman" w:hAnsi="Times New Roman" w:cs="Times New Roman"/>
-          <w:sz w:val="24"/>
-          <w:szCs w:val="24"/>
-        </w:rPr>
-      </w:pPr>
-      <w:r>
-        <w:rPr>
-          <w:rFonts w:ascii="Times New Roman" w:hAnsi="Times New Roman" w:cs="Times New Roman"/>
-          <w:sz w:val="24"/>
-          <w:szCs w:val="24"/>
-        </w:rPr>
-        <w:t>Ecologically, we should expect the Early 1 All stage to be impacted too. Did this stage increase or decrease? How can you explain that observation (2 pts)</w:t>
-      </w:r>
-    </w:p>
-    <w:p>
-      <w:pPr>
-        <w:pStyle w:val="ListParagraph"/>
-        <w:numPr>
-          <w:ilvl w:val="0"/>
-          <w:numId w:val="25"/>
-        </w:numPr>
-        <w:spacing w:after="0" w:line="240" w:lineRule="auto"/>
-        <w:rPr>
-          <w:rFonts w:ascii="Times New Roman" w:hAnsi="Times New Roman" w:cs="Times New Roman"/>
-          <w:sz w:val="24"/>
-          <w:szCs w:val="24"/>
-        </w:rPr>
-      </w:pPr>
-      <w:r>
-        <w:rPr>
-          <w:rFonts w:ascii="Times New Roman" w:hAnsi="Times New Roman" w:cs="Times New Roman"/>
-          <w:sz w:val="24"/>
-          <w:szCs w:val="24"/>
-        </w:rPr>
-        <w:t>If you were a manager of this ecosystem that is now been impacted by this fire and you are now able to see the result of this impact (in your graph), would you say that this fire impacted your ecosystem in a significant way or was the impact pretty mild? Explain your reasoning (2 pts)</w:t>
-      </w:r>
-    </w:p>
-    <w:p>
-      <w:pPr>
-        <w:spacing w:after="0" w:line="240" w:lineRule="auto"/>
-        <w:rPr>
-          <w:rFonts w:ascii="Times New Roman" w:hAnsi="Times New Roman" w:cs="Times New Roman"/>
-          <w:sz w:val="24"/>
-          <w:szCs w:val="24"/>
-        </w:rPr>
-      </w:pPr>
-      <w:bookmarkStart w:id="2" w:name="_Hlk120270911"/>
-      <w:bookmarkStart w:id="3" w:name="_Hlk89115323"/>
-    </w:p>
-    <w:p>
-      <w:pPr>
-        <w:spacing w:after="0" w:line="240" w:lineRule="auto"/>
-        <w:rPr>
-          <w:rFonts w:ascii="Times New Roman" w:hAnsi="Times New Roman" w:cs="Times New Roman"/>
-          <w:sz w:val="24"/>
-          <w:szCs w:val="24"/>
-        </w:rPr>
-      </w:pPr>
-    </w:p>
-    <w:p>
-      <w:pPr>
-        <w:pStyle w:val="Heading2"/>
-        <w:rPr>
-          <w:rFonts w:ascii="Times New Roman" w:hAnsi="Times New Roman" w:cs="Times New Roman"/>
-          <w:b/>
-          <w:bCs/>
-          <w:sz w:val="24"/>
-          <w:szCs w:val="24"/>
-        </w:rPr>
-      </w:pPr>
-      <w:r>
-        <w:rPr>
-          <w:rFonts w:ascii="Times New Roman" w:hAnsi="Times New Roman" w:cs="Times New Roman"/>
-          <w:b/>
-          <w:bCs/>
-          <w:sz w:val="24"/>
-          <w:szCs w:val="24"/>
-        </w:rPr>
-        <w:t xml:space="preserve">Disturbance 4: </w:t>
-      </w:r>
-      <w:r>
-        <w:rPr>
-          <w:rFonts w:ascii="Times New Roman" w:hAnsi="Times New Roman" w:cs="Times New Roman"/>
-          <w:b/>
-          <w:bCs/>
-          <w:sz w:val="24"/>
-          <w:szCs w:val="24"/>
-        </w:rPr>
-        <w:t>A high severity fire that returns every 10 y</w:t>
-      </w:r>
-      <w:r>
-        <w:rPr>
-          <w:rFonts w:ascii="Times New Roman" w:hAnsi="Times New Roman" w:cs="Times New Roman"/>
-          <w:b/>
-          <w:bCs/>
-          <w:sz w:val="24"/>
-          <w:szCs w:val="24"/>
-        </w:rPr>
-        <w:t>ea</w:t>
-      </w:r>
-      <w:r>
-        <w:rPr>
-          <w:rFonts w:ascii="Times New Roman" w:hAnsi="Times New Roman" w:cs="Times New Roman"/>
-          <w:b/>
-          <w:bCs/>
-          <w:sz w:val="24"/>
-          <w:szCs w:val="24"/>
-        </w:rPr>
-        <w:t>rs</w:t>
+          <w:sz w:val="22"/>
+          <w:szCs w:val="22"/>
+        </w:rPr>
+        <w:t xml:space="preserve"> Do not use the “Replacement fire” option</w:t>
+      </w:r>
+      <w:r>
+        <w:rPr>
+          <w:rFonts w:ascii="Times New Roman" w:hAnsi="Times New Roman" w:cs="Times New Roman"/>
+          <w:sz w:val="22"/>
+          <w:szCs w:val="22"/>
+        </w:rPr>
+        <w:t xml:space="preserve"> because severe fires do not always have the same impact as replacement fires.</w:t>
       </w:r>
     </w:p>
     <w:p>
@@ -2617,20 +2287,28 @@
           <w:ilvl w:val="0"/>
           <w:numId w:val="3"/>
         </w:numPr>
-        <w:spacing w:after="0" w:line="240" w:lineRule="auto"/>
-        <w:rPr>
-          <w:rFonts w:ascii="Times New Roman" w:hAnsi="Times New Roman" w:cs="Times New Roman"/>
-          <w:sz w:val="24"/>
-          <w:szCs w:val="24"/>
-        </w:rPr>
-      </w:pPr>
-      <w:r>
-        <w:rPr>
-          <w:rFonts w:ascii="Times New Roman" w:hAnsi="Times New Roman" w:cs="Times New Roman"/>
-          <w:sz w:val="24"/>
-          <w:szCs w:val="24"/>
-        </w:rPr>
-        <w:t>The disturbance is a high severity fire.</w:t>
+        <w:spacing w:before="0" w:after="0" w:line="240" w:lineRule="auto"/>
+        <w:rPr>
+          <w:rFonts w:ascii="Times New Roman" w:hAnsi="Times New Roman" w:cs="Times New Roman"/>
+          <w:sz w:val="22"/>
+          <w:szCs w:val="22"/>
+        </w:rPr>
+      </w:pPr>
+      <w:r>
+        <w:rPr>
+          <w:rFonts w:ascii="Times New Roman" w:hAnsi="Times New Roman" w:cs="Times New Roman"/>
+          <w:sz w:val="22"/>
+          <w:szCs w:val="22"/>
+        </w:rPr>
+        <w:t>For the Reset age column, select Yes</w:t>
+      </w:r>
+      <w:r>
+        <w:rPr>
+          <w:rFonts w:ascii="Times New Roman" w:hAnsi="Times New Roman" w:cs="Times New Roman"/>
+          <w:sz w:val="22"/>
+          <w:szCs w:val="22"/>
+        </w:rPr>
+        <w:t>.</w:t>
       </w:r>
     </w:p>
     <w:p>
@@ -2640,20 +2318,411 @@
           <w:ilvl w:val="0"/>
           <w:numId w:val="3"/>
         </w:numPr>
-        <w:spacing w:after="0" w:line="240" w:lineRule="auto"/>
-        <w:rPr>
-          <w:rFonts w:ascii="Times New Roman" w:hAnsi="Times New Roman" w:cs="Times New Roman"/>
-          <w:sz w:val="24"/>
-          <w:szCs w:val="24"/>
-        </w:rPr>
-      </w:pPr>
-      <w:r>
-        <w:rPr>
-          <w:rFonts w:ascii="Times New Roman" w:hAnsi="Times New Roman" w:cs="Times New Roman"/>
-          <w:sz w:val="24"/>
-          <w:szCs w:val="24"/>
-        </w:rPr>
-        <w:t>The return interval is given as 10 yrs. Use this to calculate the probability that you will put in the probabilistic transitions table when customizing the characteristics of your disturbance.</w:t>
+        <w:spacing w:before="0" w:after="0" w:line="240" w:lineRule="auto"/>
+        <w:rPr>
+          <w:rFonts w:ascii="Times New Roman" w:hAnsi="Times New Roman" w:cs="Times New Roman"/>
+          <w:sz w:val="22"/>
+          <w:szCs w:val="22"/>
+        </w:rPr>
+      </w:pPr>
+      <w:r>
+        <w:rPr>
+          <w:rFonts w:ascii="Times New Roman" w:hAnsi="Times New Roman" w:cs="Times New Roman"/>
+          <w:b/>
+          <w:bCs/>
+          <w:sz w:val="22"/>
+          <w:szCs w:val="22"/>
+        </w:rPr>
+        <w:t>Assignment # 7:</w:t>
+      </w:r>
+      <w:r>
+        <w:rPr>
+          <w:rFonts w:ascii="Times New Roman" w:hAnsi="Times New Roman" w:cs="Times New Roman"/>
+          <w:sz w:val="22"/>
+          <w:szCs w:val="22"/>
+        </w:rPr>
+        <w:t xml:space="preserve"> copy and paste the bar graph for the high severity fire disturbance to your word document and caption it </w:t>
+      </w:r>
+      <w:r>
+        <w:rPr>
+          <w:rFonts w:ascii="Times New Roman" w:hAnsi="Times New Roman" w:cs="Times New Roman"/>
+          <w:b/>
+          <w:bCs/>
+          <w:sz w:val="22"/>
+          <w:szCs w:val="22"/>
+        </w:rPr>
+        <w:t xml:space="preserve">Figure </w:t>
+      </w:r>
+      <w:r>
+        <w:rPr>
+          <w:rFonts w:ascii="Times New Roman" w:hAnsi="Times New Roman" w:cs="Times New Roman"/>
+          <w:b/>
+          <w:bCs/>
+          <w:sz w:val="22"/>
+          <w:szCs w:val="22"/>
+        </w:rPr>
+        <w:t>7</w:t>
+      </w:r>
+      <w:r>
+        <w:rPr>
+          <w:rFonts w:ascii="Times New Roman" w:hAnsi="Times New Roman" w:cs="Times New Roman"/>
+          <w:b/>
+          <w:bCs/>
+          <w:sz w:val="22"/>
+          <w:szCs w:val="22"/>
+        </w:rPr>
+        <w:t>. High severity fire</w:t>
+      </w:r>
+      <w:r>
+        <w:rPr>
+          <w:rFonts w:ascii="Times New Roman" w:hAnsi="Times New Roman" w:cs="Times New Roman"/>
+          <w:sz w:val="22"/>
+          <w:szCs w:val="22"/>
+        </w:rPr>
+        <w:t xml:space="preserve"> (2 pts)</w:t>
+      </w:r>
+      <w:r>
+        <w:rPr>
+          <w:rFonts w:ascii="Times New Roman" w:hAnsi="Times New Roman" w:cs="Times New Roman"/>
+          <w:sz w:val="22"/>
+          <w:szCs w:val="22"/>
+        </w:rPr>
+        <w:t>.</w:t>
+      </w:r>
+    </w:p>
+    <w:p>
+      <w:pPr>
+        <w:pStyle w:val="ListParagraph"/>
+        <w:spacing w:before="0" w:after="0" w:line="240" w:lineRule="auto"/>
+        <w:rPr>
+          <w:rFonts w:ascii="Times New Roman" w:hAnsi="Times New Roman" w:cs="Times New Roman"/>
+          <w:b/>
+          <w:bCs/>
+          <w:sz w:val="22"/>
+          <w:szCs w:val="22"/>
+        </w:rPr>
+      </w:pPr>
+    </w:p>
+    <w:p>
+      <w:pPr>
+        <w:spacing w:before="0" w:after="0" w:line="240" w:lineRule="auto"/>
+        <w:rPr>
+          <w:rFonts w:ascii="Times New Roman" w:hAnsi="Times New Roman" w:cs="Times New Roman"/>
+          <w:b/>
+          <w:bCs/>
+          <w:sz w:val="22"/>
+          <w:szCs w:val="22"/>
+        </w:rPr>
+      </w:pPr>
+    </w:p>
+    <w:p>
+      <w:pPr>
+        <w:spacing w:before="0" w:after="0" w:line="240" w:lineRule="auto"/>
+        <w:rPr>
+          <w:rFonts w:ascii="Times New Roman" w:hAnsi="Times New Roman" w:cs="Times New Roman"/>
+          <w:sz w:val="22"/>
+          <w:szCs w:val="22"/>
+        </w:rPr>
+      </w:pPr>
+      <w:r>
+        <w:rPr>
+          <w:rFonts w:ascii="Times New Roman" w:hAnsi="Times New Roman" w:cs="Times New Roman"/>
+          <w:b/>
+          <w:bCs/>
+          <w:sz w:val="22"/>
+          <w:szCs w:val="22"/>
+        </w:rPr>
+        <w:t>Examples of questions for students to respond to</w:t>
+      </w:r>
+      <w:r>
+        <w:rPr>
+          <w:rFonts w:ascii="Times New Roman" w:hAnsi="Times New Roman" w:cs="Times New Roman"/>
+          <w:b/>
+          <w:bCs/>
+          <w:sz w:val="22"/>
+          <w:szCs w:val="22"/>
+        </w:rPr>
+        <w:t>.</w:t>
+      </w:r>
+    </w:p>
+    <w:bookmarkEnd w:id="0"/>
+    <w:bookmarkEnd w:id="1"/>
+    <w:p>
+      <w:pPr>
+        <w:pStyle w:val="ListParagraph"/>
+        <w:numPr>
+          <w:ilvl w:val="0"/>
+          <w:numId w:val="31"/>
+        </w:numPr>
+        <w:spacing w:before="0" w:after="0" w:line="240" w:lineRule="auto"/>
+        <w:rPr>
+          <w:rFonts w:ascii="Times New Roman" w:hAnsi="Times New Roman" w:cs="Times New Roman"/>
+          <w:sz w:val="22"/>
+          <w:szCs w:val="22"/>
+        </w:rPr>
+      </w:pPr>
+      <w:r>
+        <w:rPr>
+          <w:rFonts w:ascii="Times New Roman" w:hAnsi="Times New Roman" w:cs="Times New Roman"/>
+          <w:sz w:val="22"/>
+          <w:szCs w:val="22"/>
+        </w:rPr>
+        <w:t>Your disturbance was intended to move the ecosystem from late 2 CLS to Early 1 All. Besides Early 1 All</w:t>
+      </w:r>
+      <w:r>
+        <w:rPr>
+          <w:rFonts w:ascii="Times New Roman" w:hAnsi="Times New Roman" w:cs="Times New Roman"/>
+          <w:sz w:val="22"/>
+          <w:szCs w:val="22"/>
+        </w:rPr>
+        <w:t>.</w:t>
+      </w:r>
+      <w:r>
+        <w:rPr>
+          <w:rFonts w:ascii="Times New Roman" w:hAnsi="Times New Roman" w:cs="Times New Roman"/>
+          <w:sz w:val="22"/>
+          <w:szCs w:val="22"/>
+        </w:rPr>
+        <w:t xml:space="preserve"> </w:t>
+      </w:r>
+      <w:r>
+        <w:rPr>
+          <w:rFonts w:ascii="Times New Roman" w:hAnsi="Times New Roman" w:cs="Times New Roman"/>
+          <w:sz w:val="22"/>
+          <w:szCs w:val="22"/>
+        </w:rPr>
+        <w:t>W</w:t>
+      </w:r>
+      <w:r>
+        <w:rPr>
+          <w:rFonts w:ascii="Times New Roman" w:hAnsi="Times New Roman" w:cs="Times New Roman"/>
+          <w:sz w:val="22"/>
+          <w:szCs w:val="22"/>
+        </w:rPr>
+        <w:t>hich two other successional stages showed an increase in proportion</w:t>
+      </w:r>
+      <w:r>
+        <w:rPr>
+          <w:rFonts w:ascii="Times New Roman" w:hAnsi="Times New Roman" w:cs="Times New Roman"/>
+          <w:sz w:val="22"/>
+          <w:szCs w:val="22"/>
+        </w:rPr>
+        <w:t>?</w:t>
+      </w:r>
+      <w:r>
+        <w:rPr>
+          <w:rFonts w:ascii="Times New Roman" w:hAnsi="Times New Roman" w:cs="Times New Roman"/>
+          <w:sz w:val="22"/>
+          <w:szCs w:val="22"/>
+        </w:rPr>
+        <w:t xml:space="preserve"> (2 pts)</w:t>
+      </w:r>
+      <w:r>
+        <w:rPr>
+          <w:rFonts w:ascii="Times New Roman" w:hAnsi="Times New Roman" w:cs="Times New Roman"/>
+          <w:sz w:val="22"/>
+          <w:szCs w:val="22"/>
+        </w:rPr>
+        <w:t>.</w:t>
+      </w:r>
+      <w:r>
+        <w:rPr>
+          <w:rFonts w:ascii="Times New Roman" w:hAnsi="Times New Roman" w:cs="Times New Roman"/>
+          <w:sz w:val="22"/>
+          <w:szCs w:val="22"/>
+        </w:rPr>
+        <w:t xml:space="preserve"> </w:t>
+      </w:r>
+    </w:p>
+    <w:p>
+      <w:pPr>
+        <w:pStyle w:val="ListParagraph"/>
+        <w:numPr>
+          <w:ilvl w:val="0"/>
+          <w:numId w:val="31"/>
+        </w:numPr>
+        <w:spacing w:before="0" w:after="0" w:line="240" w:lineRule="auto"/>
+        <w:rPr>
+          <w:rFonts w:ascii="Times New Roman" w:hAnsi="Times New Roman" w:cs="Times New Roman"/>
+          <w:sz w:val="22"/>
+          <w:szCs w:val="22"/>
+        </w:rPr>
+      </w:pPr>
+      <w:r>
+        <w:rPr>
+          <w:rFonts w:ascii="Times New Roman" w:hAnsi="Times New Roman" w:cs="Times New Roman"/>
+          <w:sz w:val="22"/>
+          <w:szCs w:val="22"/>
+        </w:rPr>
+        <w:t>Looking at your response for question 1, as well as thinking about what this disturbance is doing to the successional stage that you applied it to (</w:t>
+      </w:r>
+      <w:r>
+        <w:rPr>
+          <w:rFonts w:ascii="Times New Roman" w:hAnsi="Times New Roman" w:cs="Times New Roman"/>
+          <w:sz w:val="22"/>
+          <w:szCs w:val="22"/>
+        </w:rPr>
+        <w:t>L</w:t>
+      </w:r>
+      <w:r>
+        <w:rPr>
+          <w:rFonts w:ascii="Times New Roman" w:hAnsi="Times New Roman" w:cs="Times New Roman"/>
+          <w:sz w:val="22"/>
+          <w:szCs w:val="22"/>
+        </w:rPr>
+        <w:t>ate 2 cls), why do you think the two stages in question 2 above increased in proportion</w:t>
+      </w:r>
+      <w:r>
+        <w:rPr>
+          <w:rFonts w:ascii="Times New Roman" w:hAnsi="Times New Roman" w:cs="Times New Roman"/>
+          <w:sz w:val="22"/>
+          <w:szCs w:val="22"/>
+        </w:rPr>
+        <w:t>?</w:t>
+      </w:r>
+      <w:r>
+        <w:rPr>
+          <w:rFonts w:ascii="Times New Roman" w:hAnsi="Times New Roman" w:cs="Times New Roman"/>
+          <w:sz w:val="22"/>
+          <w:szCs w:val="22"/>
+        </w:rPr>
+        <w:t xml:space="preserve"> (2 pts). </w:t>
+      </w:r>
+    </w:p>
+    <w:p>
+      <w:pPr>
+        <w:pStyle w:val="ListParagraph"/>
+        <w:numPr>
+          <w:ilvl w:val="0"/>
+          <w:numId w:val="31"/>
+        </w:numPr>
+        <w:spacing w:before="0" w:after="0" w:line="240" w:lineRule="auto"/>
+        <w:rPr>
+          <w:rFonts w:ascii="Times New Roman" w:hAnsi="Times New Roman" w:cs="Times New Roman"/>
+          <w:sz w:val="22"/>
+          <w:szCs w:val="22"/>
+        </w:rPr>
+      </w:pPr>
+      <w:r>
+        <w:rPr>
+          <w:rFonts w:ascii="Times New Roman" w:hAnsi="Times New Roman" w:cs="Times New Roman"/>
+          <w:sz w:val="22"/>
+          <w:szCs w:val="22"/>
+        </w:rPr>
+        <w:t xml:space="preserve">If </w:t>
+      </w:r>
+      <w:r>
+        <w:rPr>
+          <w:rFonts w:ascii="Times New Roman" w:hAnsi="Times New Roman" w:cs="Times New Roman"/>
+          <w:sz w:val="22"/>
+          <w:szCs w:val="22"/>
+        </w:rPr>
+        <w:t xml:space="preserve">you were a manager of this ecosystem, would you say that </w:t>
+      </w:r>
+      <w:r>
+        <w:rPr>
+          <w:rFonts w:ascii="Times New Roman" w:hAnsi="Times New Roman" w:cs="Times New Roman"/>
+          <w:sz w:val="22"/>
+          <w:szCs w:val="22"/>
+        </w:rPr>
+        <w:t xml:space="preserve">this fire impacted your ecosystem in a </w:t>
+      </w:r>
+      <w:r>
+        <w:rPr>
+          <w:rFonts w:ascii="Times New Roman" w:hAnsi="Times New Roman" w:cs="Times New Roman"/>
+          <w:sz w:val="22"/>
+          <w:szCs w:val="22"/>
+        </w:rPr>
+        <w:t>meaningful</w:t>
+      </w:r>
+      <w:r>
+        <w:rPr>
+          <w:rFonts w:ascii="Times New Roman" w:hAnsi="Times New Roman" w:cs="Times New Roman"/>
+          <w:sz w:val="22"/>
+          <w:szCs w:val="22"/>
+        </w:rPr>
+        <w:t xml:space="preserve"> way or was the impact pretty mild? Explain your reasoning (2 pts)</w:t>
+      </w:r>
+      <w:r>
+        <w:rPr>
+          <w:rFonts w:ascii="Times New Roman" w:hAnsi="Times New Roman" w:cs="Times New Roman"/>
+          <w:sz w:val="22"/>
+          <w:szCs w:val="22"/>
+        </w:rPr>
+        <w:t>.</w:t>
+      </w:r>
+    </w:p>
+    <w:p>
+      <w:pPr>
+        <w:spacing w:before="0" w:after="0" w:line="240" w:lineRule="auto"/>
+        <w:rPr>
+          <w:rFonts w:ascii="Times New Roman" w:hAnsi="Times New Roman" w:cs="Times New Roman"/>
+          <w:sz w:val="22"/>
+          <w:szCs w:val="22"/>
+        </w:rPr>
+      </w:pPr>
+    </w:p>
+    <w:p>
+      <w:pPr>
+        <w:spacing w:before="0" w:after="0" w:line="240" w:lineRule="auto"/>
+        <w:rPr>
+          <w:rFonts w:ascii="Times New Roman" w:hAnsi="Times New Roman" w:cs="Times New Roman"/>
+          <w:sz w:val="22"/>
+          <w:szCs w:val="22"/>
+        </w:rPr>
+      </w:pPr>
+    </w:p>
+    <w:p>
+      <w:pPr>
+        <w:pStyle w:val="Heading2"/>
+        <w:spacing w:before="0"/>
+        <w:rPr>
+          <w:rFonts w:ascii="Times New Roman" w:hAnsi="Times New Roman" w:cs="Times New Roman"/>
+          <w:b/>
+          <w:bCs/>
+          <w:sz w:val="22"/>
+          <w:szCs w:val="22"/>
+        </w:rPr>
+      </w:pPr>
+      <w:r>
+        <w:rPr>
+          <w:rFonts w:ascii="Times New Roman" w:hAnsi="Times New Roman" w:cs="Times New Roman"/>
+          <w:b/>
+          <w:bCs/>
+          <w:sz w:val="22"/>
+          <w:szCs w:val="22"/>
+        </w:rPr>
+        <w:t xml:space="preserve">Disturbance </w:t>
+      </w:r>
+      <w:r>
+        <w:rPr>
+          <w:rFonts w:ascii="Times New Roman" w:hAnsi="Times New Roman" w:cs="Times New Roman"/>
+          <w:b/>
+          <w:bCs/>
+          <w:sz w:val="22"/>
+          <w:szCs w:val="22"/>
+        </w:rPr>
+        <w:t>#</w:t>
+      </w:r>
+      <w:r>
+        <w:rPr>
+          <w:rFonts w:ascii="Times New Roman" w:hAnsi="Times New Roman" w:cs="Times New Roman"/>
+          <w:b/>
+          <w:bCs/>
+          <w:sz w:val="22"/>
+          <w:szCs w:val="22"/>
+        </w:rPr>
+        <w:t xml:space="preserve">5: </w:t>
+      </w:r>
+      <w:r>
+        <w:rPr>
+          <w:rFonts w:ascii="Times New Roman" w:hAnsi="Times New Roman" w:cs="Times New Roman"/>
+          <w:b/>
+          <w:bCs/>
+          <w:sz w:val="22"/>
+          <w:szCs w:val="22"/>
+        </w:rPr>
+        <w:t xml:space="preserve">A disturbance of your choice </w:t>
       </w:r>
     </w:p>
     <w:p>
@@ -2663,20 +2732,20 @@
           <w:ilvl w:val="0"/>
           <w:numId w:val="3"/>
         </w:numPr>
-        <w:spacing w:after="0" w:line="240" w:lineRule="auto"/>
-        <w:rPr>
-          <w:rFonts w:ascii="Times New Roman" w:hAnsi="Times New Roman" w:cs="Times New Roman"/>
-          <w:sz w:val="24"/>
-          <w:szCs w:val="24"/>
-        </w:rPr>
-      </w:pPr>
-      <w:r>
-        <w:rPr>
-          <w:rFonts w:ascii="Times New Roman" w:hAnsi="Times New Roman" w:cs="Times New Roman"/>
-          <w:sz w:val="24"/>
-          <w:szCs w:val="24"/>
-        </w:rPr>
-        <w:t xml:space="preserve">You want the impact of this disease to move succession from Late 2 CLS to Early 1 All. </w:t>
+        <w:spacing w:before="0" w:after="0" w:line="240" w:lineRule="auto"/>
+        <w:rPr>
+          <w:rFonts w:ascii="Times New Roman" w:hAnsi="Times New Roman" w:cs="Times New Roman"/>
+          <w:sz w:val="22"/>
+          <w:szCs w:val="22"/>
+        </w:rPr>
+      </w:pPr>
+      <w:r>
+        <w:rPr>
+          <w:rFonts w:ascii="Times New Roman" w:hAnsi="Times New Roman" w:cs="Times New Roman"/>
+          <w:sz w:val="22"/>
+          <w:szCs w:val="22"/>
+        </w:rPr>
+        <w:t>Decide on what disturbance you want to subject your system to.</w:t>
       </w:r>
     </w:p>
     <w:p>
@@ -2686,54 +2755,20 @@
           <w:ilvl w:val="0"/>
           <w:numId w:val="3"/>
         </w:numPr>
-        <w:spacing w:after="0" w:line="240" w:lineRule="auto"/>
-        <w:rPr>
-          <w:rFonts w:ascii="Times New Roman" w:hAnsi="Times New Roman" w:cs="Times New Roman"/>
-          <w:sz w:val="24"/>
-          <w:szCs w:val="24"/>
-        </w:rPr>
-      </w:pPr>
-      <w:r>
-        <w:rPr>
-          <w:rFonts w:ascii="Times New Roman" w:hAnsi="Times New Roman" w:cs="Times New Roman"/>
-          <w:sz w:val="24"/>
-          <w:szCs w:val="24"/>
-        </w:rPr>
-        <w:t>For the disturbance type, use “</w:t>
-      </w:r>
-      <w:r>
-        <w:rPr>
-          <w:rFonts w:ascii="Times New Roman" w:hAnsi="Times New Roman" w:cs="Times New Roman"/>
-          <w:sz w:val="24"/>
-          <w:szCs w:val="24"/>
-        </w:rPr>
-        <w:t>Option 1</w:t>
-      </w:r>
-      <w:r>
-        <w:rPr>
-          <w:rFonts w:ascii="Times New Roman" w:hAnsi="Times New Roman" w:cs="Times New Roman"/>
-          <w:sz w:val="24"/>
-          <w:szCs w:val="24"/>
-        </w:rPr>
-        <w:t>”</w:t>
-      </w:r>
-      <w:r>
-        <w:rPr>
-          <w:rFonts w:ascii="Times New Roman" w:hAnsi="Times New Roman" w:cs="Times New Roman"/>
-          <w:b/>
-          <w:bCs/>
-          <w:sz w:val="24"/>
-          <w:szCs w:val="24"/>
-        </w:rPr>
-        <w:t xml:space="preserve"> Do not use the “Replacement fire” option</w:t>
-      </w:r>
-      <w:r>
-        <w:rPr>
-          <w:rFonts w:ascii="Times New Roman" w:hAnsi="Times New Roman" w:cs="Times New Roman"/>
-          <w:sz w:val="24"/>
-          <w:szCs w:val="24"/>
-        </w:rPr>
-        <w:t xml:space="preserve"> because severe fires do not always have the same impact as replacement fires.</w:t>
+        <w:spacing w:before="0" w:after="0" w:line="240" w:lineRule="auto"/>
+        <w:rPr>
+          <w:rFonts w:ascii="Times New Roman" w:hAnsi="Times New Roman" w:cs="Times New Roman"/>
+          <w:sz w:val="22"/>
+          <w:szCs w:val="22"/>
+        </w:rPr>
+      </w:pPr>
+      <w:r>
+        <w:rPr>
+          <w:rFonts w:ascii="Times New Roman" w:hAnsi="Times New Roman" w:cs="Times New Roman"/>
+          <w:sz w:val="22"/>
+          <w:szCs w:val="22"/>
+        </w:rPr>
+        <w:t>Decide on the return interval for this disturbance. Use this to calculate the probability that you will put in the probabilistic transitions table when customizing the characteristics of your disturbance.</w:t>
       </w:r>
     </w:p>
     <w:p>
@@ -2743,20 +2778,20 @@
           <w:ilvl w:val="0"/>
           <w:numId w:val="3"/>
         </w:numPr>
-        <w:spacing w:after="0" w:line="240" w:lineRule="auto"/>
-        <w:rPr>
-          <w:rFonts w:ascii="Times New Roman" w:hAnsi="Times New Roman" w:cs="Times New Roman"/>
-          <w:sz w:val="24"/>
-          <w:szCs w:val="24"/>
-        </w:rPr>
-      </w:pPr>
-      <w:r>
-        <w:rPr>
-          <w:rFonts w:ascii="Times New Roman" w:hAnsi="Times New Roman" w:cs="Times New Roman"/>
-          <w:sz w:val="24"/>
-          <w:szCs w:val="24"/>
-        </w:rPr>
-        <w:t>For the Reset age column, select Yes</w:t>
+        <w:spacing w:before="0" w:after="0" w:line="240" w:lineRule="auto"/>
+        <w:rPr>
+          <w:rFonts w:ascii="Times New Roman" w:hAnsi="Times New Roman" w:cs="Times New Roman"/>
+          <w:sz w:val="22"/>
+          <w:szCs w:val="22"/>
+        </w:rPr>
+      </w:pPr>
+      <w:r>
+        <w:rPr>
+          <w:rFonts w:ascii="Times New Roman" w:hAnsi="Times New Roman" w:cs="Times New Roman"/>
+          <w:sz w:val="22"/>
+          <w:szCs w:val="22"/>
+        </w:rPr>
+        <w:t>Decide on the successional stage you want to move the system from and the one you want to move it to.</w:t>
       </w:r>
     </w:p>
     <w:p>
@@ -2766,36 +2801,20 @@
           <w:ilvl w:val="0"/>
           <w:numId w:val="3"/>
         </w:numPr>
-        <w:spacing w:after="0" w:line="240" w:lineRule="auto"/>
-        <w:rPr>
-          <w:rFonts w:ascii="Times New Roman" w:hAnsi="Times New Roman" w:cs="Times New Roman"/>
-          <w:sz w:val="24"/>
-          <w:szCs w:val="24"/>
-        </w:rPr>
-      </w:pPr>
-      <w:r>
-        <w:rPr>
-          <w:rFonts w:ascii="Times New Roman" w:hAnsi="Times New Roman" w:cs="Times New Roman"/>
-          <w:sz w:val="24"/>
-          <w:szCs w:val="24"/>
-        </w:rPr>
-        <w:t xml:space="preserve">The graph you produce should then have 2 bars for each succession class: one for the original (blue), one for the impact of the </w:t>
-      </w:r>
-      <w:r>
-        <w:rPr>
-          <w:rFonts w:ascii="Times New Roman" w:hAnsi="Times New Roman" w:cs="Times New Roman"/>
-          <w:sz w:val="24"/>
-          <w:szCs w:val="24"/>
-        </w:rPr>
-        <w:t>high severity</w:t>
-      </w:r>
-      <w:r>
-        <w:rPr>
-          <w:rFonts w:ascii="Times New Roman" w:hAnsi="Times New Roman" w:cs="Times New Roman"/>
-          <w:sz w:val="24"/>
-          <w:szCs w:val="24"/>
-        </w:rPr>
-        <w:t xml:space="preserve"> fire (red)</w:t>
+        <w:spacing w:before="0" w:after="0"/>
+        <w:rPr>
+          <w:rFonts w:ascii="Times New Roman" w:hAnsi="Times New Roman" w:cs="Times New Roman"/>
+          <w:sz w:val="22"/>
+          <w:szCs w:val="22"/>
+        </w:rPr>
+      </w:pPr>
+      <w:r>
+        <w:rPr>
+          <w:rFonts w:ascii="Times New Roman" w:hAnsi="Times New Roman" w:cs="Times New Roman"/>
+          <w:sz w:val="22"/>
+          <w:szCs w:val="22"/>
+        </w:rPr>
+        <w:t>For the disturbance type, select one of the choices in there that closely describes your disturbance. If there is nothing in the list that is close to your disturbance, select “Option 1” for this column</w:t>
       </w:r>
     </w:p>
     <w:p>
@@ -2805,285 +2824,28 @@
           <w:ilvl w:val="0"/>
           <w:numId w:val="3"/>
         </w:numPr>
-        <w:spacing w:after="0" w:line="240" w:lineRule="auto"/>
-        <w:rPr>
-          <w:rFonts w:ascii="Times New Roman" w:hAnsi="Times New Roman" w:cs="Times New Roman"/>
-          <w:sz w:val="24"/>
-          <w:szCs w:val="24"/>
-        </w:rPr>
-      </w:pPr>
-      <w:r>
-        <w:rPr>
-          <w:rFonts w:ascii="Times New Roman" w:hAnsi="Times New Roman" w:cs="Times New Roman"/>
-          <w:b/>
-          <w:bCs/>
-          <w:sz w:val="24"/>
-          <w:szCs w:val="24"/>
-        </w:rPr>
-        <w:t xml:space="preserve">Assignment # </w:t>
-      </w:r>
-      <w:r>
-        <w:rPr>
-          <w:rFonts w:ascii="Times New Roman" w:hAnsi="Times New Roman" w:cs="Times New Roman"/>
-          <w:b/>
-          <w:bCs/>
-          <w:sz w:val="24"/>
-          <w:szCs w:val="24"/>
-        </w:rPr>
-        <w:t>7</w:t>
-      </w:r>
-      <w:r>
-        <w:rPr>
-          <w:rFonts w:ascii="Times New Roman" w:hAnsi="Times New Roman" w:cs="Times New Roman"/>
-          <w:b/>
-          <w:bCs/>
-          <w:sz w:val="24"/>
-          <w:szCs w:val="24"/>
-        </w:rPr>
-        <w:t>:</w:t>
-      </w:r>
-      <w:r>
-        <w:rPr>
-          <w:rFonts w:ascii="Times New Roman" w:hAnsi="Times New Roman" w:cs="Times New Roman"/>
-          <w:sz w:val="24"/>
-          <w:szCs w:val="24"/>
-        </w:rPr>
-        <w:t xml:space="preserve"> copy and paste the bar graph for the </w:t>
-      </w:r>
-      <w:r>
-        <w:rPr>
-          <w:rFonts w:ascii="Times New Roman" w:hAnsi="Times New Roman" w:cs="Times New Roman"/>
-          <w:sz w:val="24"/>
-          <w:szCs w:val="24"/>
-        </w:rPr>
-        <w:t>high severity fire</w:t>
-      </w:r>
-      <w:r>
-        <w:rPr>
-          <w:rFonts w:ascii="Times New Roman" w:hAnsi="Times New Roman" w:cs="Times New Roman"/>
-          <w:sz w:val="24"/>
-          <w:szCs w:val="24"/>
-        </w:rPr>
-        <w:t xml:space="preserve"> disturbance to your word document and caption it Figure </w:t>
-      </w:r>
-      <w:r>
-        <w:rPr>
-          <w:rFonts w:ascii="Times New Roman" w:hAnsi="Times New Roman" w:cs="Times New Roman"/>
-          <w:sz w:val="24"/>
-          <w:szCs w:val="24"/>
-        </w:rPr>
-        <w:t>7</w:t>
-      </w:r>
-      <w:r>
-        <w:rPr>
-          <w:rFonts w:ascii="Times New Roman" w:hAnsi="Times New Roman" w:cs="Times New Roman"/>
-          <w:sz w:val="24"/>
-          <w:szCs w:val="24"/>
-        </w:rPr>
-        <w:t xml:space="preserve">. </w:t>
-      </w:r>
-      <w:r>
-        <w:rPr>
-          <w:rFonts w:ascii="Times New Roman" w:hAnsi="Times New Roman" w:cs="Times New Roman"/>
-          <w:sz w:val="24"/>
-          <w:szCs w:val="24"/>
-        </w:rPr>
-        <w:t>High severity</w:t>
-      </w:r>
-      <w:r>
-        <w:rPr>
-          <w:rFonts w:ascii="Times New Roman" w:hAnsi="Times New Roman" w:cs="Times New Roman"/>
-          <w:sz w:val="24"/>
-          <w:szCs w:val="24"/>
-        </w:rPr>
-        <w:t xml:space="preserve"> fire (2 pts)</w:t>
-      </w:r>
-    </w:p>
-    <w:p>
-      <w:pPr>
-        <w:pStyle w:val="ListParagraph"/>
-        <w:spacing w:after="0" w:line="240" w:lineRule="auto"/>
-        <w:rPr>
-          <w:rFonts w:ascii="Times New Roman" w:hAnsi="Times New Roman" w:cs="Times New Roman"/>
-          <w:b/>
-          <w:bCs/>
-          <w:sz w:val="24"/>
-          <w:szCs w:val="24"/>
-        </w:rPr>
-      </w:pPr>
-    </w:p>
-    <w:p>
-      <w:pPr>
-        <w:pStyle w:val="ListParagraph"/>
-        <w:spacing w:after="0" w:line="240" w:lineRule="auto"/>
-        <w:rPr>
-          <w:rFonts w:ascii="Times New Roman" w:hAnsi="Times New Roman" w:cs="Times New Roman"/>
-          <w:sz w:val="24"/>
-          <w:szCs w:val="24"/>
-        </w:rPr>
-      </w:pPr>
-      <w:r>
-        <w:rPr>
-          <w:rFonts w:ascii="Times New Roman" w:hAnsi="Times New Roman" w:cs="Times New Roman"/>
-          <w:b/>
-          <w:bCs/>
-          <w:sz w:val="24"/>
-          <w:szCs w:val="24"/>
-        </w:rPr>
-        <w:t>Examples of questions for students to respond to</w:t>
-      </w:r>
-    </w:p>
-    <w:p>
-      <w:pPr>
-        <w:pStyle w:val="ListParagraph"/>
-        <w:numPr>
-          <w:ilvl w:val="0"/>
-          <w:numId w:val="26"/>
-        </w:numPr>
-        <w:spacing w:after="0" w:line="240" w:lineRule="auto"/>
-        <w:rPr>
-          <w:rFonts w:ascii="Times New Roman" w:hAnsi="Times New Roman" w:cs="Times New Roman"/>
-          <w:sz w:val="24"/>
-          <w:szCs w:val="24"/>
-        </w:rPr>
-      </w:pPr>
-      <w:r>
-        <w:rPr>
-          <w:rFonts w:ascii="Times New Roman" w:hAnsi="Times New Roman" w:cs="Times New Roman"/>
-          <w:sz w:val="24"/>
-          <w:szCs w:val="24"/>
-        </w:rPr>
-        <w:t xml:space="preserve">Your disturbance was intended to move the ecosystem from late 2 </w:t>
-      </w:r>
-      <w:r>
-        <w:rPr>
-          <w:rFonts w:ascii="Times New Roman" w:hAnsi="Times New Roman" w:cs="Times New Roman"/>
-          <w:sz w:val="24"/>
-          <w:szCs w:val="24"/>
-        </w:rPr>
-        <w:t>CLS</w:t>
-      </w:r>
-      <w:r>
-        <w:rPr>
-          <w:rFonts w:ascii="Times New Roman" w:hAnsi="Times New Roman" w:cs="Times New Roman"/>
-          <w:sz w:val="24"/>
-          <w:szCs w:val="24"/>
-        </w:rPr>
-        <w:t xml:space="preserve"> to Early 1 All. Besides Early 1 All, which </w:t>
-      </w:r>
-      <w:r>
-        <w:rPr>
-          <w:rFonts w:ascii="Times New Roman" w:hAnsi="Times New Roman" w:cs="Times New Roman"/>
-          <w:sz w:val="24"/>
-          <w:szCs w:val="24"/>
-        </w:rPr>
-        <w:t>two</w:t>
-      </w:r>
-      <w:r>
-        <w:rPr>
-          <w:rFonts w:ascii="Times New Roman" w:hAnsi="Times New Roman" w:cs="Times New Roman"/>
-          <w:sz w:val="24"/>
-          <w:szCs w:val="24"/>
-        </w:rPr>
-        <w:t xml:space="preserve"> other successional stages showed an increase in proportion (2 pts) </w:t>
-      </w:r>
-    </w:p>
-    <w:p>
-      <w:pPr>
-        <w:pStyle w:val="ListParagraph"/>
-        <w:numPr>
-          <w:ilvl w:val="0"/>
-          <w:numId w:val="26"/>
-        </w:numPr>
-        <w:spacing w:after="0" w:line="240" w:lineRule="auto"/>
-        <w:rPr>
-          <w:rFonts w:ascii="Times New Roman" w:hAnsi="Times New Roman" w:cs="Times New Roman"/>
-          <w:sz w:val="24"/>
-          <w:szCs w:val="24"/>
-        </w:rPr>
-      </w:pPr>
-      <w:r>
-        <w:rPr>
-          <w:rFonts w:ascii="Times New Roman" w:hAnsi="Times New Roman" w:cs="Times New Roman"/>
-          <w:sz w:val="24"/>
-          <w:szCs w:val="24"/>
-        </w:rPr>
-        <w:t>Looking at your response for question 1, as well as thinking about what this disturbance is doing to the successional stage that you applied it to (late 2 cls), why do you think the two stages in question 2 above increased in proportion (2 pts)</w:t>
-      </w:r>
-      <w:r>
-        <w:rPr>
-          <w:rFonts w:ascii="Times New Roman" w:hAnsi="Times New Roman" w:cs="Times New Roman"/>
-          <w:sz w:val="24"/>
-          <w:szCs w:val="24"/>
-        </w:rPr>
-        <w:t xml:space="preserve">. </w:t>
-      </w:r>
-    </w:p>
-    <w:p>
-      <w:pPr>
-        <w:pStyle w:val="ListParagraph"/>
-        <w:numPr>
-          <w:ilvl w:val="0"/>
-          <w:numId w:val="26"/>
-        </w:numPr>
-        <w:spacing w:after="0" w:line="240" w:lineRule="auto"/>
-        <w:rPr>
-          <w:rFonts w:ascii="Times New Roman" w:hAnsi="Times New Roman" w:cs="Times New Roman"/>
-          <w:sz w:val="24"/>
-          <w:szCs w:val="24"/>
-        </w:rPr>
-      </w:pPr>
-      <w:r>
-        <w:rPr>
-          <w:rFonts w:ascii="Times New Roman" w:hAnsi="Times New Roman" w:cs="Times New Roman"/>
-          <w:sz w:val="24"/>
-          <w:szCs w:val="24"/>
-        </w:rPr>
-        <w:t>If you were a manager of this ecosystem that is now been impacted by this fire and you are now able to see the result of this impact (in your graph), would you say that this fire impacted your ecosystem in a significant way or was the impact pretty mild? Explain your reasoning (2 pts)</w:t>
-      </w:r>
-    </w:p>
-    <w:bookmarkEnd w:id="2"/>
-    <w:bookmarkEnd w:id="3"/>
-    <w:p>
-      <w:pPr>
-        <w:spacing w:after="0" w:line="240" w:lineRule="auto"/>
-        <w:rPr>
-          <w:rFonts w:ascii="Times New Roman" w:hAnsi="Times New Roman" w:cs="Times New Roman"/>
-          <w:sz w:val="24"/>
-          <w:szCs w:val="24"/>
-        </w:rPr>
-      </w:pPr>
-    </w:p>
-    <w:p>
-      <w:pPr>
-        <w:pStyle w:val="Heading2"/>
-        <w:rPr>
-          <w:rFonts w:ascii="Times New Roman" w:hAnsi="Times New Roman" w:cs="Times New Roman"/>
-          <w:b/>
-          <w:bCs/>
-          <w:sz w:val="24"/>
-          <w:szCs w:val="24"/>
-        </w:rPr>
-      </w:pPr>
-      <w:r>
-        <w:rPr>
-          <w:rFonts w:ascii="Times New Roman" w:hAnsi="Times New Roman" w:cs="Times New Roman"/>
-          <w:b/>
-          <w:bCs/>
-          <w:sz w:val="24"/>
-          <w:szCs w:val="24"/>
-        </w:rPr>
-        <w:t xml:space="preserve">Disturbance 5: </w:t>
-      </w:r>
-      <w:r>
-        <w:rPr>
-          <w:rFonts w:ascii="Times New Roman" w:hAnsi="Times New Roman" w:cs="Times New Roman"/>
-          <w:b/>
-          <w:bCs/>
-          <w:sz w:val="24"/>
-          <w:szCs w:val="24"/>
-        </w:rPr>
-        <w:t xml:space="preserve">A disturbance of your choice </w:t>
+        <w:spacing w:before="0" w:after="0" w:line="240" w:lineRule="auto"/>
+        <w:rPr>
+          <w:rFonts w:ascii="Times New Roman" w:hAnsi="Times New Roman" w:cs="Times New Roman"/>
+          <w:sz w:val="22"/>
+          <w:szCs w:val="22"/>
+        </w:rPr>
+      </w:pPr>
+      <w:r>
+        <w:rPr>
+          <w:rFonts w:ascii="Times New Roman" w:hAnsi="Times New Roman" w:cs="Times New Roman"/>
+          <w:sz w:val="22"/>
+          <w:szCs w:val="22"/>
+        </w:rPr>
+        <w:t>For the Reset age column, decide whether to select Yes or No</w:t>
+      </w:r>
+      <w:r>
+        <w:rPr>
+          <w:rFonts w:ascii="Times New Roman" w:hAnsi="Times New Roman" w:cs="Times New Roman"/>
+          <w:sz w:val="22"/>
+          <w:szCs w:val="22"/>
+        </w:rPr>
+        <w:t>.</w:t>
       </w:r>
     </w:p>
     <w:p>
@@ -3093,20 +2855,117 @@
           <w:ilvl w:val="0"/>
           <w:numId w:val="3"/>
         </w:numPr>
-        <w:spacing w:after="0" w:line="240" w:lineRule="auto"/>
-        <w:rPr>
-          <w:rFonts w:ascii="Times New Roman" w:hAnsi="Times New Roman" w:cs="Times New Roman"/>
-          <w:sz w:val="24"/>
-          <w:szCs w:val="24"/>
-        </w:rPr>
-      </w:pPr>
-      <w:r>
-        <w:rPr>
-          <w:rFonts w:ascii="Times New Roman" w:hAnsi="Times New Roman" w:cs="Times New Roman"/>
-          <w:sz w:val="24"/>
-          <w:szCs w:val="24"/>
-        </w:rPr>
-        <w:t>Decide on what disturbance you want to subject your system to.</w:t>
+        <w:spacing w:before="0" w:after="0" w:line="240" w:lineRule="auto"/>
+        <w:rPr>
+          <w:rFonts w:ascii="Times New Roman" w:hAnsi="Times New Roman" w:cs="Times New Roman"/>
+          <w:sz w:val="22"/>
+          <w:szCs w:val="22"/>
+        </w:rPr>
+      </w:pPr>
+      <w:r>
+        <w:rPr>
+          <w:rFonts w:ascii="Times New Roman" w:hAnsi="Times New Roman" w:cs="Times New Roman"/>
+          <w:b/>
+          <w:bCs/>
+          <w:sz w:val="22"/>
+          <w:szCs w:val="22"/>
+        </w:rPr>
+        <w:t>Assignment # 8:</w:t>
+      </w:r>
+      <w:r>
+        <w:rPr>
+          <w:rFonts w:ascii="Times New Roman" w:hAnsi="Times New Roman" w:cs="Times New Roman"/>
+          <w:sz w:val="22"/>
+          <w:szCs w:val="22"/>
+        </w:rPr>
+        <w:t xml:space="preserve"> copy and paste the bar graph for this disturbance to your word document and caption it </w:t>
+      </w:r>
+      <w:r>
+        <w:rPr>
+          <w:rFonts w:ascii="Times New Roman" w:hAnsi="Times New Roman" w:cs="Times New Roman"/>
+          <w:b/>
+          <w:bCs/>
+          <w:sz w:val="22"/>
+          <w:szCs w:val="22"/>
+        </w:rPr>
+        <w:t xml:space="preserve">Figure </w:t>
+      </w:r>
+      <w:r>
+        <w:rPr>
+          <w:rFonts w:ascii="Times New Roman" w:hAnsi="Times New Roman" w:cs="Times New Roman"/>
+          <w:b/>
+          <w:bCs/>
+          <w:sz w:val="22"/>
+          <w:szCs w:val="22"/>
+        </w:rPr>
+        <w:t>8</w:t>
+      </w:r>
+      <w:r>
+        <w:rPr>
+          <w:rFonts w:ascii="Times New Roman" w:hAnsi="Times New Roman" w:cs="Times New Roman"/>
+          <w:b/>
+          <w:bCs/>
+          <w:sz w:val="22"/>
+          <w:szCs w:val="22"/>
+        </w:rPr>
+        <w:t>. My disturbance</w:t>
+      </w:r>
+      <w:r>
+        <w:rPr>
+          <w:rFonts w:ascii="Times New Roman" w:hAnsi="Times New Roman" w:cs="Times New Roman"/>
+          <w:sz w:val="22"/>
+          <w:szCs w:val="22"/>
+        </w:rPr>
+        <w:t xml:space="preserve"> (2 pts)</w:t>
+      </w:r>
+      <w:r>
+        <w:rPr>
+          <w:rFonts w:ascii="Times New Roman" w:hAnsi="Times New Roman" w:cs="Times New Roman"/>
+          <w:sz w:val="22"/>
+          <w:szCs w:val="22"/>
+        </w:rPr>
+        <w:t>.</w:t>
+      </w:r>
+    </w:p>
+    <w:p>
+      <w:pPr>
+        <w:pStyle w:val="ListParagraph"/>
+        <w:spacing w:before="0" w:after="0" w:line="240" w:lineRule="auto"/>
+        <w:rPr>
+          <w:rFonts w:ascii="Times New Roman" w:hAnsi="Times New Roman" w:cs="Times New Roman"/>
+          <w:sz w:val="22"/>
+          <w:szCs w:val="22"/>
+        </w:rPr>
+      </w:pPr>
+    </w:p>
+    <w:p>
+      <w:pPr>
+        <w:spacing w:before="0" w:after="0" w:line="240" w:lineRule="auto"/>
+        <w:rPr>
+          <w:rFonts w:ascii="Times New Roman" w:hAnsi="Times New Roman" w:cs="Times New Roman"/>
+          <w:sz w:val="22"/>
+          <w:szCs w:val="22"/>
+        </w:rPr>
+      </w:pPr>
+      <w:r>
+        <w:rPr>
+          <w:rFonts w:ascii="Times New Roman" w:hAnsi="Times New Roman" w:cs="Times New Roman"/>
+          <w:b/>
+          <w:bCs/>
+          <w:sz w:val="22"/>
+          <w:szCs w:val="22"/>
+        </w:rPr>
+        <w:t>Examples of questions for students to respond to</w:t>
+      </w:r>
+      <w:r>
+        <w:rPr>
+          <w:rFonts w:ascii="Times New Roman" w:hAnsi="Times New Roman" w:cs="Times New Roman"/>
+          <w:b/>
+          <w:bCs/>
+          <w:sz w:val="22"/>
+          <w:szCs w:val="22"/>
+        </w:rPr>
+        <w:t>.</w:t>
       </w:r>
     </w:p>
     <w:p>
@@ -3114,30 +2973,22 @@
         <w:pStyle w:val="ListParagraph"/>
         <w:numPr>
           <w:ilvl w:val="0"/>
-          <w:numId w:val="3"/>
+          <w:numId w:val="32"/>
         </w:numPr>
-        <w:spacing w:after="0" w:line="240" w:lineRule="auto"/>
-        <w:rPr>
-          <w:rFonts w:ascii="Times New Roman" w:hAnsi="Times New Roman" w:cs="Times New Roman"/>
-          <w:sz w:val="24"/>
-          <w:szCs w:val="24"/>
-        </w:rPr>
-      </w:pPr>
-      <w:r>
-        <w:rPr>
-          <w:rFonts w:ascii="Times New Roman" w:hAnsi="Times New Roman" w:cs="Times New Roman"/>
-          <w:sz w:val="24"/>
-          <w:szCs w:val="24"/>
-        </w:rPr>
-        <w:t>Decide on the return interval for this disturbance</w:t>
-      </w:r>
-      <w:r>
-        <w:rPr>
-          <w:rFonts w:ascii="Times New Roman" w:hAnsi="Times New Roman" w:cs="Times New Roman"/>
-          <w:sz w:val="24"/>
-          <w:szCs w:val="24"/>
-        </w:rPr>
-        <w:t>. Use this to calculate the probability that you will put in the probabilistic transitions table when customizing the characteristics of your disturbance.</w:t>
+        <w:spacing w:before="0" w:after="0" w:line="240" w:lineRule="auto"/>
+        <w:rPr>
+          <w:rFonts w:ascii="Times New Roman" w:hAnsi="Times New Roman" w:cs="Times New Roman"/>
+          <w:sz w:val="22"/>
+          <w:szCs w:val="22"/>
+        </w:rPr>
+      </w:pPr>
+      <w:r>
+        <w:rPr>
+          <w:rFonts w:ascii="Times New Roman" w:hAnsi="Times New Roman" w:cs="Times New Roman"/>
+          <w:sz w:val="22"/>
+          <w:szCs w:val="22"/>
+        </w:rPr>
+        <w:t>What was your disturbance? (1 pt).</w:t>
       </w:r>
     </w:p>
     <w:p>
@@ -3145,22 +2996,22 @@
         <w:pStyle w:val="ListParagraph"/>
         <w:numPr>
           <w:ilvl w:val="0"/>
-          <w:numId w:val="3"/>
+          <w:numId w:val="32"/>
         </w:numPr>
-        <w:spacing w:after="0" w:line="240" w:lineRule="auto"/>
-        <w:rPr>
-          <w:rFonts w:ascii="Times New Roman" w:hAnsi="Times New Roman" w:cs="Times New Roman"/>
-          <w:sz w:val="24"/>
-          <w:szCs w:val="24"/>
-        </w:rPr>
-      </w:pPr>
-      <w:r>
-        <w:rPr>
-          <w:rFonts w:ascii="Times New Roman" w:hAnsi="Times New Roman" w:cs="Times New Roman"/>
-          <w:sz w:val="24"/>
-          <w:szCs w:val="24"/>
-        </w:rPr>
-        <w:t>Decide on the successional stage you want to move the system from and the one you want to move it to.</w:t>
+        <w:spacing w:before="0" w:after="0" w:line="240" w:lineRule="auto"/>
+        <w:rPr>
+          <w:rFonts w:ascii="Times New Roman" w:hAnsi="Times New Roman" w:cs="Times New Roman"/>
+          <w:sz w:val="22"/>
+          <w:szCs w:val="22"/>
+        </w:rPr>
+      </w:pPr>
+      <w:r>
+        <w:rPr>
+          <w:rFonts w:ascii="Times New Roman" w:hAnsi="Times New Roman" w:cs="Times New Roman"/>
+          <w:sz w:val="22"/>
+          <w:szCs w:val="22"/>
+        </w:rPr>
+        <w:t>What successional stage did you move your system from, AND which one did you move it to? (1 pt).</w:t>
       </w:r>
     </w:p>
     <w:p>
@@ -3168,45 +3019,38 @@
         <w:pStyle w:val="ListParagraph"/>
         <w:numPr>
           <w:ilvl w:val="0"/>
-          <w:numId w:val="3"/>
+          <w:numId w:val="32"/>
         </w:numPr>
-        <w:rPr>
-          <w:rFonts w:ascii="Times New Roman" w:hAnsi="Times New Roman" w:cs="Times New Roman"/>
-          <w:sz w:val="24"/>
-          <w:szCs w:val="24"/>
-        </w:rPr>
-      </w:pPr>
-      <w:r>
-        <w:rPr>
-          <w:rFonts w:ascii="Times New Roman" w:hAnsi="Times New Roman" w:cs="Times New Roman"/>
-          <w:sz w:val="24"/>
-          <w:szCs w:val="24"/>
-        </w:rPr>
-        <w:t xml:space="preserve">For the disturbance type, </w:t>
-      </w:r>
-      <w:r>
-        <w:rPr>
-          <w:rFonts w:ascii="Times New Roman" w:hAnsi="Times New Roman" w:cs="Times New Roman"/>
-          <w:sz w:val="24"/>
-          <w:szCs w:val="24"/>
-        </w:rPr>
-        <w:t xml:space="preserve">select one of the choices in there that closely describes your disturbance. If there is nothing in the list that is close to your </w:t>
-      </w:r>
-      <w:r>
-        <w:rPr>
-          <w:rFonts w:ascii="Times New Roman" w:hAnsi="Times New Roman" w:cs="Times New Roman"/>
-          <w:sz w:val="24"/>
-          <w:szCs w:val="24"/>
-        </w:rPr>
-        <w:t>disturbance, select</w:t>
-      </w:r>
-      <w:r>
-        <w:rPr>
-          <w:rFonts w:ascii="Times New Roman" w:hAnsi="Times New Roman" w:cs="Times New Roman"/>
-          <w:sz w:val="24"/>
-          <w:szCs w:val="24"/>
-        </w:rPr>
-        <w:t xml:space="preserve"> “Option 1” for this column</w:t>
+        <w:spacing w:before="0" w:after="0" w:line="240" w:lineRule="auto"/>
+        <w:rPr>
+          <w:rFonts w:ascii="Times New Roman" w:hAnsi="Times New Roman" w:cs="Times New Roman"/>
+          <w:sz w:val="22"/>
+          <w:szCs w:val="22"/>
+        </w:rPr>
+      </w:pPr>
+      <w:r>
+        <w:rPr>
+          <w:rFonts w:ascii="Times New Roman" w:hAnsi="Times New Roman" w:cs="Times New Roman"/>
+          <w:sz w:val="22"/>
+          <w:szCs w:val="22"/>
+        </w:rPr>
+        <w:t>What was your return interval</w:t>
+      </w:r>
+      <w:r>
+        <w:rPr>
+          <w:rFonts w:ascii="Times New Roman" w:hAnsi="Times New Roman" w:cs="Times New Roman"/>
+          <w:sz w:val="22"/>
+          <w:szCs w:val="22"/>
+        </w:rPr>
+        <w:t xml:space="preserve"> that you used to calculate the probability</w:t>
+      </w:r>
+      <w:r>
+        <w:rPr>
+          <w:rFonts w:ascii="Times New Roman" w:hAnsi="Times New Roman" w:cs="Times New Roman"/>
+          <w:sz w:val="22"/>
+          <w:szCs w:val="22"/>
+        </w:rPr>
+        <w:t>? (1 pt).</w:t>
       </w:r>
     </w:p>
     <w:p>
@@ -3214,46 +3058,30 @@
         <w:pStyle w:val="ListParagraph"/>
         <w:numPr>
           <w:ilvl w:val="0"/>
-          <w:numId w:val="3"/>
+          <w:numId w:val="32"/>
         </w:numPr>
-        <w:spacing w:after="0" w:line="240" w:lineRule="auto"/>
-        <w:rPr>
-          <w:rFonts w:ascii="Times New Roman" w:hAnsi="Times New Roman" w:cs="Times New Roman"/>
-          <w:sz w:val="24"/>
-          <w:szCs w:val="24"/>
-        </w:rPr>
-      </w:pPr>
-      <w:r>
-        <w:rPr>
-          <w:rFonts w:ascii="Times New Roman" w:hAnsi="Times New Roman" w:cs="Times New Roman"/>
-          <w:sz w:val="24"/>
-          <w:szCs w:val="24"/>
-        </w:rPr>
-        <w:t xml:space="preserve">For the Reset age column, </w:t>
-      </w:r>
-      <w:r>
-        <w:rPr>
-          <w:rFonts w:ascii="Times New Roman" w:hAnsi="Times New Roman" w:cs="Times New Roman"/>
-          <w:sz w:val="24"/>
-          <w:szCs w:val="24"/>
-        </w:rPr>
-        <w:t xml:space="preserve">decide whether to </w:t>
-      </w:r>
-      <w:r>
-        <w:rPr>
-          <w:rFonts w:ascii="Times New Roman" w:hAnsi="Times New Roman" w:cs="Times New Roman"/>
-          <w:sz w:val="24"/>
-          <w:szCs w:val="24"/>
-        </w:rPr>
-        <w:t>select Yes</w:t>
-      </w:r>
-      <w:r>
-        <w:rPr>
-          <w:rFonts w:ascii="Times New Roman" w:hAnsi="Times New Roman" w:cs="Times New Roman"/>
-          <w:sz w:val="24"/>
-          <w:szCs w:val="24"/>
-        </w:rPr>
-        <w:t xml:space="preserve"> or No</w:t>
+        <w:spacing w:before="0" w:after="0" w:line="240" w:lineRule="auto"/>
+        <w:rPr>
+          <w:rFonts w:ascii="Times New Roman" w:hAnsi="Times New Roman" w:cs="Times New Roman"/>
+          <w:sz w:val="22"/>
+          <w:szCs w:val="22"/>
+        </w:rPr>
+      </w:pPr>
+      <w:r>
+        <w:rPr>
+          <w:rFonts w:ascii="Times New Roman" w:hAnsi="Times New Roman" w:cs="Times New Roman"/>
+          <w:sz w:val="22"/>
+          <w:szCs w:val="22"/>
+        </w:rPr>
+        <w:t>In which successional stages did you notice the biggest change? (1 pt)</w:t>
+      </w:r>
+      <w:r>
+        <w:rPr>
+          <w:rFonts w:ascii="Times New Roman" w:hAnsi="Times New Roman" w:cs="Times New Roman"/>
+          <w:sz w:val="22"/>
+          <w:szCs w:val="22"/>
+        </w:rPr>
+        <w:t>.</w:t>
       </w:r>
     </w:p>
     <w:p>
@@ -3261,359 +3089,31 @@
         <w:pStyle w:val="ListParagraph"/>
         <w:numPr>
           <w:ilvl w:val="0"/>
-          <w:numId w:val="3"/>
+          <w:numId w:val="32"/>
         </w:numPr>
-        <w:spacing w:after="0" w:line="240" w:lineRule="auto"/>
-        <w:rPr>
-          <w:rFonts w:ascii="Times New Roman" w:hAnsi="Times New Roman" w:cs="Times New Roman"/>
-          <w:sz w:val="24"/>
-          <w:szCs w:val="24"/>
-        </w:rPr>
-      </w:pPr>
-      <w:r>
-        <w:rPr>
-          <w:rFonts w:ascii="Times New Roman" w:hAnsi="Times New Roman" w:cs="Times New Roman"/>
-          <w:sz w:val="24"/>
-          <w:szCs w:val="24"/>
-        </w:rPr>
-        <w:t xml:space="preserve">The graph you produce should then have 2 bars for each succession class: one for the original (blue), one for the impact of </w:t>
-      </w:r>
-      <w:r>
-        <w:rPr>
-          <w:rFonts w:ascii="Times New Roman" w:hAnsi="Times New Roman" w:cs="Times New Roman"/>
-          <w:sz w:val="24"/>
-          <w:szCs w:val="24"/>
-        </w:rPr>
-        <w:t>this disturbance</w:t>
-      </w:r>
-      <w:r>
-        <w:rPr>
-          <w:rFonts w:ascii="Times New Roman" w:hAnsi="Times New Roman" w:cs="Times New Roman"/>
-          <w:sz w:val="24"/>
-          <w:szCs w:val="24"/>
-        </w:rPr>
-        <w:t xml:space="preserve"> (red)</w:t>
+        <w:spacing w:before="0" w:after="0" w:line="240" w:lineRule="auto"/>
+        <w:rPr>
+          <w:rFonts w:ascii="Times New Roman" w:hAnsi="Times New Roman" w:cs="Times New Roman"/>
+          <w:sz w:val="22"/>
+          <w:szCs w:val="22"/>
+        </w:rPr>
+      </w:pPr>
+      <w:r>
+        <w:rPr>
+          <w:rFonts w:ascii="Times New Roman" w:hAnsi="Times New Roman" w:cs="Times New Roman"/>
+          <w:sz w:val="22"/>
+          <w:szCs w:val="22"/>
+        </w:rPr>
+        <w:t>Can you explain what your disturbance might have done to bring about the change in the stage you indicated in 4 above (2 pts).</w:t>
       </w:r>
     </w:p>
     <w:p>
       <w:pPr>
-        <w:pStyle w:val="ListParagraph"/>
-        <w:numPr>
-          <w:ilvl w:val="0"/>
-          <w:numId w:val="3"/>
-        </w:numPr>
-        <w:spacing w:after="0" w:line="240" w:lineRule="auto"/>
-        <w:rPr>
-          <w:rFonts w:ascii="Times New Roman" w:hAnsi="Times New Roman" w:cs="Times New Roman"/>
-          <w:sz w:val="24"/>
-          <w:szCs w:val="24"/>
-        </w:rPr>
-      </w:pPr>
-      <w:r>
-        <w:rPr>
-          <w:rFonts w:ascii="Times New Roman" w:hAnsi="Times New Roman" w:cs="Times New Roman"/>
-          <w:b/>
-          <w:bCs/>
-          <w:sz w:val="24"/>
-          <w:szCs w:val="24"/>
-        </w:rPr>
-        <w:t xml:space="preserve">Assignment # </w:t>
-      </w:r>
-      <w:r>
-        <w:rPr>
-          <w:rFonts w:ascii="Times New Roman" w:hAnsi="Times New Roman" w:cs="Times New Roman"/>
-          <w:b/>
-          <w:bCs/>
-          <w:sz w:val="24"/>
-          <w:szCs w:val="24"/>
-        </w:rPr>
-        <w:t>8</w:t>
-      </w:r>
-      <w:r>
-        <w:rPr>
-          <w:rFonts w:ascii="Times New Roman" w:hAnsi="Times New Roman" w:cs="Times New Roman"/>
-          <w:b/>
-          <w:bCs/>
-          <w:sz w:val="24"/>
-          <w:szCs w:val="24"/>
-        </w:rPr>
-        <w:t>:</w:t>
-      </w:r>
-      <w:r>
-        <w:rPr>
-          <w:rFonts w:ascii="Times New Roman" w:hAnsi="Times New Roman" w:cs="Times New Roman"/>
-          <w:sz w:val="24"/>
-          <w:szCs w:val="24"/>
-        </w:rPr>
-        <w:t xml:space="preserve"> copy and paste the bar graph for </w:t>
-      </w:r>
-      <w:r>
-        <w:rPr>
-          <w:rFonts w:ascii="Times New Roman" w:hAnsi="Times New Roman" w:cs="Times New Roman"/>
-          <w:sz w:val="24"/>
-          <w:szCs w:val="24"/>
-        </w:rPr>
-        <w:t>this</w:t>
-      </w:r>
-      <w:r>
-        <w:rPr>
-          <w:rFonts w:ascii="Times New Roman" w:hAnsi="Times New Roman" w:cs="Times New Roman"/>
-          <w:sz w:val="24"/>
-          <w:szCs w:val="24"/>
-        </w:rPr>
-        <w:t xml:space="preserve"> disturbance to your word document and caption it Figure </w:t>
-      </w:r>
-      <w:r>
-        <w:rPr>
-          <w:rFonts w:ascii="Times New Roman" w:hAnsi="Times New Roman" w:cs="Times New Roman"/>
-          <w:sz w:val="24"/>
-          <w:szCs w:val="24"/>
-        </w:rPr>
-        <w:t>8</w:t>
-      </w:r>
-      <w:r>
-        <w:rPr>
-          <w:rFonts w:ascii="Times New Roman" w:hAnsi="Times New Roman" w:cs="Times New Roman"/>
-          <w:sz w:val="24"/>
-          <w:szCs w:val="24"/>
-        </w:rPr>
-        <w:t xml:space="preserve">. </w:t>
-      </w:r>
-      <w:r>
-        <w:rPr>
-          <w:rFonts w:ascii="Times New Roman" w:hAnsi="Times New Roman" w:cs="Times New Roman"/>
-          <w:sz w:val="24"/>
-          <w:szCs w:val="24"/>
-        </w:rPr>
-        <w:t>My disturbance</w:t>
-      </w:r>
-      <w:r>
-        <w:rPr>
-          <w:rFonts w:ascii="Times New Roman" w:hAnsi="Times New Roman" w:cs="Times New Roman"/>
-          <w:sz w:val="24"/>
-          <w:szCs w:val="24"/>
-        </w:rPr>
-        <w:t xml:space="preserve"> (2 pts)</w:t>
-      </w:r>
-    </w:p>
-    <w:p>
-      <w:pPr>
-        <w:pStyle w:val="ListParagraph"/>
-        <w:spacing w:after="0" w:line="240" w:lineRule="auto"/>
-        <w:rPr>
-          <w:rFonts w:ascii="Times New Roman" w:hAnsi="Times New Roman" w:cs="Times New Roman"/>
-          <w:sz w:val="24"/>
-          <w:szCs w:val="24"/>
-        </w:rPr>
-      </w:pPr>
-    </w:p>
-    <w:p>
-      <w:pPr>
-        <w:spacing w:after="0" w:line="240" w:lineRule="auto"/>
-        <w:ind w:firstLine="720"/>
-        <w:rPr>
-          <w:rFonts w:ascii="Times New Roman" w:hAnsi="Times New Roman" w:cs="Times New Roman"/>
-          <w:sz w:val="24"/>
-          <w:szCs w:val="24"/>
-        </w:rPr>
-      </w:pPr>
-      <w:r>
-        <w:rPr>
-          <w:rFonts w:ascii="Times New Roman" w:hAnsi="Times New Roman" w:cs="Times New Roman"/>
-          <w:b/>
-          <w:bCs/>
-          <w:sz w:val="24"/>
-          <w:szCs w:val="24"/>
-        </w:rPr>
-        <w:t>Examples of questions for students to respond to</w:t>
-      </w:r>
-    </w:p>
-    <w:p>
-      <w:pPr>
-        <w:pStyle w:val="ListParagraph"/>
-        <w:numPr>
-          <w:ilvl w:val="0"/>
-          <w:numId w:val="27"/>
-        </w:numPr>
-        <w:spacing w:after="0" w:line="240" w:lineRule="auto"/>
-        <w:rPr>
-          <w:rFonts w:ascii="Times New Roman" w:hAnsi="Times New Roman" w:cs="Times New Roman"/>
-          <w:sz w:val="24"/>
-          <w:szCs w:val="24"/>
-        </w:rPr>
-      </w:pPr>
-      <w:r>
-        <w:rPr>
-          <w:rFonts w:ascii="Times New Roman" w:hAnsi="Times New Roman" w:cs="Times New Roman"/>
-          <w:sz w:val="24"/>
-          <w:szCs w:val="24"/>
-        </w:rPr>
-        <w:t>What was your disturbance? (1 pt)</w:t>
-      </w:r>
-      <w:r>
-        <w:rPr>
-          <w:rFonts w:ascii="Times New Roman" w:hAnsi="Times New Roman" w:cs="Times New Roman"/>
-          <w:sz w:val="24"/>
-          <w:szCs w:val="24"/>
-        </w:rPr>
-        <w:t>.</w:t>
-      </w:r>
-    </w:p>
-    <w:p>
-      <w:pPr>
-        <w:pStyle w:val="ListParagraph"/>
-        <w:numPr>
-          <w:ilvl w:val="0"/>
-          <w:numId w:val="27"/>
-        </w:numPr>
-        <w:spacing w:after="0" w:line="240" w:lineRule="auto"/>
-        <w:rPr>
-          <w:rFonts w:ascii="Times New Roman" w:hAnsi="Times New Roman" w:cs="Times New Roman"/>
-          <w:sz w:val="24"/>
-          <w:szCs w:val="24"/>
-        </w:rPr>
-      </w:pPr>
-      <w:r>
-        <w:rPr>
-          <w:rFonts w:ascii="Times New Roman" w:hAnsi="Times New Roman" w:cs="Times New Roman"/>
-          <w:sz w:val="24"/>
-          <w:szCs w:val="24"/>
-        </w:rPr>
-        <w:t>What successional stage did you move your system from, AND which one did you move it to? (1 pt)</w:t>
-      </w:r>
-      <w:r>
-        <w:rPr>
-          <w:rFonts w:ascii="Times New Roman" w:hAnsi="Times New Roman" w:cs="Times New Roman"/>
-          <w:sz w:val="24"/>
-          <w:szCs w:val="24"/>
-        </w:rPr>
-        <w:t>.</w:t>
-      </w:r>
-    </w:p>
-    <w:p>
-      <w:pPr>
-        <w:pStyle w:val="ListParagraph"/>
-        <w:numPr>
-          <w:ilvl w:val="0"/>
-          <w:numId w:val="27"/>
-        </w:numPr>
-        <w:spacing w:after="0" w:line="240" w:lineRule="auto"/>
-        <w:rPr>
-          <w:rFonts w:ascii="Times New Roman" w:hAnsi="Times New Roman" w:cs="Times New Roman"/>
-          <w:sz w:val="24"/>
-          <w:szCs w:val="24"/>
-        </w:rPr>
-      </w:pPr>
-      <w:r>
-        <w:rPr>
-          <w:rFonts w:ascii="Times New Roman" w:hAnsi="Times New Roman" w:cs="Times New Roman"/>
-          <w:sz w:val="24"/>
-          <w:szCs w:val="24"/>
-        </w:rPr>
-        <w:t>What was your return interval? (1 pt)</w:t>
-      </w:r>
-      <w:r>
-        <w:rPr>
-          <w:rFonts w:ascii="Times New Roman" w:hAnsi="Times New Roman" w:cs="Times New Roman"/>
-          <w:sz w:val="24"/>
-          <w:szCs w:val="24"/>
-        </w:rPr>
-        <w:t>.</w:t>
-      </w:r>
-    </w:p>
-    <w:p>
-      <w:pPr>
-        <w:pStyle w:val="ListParagraph"/>
-        <w:numPr>
-          <w:ilvl w:val="0"/>
-          <w:numId w:val="27"/>
-        </w:numPr>
-        <w:spacing w:after="0" w:line="240" w:lineRule="auto"/>
-        <w:rPr>
-          <w:rFonts w:ascii="Times New Roman" w:hAnsi="Times New Roman" w:cs="Times New Roman"/>
-          <w:sz w:val="24"/>
-          <w:szCs w:val="24"/>
-        </w:rPr>
-      </w:pPr>
-      <w:r>
-        <w:rPr>
-          <w:rFonts w:ascii="Times New Roman" w:hAnsi="Times New Roman" w:cs="Times New Roman"/>
-          <w:sz w:val="24"/>
-          <w:szCs w:val="24"/>
-        </w:rPr>
-        <w:t>In which successional stages did you notice the biggest change? (1 pt)</w:t>
-      </w:r>
-    </w:p>
-    <w:p>
-      <w:pPr>
-        <w:pStyle w:val="ListParagraph"/>
-        <w:numPr>
-          <w:ilvl w:val="0"/>
-          <w:numId w:val="27"/>
-        </w:numPr>
-        <w:spacing w:after="0" w:line="240" w:lineRule="auto"/>
-        <w:rPr>
-          <w:rFonts w:ascii="Times New Roman" w:hAnsi="Times New Roman" w:cs="Times New Roman"/>
-          <w:sz w:val="24"/>
-          <w:szCs w:val="24"/>
-        </w:rPr>
-      </w:pPr>
-      <w:r>
-        <w:rPr>
-          <w:rFonts w:ascii="Times New Roman" w:hAnsi="Times New Roman" w:cs="Times New Roman"/>
-          <w:sz w:val="24"/>
-          <w:szCs w:val="24"/>
-        </w:rPr>
-        <w:t xml:space="preserve">Can you explain what your disturbance might have done to bring about </w:t>
-      </w:r>
-      <w:r>
-        <w:rPr>
-          <w:rFonts w:ascii="Times New Roman" w:hAnsi="Times New Roman" w:cs="Times New Roman"/>
-          <w:sz w:val="24"/>
-          <w:szCs w:val="24"/>
-        </w:rPr>
-        <w:t>the</w:t>
-      </w:r>
-      <w:r>
-        <w:rPr>
-          <w:rFonts w:ascii="Times New Roman" w:hAnsi="Times New Roman" w:cs="Times New Roman"/>
-          <w:sz w:val="24"/>
-          <w:szCs w:val="24"/>
-        </w:rPr>
-        <w:t xml:space="preserve"> change</w:t>
-      </w:r>
-      <w:r>
-        <w:rPr>
-          <w:rFonts w:ascii="Times New Roman" w:hAnsi="Times New Roman" w:cs="Times New Roman"/>
-          <w:sz w:val="24"/>
-          <w:szCs w:val="24"/>
-        </w:rPr>
-        <w:t xml:space="preserve"> in the stage you indicated in 4 above</w:t>
-      </w:r>
-      <w:r>
-        <w:rPr>
-          <w:rFonts w:ascii="Times New Roman" w:hAnsi="Times New Roman" w:cs="Times New Roman"/>
-          <w:sz w:val="24"/>
-          <w:szCs w:val="24"/>
-        </w:rPr>
-        <w:t xml:space="preserve"> (2 pts)</w:t>
-      </w:r>
-      <w:r>
-        <w:rPr>
-          <w:rFonts w:ascii="Times New Roman" w:hAnsi="Times New Roman" w:cs="Times New Roman"/>
-          <w:sz w:val="24"/>
-          <w:szCs w:val="24"/>
-        </w:rPr>
-        <w:t>.</w:t>
-      </w:r>
-    </w:p>
-    <w:p>
-      <w:pPr>
-        <w:spacing w:after="0" w:line="240" w:lineRule="auto"/>
-        <w:rPr>
-          <w:rFonts w:ascii="Times New Roman" w:hAnsi="Times New Roman" w:cs="Times New Roman"/>
-          <w:sz w:val="24"/>
-          <w:szCs w:val="24"/>
+        <w:spacing w:before="0" w:after="0" w:line="240" w:lineRule="auto"/>
+        <w:rPr>
+          <w:rFonts w:ascii="Times New Roman" w:hAnsi="Times New Roman" w:cs="Times New Roman"/>
+          <w:sz w:val="22"/>
+          <w:szCs w:val="22"/>
         </w:rPr>
       </w:pPr>
     </w:p>
@@ -3629,7 +3129,7 @@
 </file>
 
 <file path=word/endnotes.xml><?xml version="1.0" encoding="utf-8"?>
-<w:endnotes xmlns:wpc="http://schemas.microsoft.com/office/word/2010/wordprocessingCanvas" xmlns:cx="http://schemas.microsoft.com/office/drawing/2014/chartex" xmlns:cx1="http://schemas.microsoft.com/office/drawing/2015/9/8/chartex" xmlns:cx2="http://schemas.microsoft.com/office/drawing/2015/10/21/chartex" xmlns:cx3="http://schemas.microsoft.com/office/drawing/2016/5/9/chartex" xmlns:cx4="http://schemas.microsoft.com/office/drawing/2016/5/10/chartex" xmlns:cx5="http://schemas.microsoft.com/office/drawing/2016/5/11/chartex" xmlns:cx6="http://schemas.microsoft.com/office/drawing/2016/5/12/chartex" xmlns:cx7="http://schemas.microsoft.com/office/drawing/2016/5/13/chartex" xmlns:cx8="http://schemas.microsoft.com/office/drawing/2016/5/14/chartex" xmlns:mc="http://schemas.openxmlformats.org/markup-compatibility/2006" xmlns:aink="http://schemas.microsoft.com/office/drawing/2016/ink" xmlns:am3d="http://schemas.microsoft.com/office/drawing/2017/model3d" xmlns:o="urn:schemas-microsoft-com:office:office" xmlns:oel="http://schemas.microsoft.com/office/2019/extlst" xmlns:r="http://schemas.openxmlformats.org/officeDocument/2006/relationships" xmlns:m="http://schemas.openxmlformats.org/officeDocument/2006/math" xmlns:v="urn:schemas-microsoft-com:vml" xmlns:wp14="http://schemas.microsoft.com/office/word/2010/wordprocessingDrawing" xmlns:wp="http://schemas.openxmlformats.org/drawingml/2006/wordprocessingDrawing" xmlns:w10="urn:schemas-microsoft-com:office:word" xmlns:w="http://schemas.openxmlformats.org/wordprocessingml/2006/main" xmlns:w14="http://schemas.microsoft.com/office/word/2010/wordml" xmlns:w15="http://schemas.microsoft.com/office/word/2012/wordml" xmlns:w16cex="http://schemas.microsoft.com/office/word/2018/wordml/cex" xmlns:w16cid="http://schemas.microsoft.com/office/word/2016/wordml/cid" xmlns:w16="http://schemas.microsoft.com/office/word/2018/wordml" xmlns:w16du="http://schemas.microsoft.com/office/word/2023/wordml/word16du" xmlns:w16sdtdh="http://schemas.microsoft.com/office/word/2020/wordml/sdtdatahash" xmlns:w16se="http://schemas.microsoft.com/office/word/2015/wordml/symex" xmlns:wpg="http://schemas.microsoft.com/office/word/2010/wordprocessingGroup" xmlns:wpi="http://schemas.microsoft.com/office/word/2010/wordprocessingInk" xmlns:wne="http://schemas.microsoft.com/office/word/2006/wordml" xmlns:wps="http://schemas.microsoft.com/office/word/2010/wordprocessingShape" mc:Ignorable="w14 w15 w16se w16cid w16 w16cex w16sdtdh w16du wp14">
+<w:endnotes xmlns:wpc="http://schemas.microsoft.com/office/word/2010/wordprocessingCanvas" xmlns:cx="http://schemas.microsoft.com/office/drawing/2014/chartex" xmlns:cx1="http://schemas.microsoft.com/office/drawing/2015/9/8/chartex" xmlns:cx2="http://schemas.microsoft.com/office/drawing/2015/10/21/chartex" xmlns:cx3="http://schemas.microsoft.com/office/drawing/2016/5/9/chartex" xmlns:cx4="http://schemas.microsoft.com/office/drawing/2016/5/10/chartex" xmlns:cx5="http://schemas.microsoft.com/office/drawing/2016/5/11/chartex" xmlns:cx6="http://schemas.microsoft.com/office/drawing/2016/5/12/chartex" xmlns:cx7="http://schemas.microsoft.com/office/drawing/2016/5/13/chartex" xmlns:cx8="http://schemas.microsoft.com/office/drawing/2016/5/14/chartex" xmlns:mc="http://schemas.openxmlformats.org/markup-compatibility/2006" xmlns:aink="http://schemas.microsoft.com/office/drawing/2016/ink" xmlns:am3d="http://schemas.microsoft.com/office/drawing/2017/model3d" xmlns:o="urn:schemas-microsoft-com:office:office" xmlns:oel="http://schemas.microsoft.com/office/2019/extlst" xmlns:r="http://schemas.openxmlformats.org/officeDocument/2006/relationships" xmlns:m="http://schemas.openxmlformats.org/officeDocument/2006/math" xmlns:v="urn:schemas-microsoft-com:vml" xmlns:wp14="http://schemas.microsoft.com/office/word/2010/wordprocessingDrawing" xmlns:wp="http://schemas.openxmlformats.org/drawingml/2006/wordprocessingDrawing" xmlns:w10="urn:schemas-microsoft-com:office:word" xmlns:w="http://schemas.openxmlformats.org/wordprocessingml/2006/main" xmlns:w14="http://schemas.microsoft.com/office/word/2010/wordml" xmlns:w15="http://schemas.microsoft.com/office/word/2012/wordml" xmlns:w16cex="http://schemas.microsoft.com/office/word/2018/wordml/cex" xmlns:w16cid="http://schemas.microsoft.com/office/word/2016/wordml/cid" xmlns:w16="http://schemas.microsoft.com/office/word/2018/wordml" xmlns:w16du="http://schemas.microsoft.com/office/word/2023/wordml/word16du" xmlns:w16sdtdh="http://schemas.microsoft.com/office/word/2020/wordml/sdtdatahash" xmlns:w16sdtfl="http://schemas.microsoft.com/office/word/2024/wordml/sdtformatlock" xmlns:w16se="http://schemas.microsoft.com/office/word/2015/wordml/symex" xmlns:wpg="http://schemas.microsoft.com/office/word/2010/wordprocessingGroup" xmlns:wpi="http://schemas.microsoft.com/office/word/2010/wordprocessingInk" xmlns:wne="http://schemas.microsoft.com/office/word/2006/wordml" xmlns:wps="http://schemas.microsoft.com/office/word/2010/wordprocessingShape" mc:Ignorable="w14 w15 w16se w16cid w16 w16cex w16sdtdh w16sdtfl w16du wp14">
   <w:endnote w:type="separator" w:id="-1">
     <w:p>
       <w:pPr>
@@ -3654,7 +3154,7 @@
 </file>
 
 <file path=word/footnotes.xml><?xml version="1.0" encoding="utf-8"?>
-<w:footnotes xmlns:wpc="http://schemas.microsoft.com/office/word/2010/wordprocessingCanvas" xmlns:cx="http://schemas.microsoft.com/office/drawing/2014/chartex" xmlns:cx1="http://schemas.microsoft.com/office/drawing/2015/9/8/chartex" xmlns:cx2="http://schemas.microsoft.com/office/drawing/2015/10/21/chartex" xmlns:cx3="http://schemas.microsoft.com/office/drawing/2016/5/9/chartex" xmlns:cx4="http://schemas.microsoft.com/office/drawing/2016/5/10/chartex" xmlns:cx5="http://schemas.microsoft.com/office/drawing/2016/5/11/chartex" xmlns:cx6="http://schemas.microsoft.com/office/drawing/2016/5/12/chartex" xmlns:cx7="http://schemas.microsoft.com/office/drawing/2016/5/13/chartex" xmlns:cx8="http://schemas.microsoft.com/office/drawing/2016/5/14/chartex" xmlns:mc="http://schemas.openxmlformats.org/markup-compatibility/2006" xmlns:aink="http://schemas.microsoft.com/office/drawing/2016/ink" xmlns:am3d="http://schemas.microsoft.com/office/drawing/2017/model3d" xmlns:o="urn:schemas-microsoft-com:office:office" xmlns:oel="http://schemas.microsoft.com/office/2019/extlst" xmlns:r="http://schemas.openxmlformats.org/officeDocument/2006/relationships" xmlns:m="http://schemas.openxmlformats.org/officeDocument/2006/math" xmlns:v="urn:schemas-microsoft-com:vml" xmlns:wp14="http://schemas.microsoft.com/office/word/2010/wordprocessingDrawing" xmlns:wp="http://schemas.openxmlformats.org/drawingml/2006/wordprocessingDrawing" xmlns:w10="urn:schemas-microsoft-com:office:word" xmlns:w="http://schemas.openxmlformats.org/wordprocessingml/2006/main" xmlns:w14="http://schemas.microsoft.com/office/word/2010/wordml" xmlns:w15="http://schemas.microsoft.com/office/word/2012/wordml" xmlns:w16cex="http://schemas.microsoft.com/office/word/2018/wordml/cex" xmlns:w16cid="http://schemas.microsoft.com/office/word/2016/wordml/cid" xmlns:w16="http://schemas.microsoft.com/office/word/2018/wordml" xmlns:w16du="http://schemas.microsoft.com/office/word/2023/wordml/word16du" xmlns:w16sdtdh="http://schemas.microsoft.com/office/word/2020/wordml/sdtdatahash" xmlns:w16se="http://schemas.microsoft.com/office/word/2015/wordml/symex" xmlns:wpg="http://schemas.microsoft.com/office/word/2010/wordprocessingGroup" xmlns:wpi="http://schemas.microsoft.com/office/word/2010/wordprocessingInk" xmlns:wne="http://schemas.microsoft.com/office/word/2006/wordml" xmlns:wps="http://schemas.microsoft.com/office/word/2010/wordprocessingShape" mc:Ignorable="w14 w15 w16se w16cid w16 w16cex w16sdtdh w16du wp14">
+<w:footnotes xmlns:wpc="http://schemas.microsoft.com/office/word/2010/wordprocessingCanvas" xmlns:cx="http://schemas.microsoft.com/office/drawing/2014/chartex" xmlns:cx1="http://schemas.microsoft.com/office/drawing/2015/9/8/chartex" xmlns:cx2="http://schemas.microsoft.com/office/drawing/2015/10/21/chartex" xmlns:cx3="http://schemas.microsoft.com/office/drawing/2016/5/9/chartex" xmlns:cx4="http://schemas.microsoft.com/office/drawing/2016/5/10/chartex" xmlns:cx5="http://schemas.microsoft.com/office/drawing/2016/5/11/chartex" xmlns:cx6="http://schemas.microsoft.com/office/drawing/2016/5/12/chartex" xmlns:cx7="http://schemas.microsoft.com/office/drawing/2016/5/13/chartex" xmlns:cx8="http://schemas.microsoft.com/office/drawing/2016/5/14/chartex" xmlns:mc="http://schemas.openxmlformats.org/markup-compatibility/2006" xmlns:aink="http://schemas.microsoft.com/office/drawing/2016/ink" xmlns:am3d="http://schemas.microsoft.com/office/drawing/2017/model3d" xmlns:o="urn:schemas-microsoft-com:office:office" xmlns:oel="http://schemas.microsoft.com/office/2019/extlst" xmlns:r="http://schemas.openxmlformats.org/officeDocument/2006/relationships" xmlns:m="http://schemas.openxmlformats.org/officeDocument/2006/math" xmlns:v="urn:schemas-microsoft-com:vml" xmlns:wp14="http://schemas.microsoft.com/office/word/2010/wordprocessingDrawing" xmlns:wp="http://schemas.openxmlformats.org/drawingml/2006/wordprocessingDrawing" xmlns:w10="urn:schemas-microsoft-com:office:word" xmlns:w="http://schemas.openxmlformats.org/wordprocessingml/2006/main" xmlns:w14="http://schemas.microsoft.com/office/word/2010/wordml" xmlns:w15="http://schemas.microsoft.com/office/word/2012/wordml" xmlns:w16cex="http://schemas.microsoft.com/office/word/2018/wordml/cex" xmlns:w16cid="http://schemas.microsoft.com/office/word/2016/wordml/cid" xmlns:w16="http://schemas.microsoft.com/office/word/2018/wordml" xmlns:w16du="http://schemas.microsoft.com/office/word/2023/wordml/word16du" xmlns:w16sdtdh="http://schemas.microsoft.com/office/word/2020/wordml/sdtdatahash" xmlns:w16sdtfl="http://schemas.microsoft.com/office/word/2024/wordml/sdtformatlock" xmlns:w16se="http://schemas.microsoft.com/office/word/2015/wordml/symex" xmlns:wpg="http://schemas.microsoft.com/office/word/2010/wordprocessingGroup" xmlns:wpi="http://schemas.microsoft.com/office/word/2010/wordprocessingInk" xmlns:wne="http://schemas.microsoft.com/office/word/2006/wordml" xmlns:wps="http://schemas.microsoft.com/office/word/2010/wordprocessingShape" mc:Ignorable="w14 w15 w16se w16cid w16 w16cex w16sdtdh w16sdtfl w16du wp14">
   <w:footnote w:type="separator" w:id="-1">
     <w:p>
       <w:pPr>
@@ -3679,7 +3179,7 @@
 </file>
 
 <file path=word/header1.xml><?xml version="1.0" encoding="utf-8"?>
-<w:hdr xmlns:wpc="http://schemas.microsoft.com/office/word/2010/wordprocessingCanvas" xmlns:cx="http://schemas.microsoft.com/office/drawing/2014/chartex" xmlns:cx1="http://schemas.microsoft.com/office/drawing/2015/9/8/chartex" xmlns:cx2="http://schemas.microsoft.com/office/drawing/2015/10/21/chartex" xmlns:cx3="http://schemas.microsoft.com/office/drawing/2016/5/9/chartex" xmlns:cx4="http://schemas.microsoft.com/office/drawing/2016/5/10/chartex" xmlns:cx5="http://schemas.microsoft.com/office/drawing/2016/5/11/chartex" xmlns:cx6="http://schemas.microsoft.com/office/drawing/2016/5/12/chartex" xmlns:cx7="http://schemas.microsoft.com/office/drawing/2016/5/13/chartex" xmlns:cx8="http://schemas.microsoft.com/office/drawing/2016/5/14/chartex" xmlns:mc="http://schemas.openxmlformats.org/markup-compatibility/2006" xmlns:aink="http://schemas.microsoft.com/office/drawing/2016/ink" xmlns:am3d="http://schemas.microsoft.com/office/drawing/2017/model3d" xmlns:o="urn:schemas-microsoft-com:office:office" xmlns:oel="http://schemas.microsoft.com/office/2019/extlst" xmlns:r="http://schemas.openxmlformats.org/officeDocument/2006/relationships" xmlns:m="http://schemas.openxmlformats.org/officeDocument/2006/math" xmlns:v="urn:schemas-microsoft-com:vml" xmlns:wp14="http://schemas.microsoft.com/office/word/2010/wordprocessingDrawing" xmlns:wp="http://schemas.openxmlformats.org/drawingml/2006/wordprocessingDrawing" xmlns:w10="urn:schemas-microsoft-com:office:word" xmlns:w="http://schemas.openxmlformats.org/wordprocessingml/2006/main" xmlns:w14="http://schemas.microsoft.com/office/word/2010/wordml" xmlns:w15="http://schemas.microsoft.com/office/word/2012/wordml" xmlns:w16cex="http://schemas.microsoft.com/office/word/2018/wordml/cex" xmlns:w16cid="http://schemas.microsoft.com/office/word/2016/wordml/cid" xmlns:w16="http://schemas.microsoft.com/office/word/2018/wordml" xmlns:w16du="http://schemas.microsoft.com/office/word/2023/wordml/word16du" xmlns:w16sdtdh="http://schemas.microsoft.com/office/word/2020/wordml/sdtdatahash" xmlns:w16se="http://schemas.microsoft.com/office/word/2015/wordml/symex" xmlns:wpg="http://schemas.microsoft.com/office/word/2010/wordprocessingGroup" xmlns:wpi="http://schemas.microsoft.com/office/word/2010/wordprocessingInk" xmlns:wne="http://schemas.microsoft.com/office/word/2006/wordml" xmlns:wps="http://schemas.microsoft.com/office/word/2010/wordprocessingShape" mc:Ignorable="w14 w15 w16se w16cid w16 w16cex w16sdtdh w16du wp14">
+<w:hdr xmlns:wpc="http://schemas.microsoft.com/office/word/2010/wordprocessingCanvas" xmlns:cx="http://schemas.microsoft.com/office/drawing/2014/chartex" xmlns:cx1="http://schemas.microsoft.com/office/drawing/2015/9/8/chartex" xmlns:cx2="http://schemas.microsoft.com/office/drawing/2015/10/21/chartex" xmlns:cx3="http://schemas.microsoft.com/office/drawing/2016/5/9/chartex" xmlns:cx4="http://schemas.microsoft.com/office/drawing/2016/5/10/chartex" xmlns:cx5="http://schemas.microsoft.com/office/drawing/2016/5/11/chartex" xmlns:cx6="http://schemas.microsoft.com/office/drawing/2016/5/12/chartex" xmlns:cx7="http://schemas.microsoft.com/office/drawing/2016/5/13/chartex" xmlns:cx8="http://schemas.microsoft.com/office/drawing/2016/5/14/chartex" xmlns:mc="http://schemas.openxmlformats.org/markup-compatibility/2006" xmlns:aink="http://schemas.microsoft.com/office/drawing/2016/ink" xmlns:am3d="http://schemas.microsoft.com/office/drawing/2017/model3d" xmlns:o="urn:schemas-microsoft-com:office:office" xmlns:oel="http://schemas.microsoft.com/office/2019/extlst" xmlns:r="http://schemas.openxmlformats.org/officeDocument/2006/relationships" xmlns:m="http://schemas.openxmlformats.org/officeDocument/2006/math" xmlns:v="urn:schemas-microsoft-com:vml" xmlns:wp14="http://schemas.microsoft.com/office/word/2010/wordprocessingDrawing" xmlns:wp="http://schemas.openxmlformats.org/drawingml/2006/wordprocessingDrawing" xmlns:w10="urn:schemas-microsoft-com:office:word" xmlns:w="http://schemas.openxmlformats.org/wordprocessingml/2006/main" xmlns:w14="http://schemas.microsoft.com/office/word/2010/wordml" xmlns:w15="http://schemas.microsoft.com/office/word/2012/wordml" xmlns:w16cex="http://schemas.microsoft.com/office/word/2018/wordml/cex" xmlns:w16cid="http://schemas.microsoft.com/office/word/2016/wordml/cid" xmlns:w16="http://schemas.microsoft.com/office/word/2018/wordml" xmlns:w16du="http://schemas.microsoft.com/office/word/2023/wordml/word16du" xmlns:w16sdtdh="http://schemas.microsoft.com/office/word/2020/wordml/sdtdatahash" xmlns:w16sdtfl="http://schemas.microsoft.com/office/word/2024/wordml/sdtformatlock" xmlns:w16se="http://schemas.microsoft.com/office/word/2015/wordml/symex" xmlns:wpg="http://schemas.microsoft.com/office/word/2010/wordprocessingGroup" xmlns:wpi="http://schemas.microsoft.com/office/word/2010/wordprocessingInk" xmlns:wne="http://schemas.microsoft.com/office/word/2006/wordml" xmlns:wps="http://schemas.microsoft.com/office/word/2010/wordprocessingShape" mc:Ignorable="w14 w15 w16se w16cid w16 w16cex w16sdtdh w16sdtfl w16du wp14">
   <w:p>
     <w:pPr>
       <w:pStyle w:val="Header"/>
@@ -3718,7 +3218,7 @@
 </file>
 
 <file path=word/numbering.xml><?xml version="1.0" encoding="utf-8"?>
-<w:numbering xmlns:wpc="http://schemas.microsoft.com/office/word/2010/wordprocessingCanvas" xmlns:cx="http://schemas.microsoft.com/office/drawing/2014/chartex" xmlns:cx1="http://schemas.microsoft.com/office/drawing/2015/9/8/chartex" xmlns:cx2="http://schemas.microsoft.com/office/drawing/2015/10/21/chartex" xmlns:cx3="http://schemas.microsoft.com/office/drawing/2016/5/9/chartex" xmlns:cx4="http://schemas.microsoft.com/office/drawing/2016/5/10/chartex" xmlns:cx5="http://schemas.microsoft.com/office/drawing/2016/5/11/chartex" xmlns:cx6="http://schemas.microsoft.com/office/drawing/2016/5/12/chartex" xmlns:cx7="http://schemas.microsoft.com/office/drawing/2016/5/13/chartex" xmlns:cx8="http://schemas.microsoft.com/office/drawing/2016/5/14/chartex" xmlns:mc="http://schemas.openxmlformats.org/markup-compatibility/2006" xmlns:aink="http://schemas.microsoft.com/office/drawing/2016/ink" xmlns:am3d="http://schemas.microsoft.com/office/drawing/2017/model3d" xmlns:o="urn:schemas-microsoft-com:office:office" xmlns:oel="http://schemas.microsoft.com/office/2019/extlst" xmlns:r="http://schemas.openxmlformats.org/officeDocument/2006/relationships" xmlns:m="http://schemas.openxmlformats.org/officeDocument/2006/math" xmlns:v="urn:schemas-microsoft-com:vml" xmlns:wp14="http://schemas.microsoft.com/office/word/2010/wordprocessingDrawing" xmlns:wp="http://schemas.openxmlformats.org/drawingml/2006/wordprocessingDrawing" xmlns:w10="urn:schemas-microsoft-com:office:word" xmlns:w="http://schemas.openxmlformats.org/wordprocessingml/2006/main" xmlns:w14="http://schemas.microsoft.com/office/word/2010/wordml" xmlns:w15="http://schemas.microsoft.com/office/word/2012/wordml" xmlns:w16cex="http://schemas.microsoft.com/office/word/2018/wordml/cex" xmlns:w16cid="http://schemas.microsoft.com/office/word/2016/wordml/cid" xmlns:w16="http://schemas.microsoft.com/office/word/2018/wordml" xmlns:w16du="http://schemas.microsoft.com/office/word/2023/wordml/word16du" xmlns:w16sdtdh="http://schemas.microsoft.com/office/word/2020/wordml/sdtdatahash" xmlns:w16se="http://schemas.microsoft.com/office/word/2015/wordml/symex" xmlns:wpg="http://schemas.microsoft.com/office/word/2010/wordprocessingGroup" xmlns:wpi="http://schemas.microsoft.com/office/word/2010/wordprocessingInk" xmlns:wne="http://schemas.microsoft.com/office/word/2006/wordml" xmlns:wps="http://schemas.microsoft.com/office/word/2010/wordprocessingShape" mc:Ignorable="w14 w15 w16se w16cid w16 w16cex w16sdtdh w16du wp14">
+<w:numbering xmlns:wpc="http://schemas.microsoft.com/office/word/2010/wordprocessingCanvas" xmlns:cx="http://schemas.microsoft.com/office/drawing/2014/chartex" xmlns:cx1="http://schemas.microsoft.com/office/drawing/2015/9/8/chartex" xmlns:cx2="http://schemas.microsoft.com/office/drawing/2015/10/21/chartex" xmlns:cx3="http://schemas.microsoft.com/office/drawing/2016/5/9/chartex" xmlns:cx4="http://schemas.microsoft.com/office/drawing/2016/5/10/chartex" xmlns:cx5="http://schemas.microsoft.com/office/drawing/2016/5/11/chartex" xmlns:cx6="http://schemas.microsoft.com/office/drawing/2016/5/12/chartex" xmlns:cx7="http://schemas.microsoft.com/office/drawing/2016/5/13/chartex" xmlns:cx8="http://schemas.microsoft.com/office/drawing/2016/5/14/chartex" xmlns:mc="http://schemas.openxmlformats.org/markup-compatibility/2006" xmlns:aink="http://schemas.microsoft.com/office/drawing/2016/ink" xmlns:am3d="http://schemas.microsoft.com/office/drawing/2017/model3d" xmlns:o="urn:schemas-microsoft-com:office:office" xmlns:oel="http://schemas.microsoft.com/office/2019/extlst" xmlns:r="http://schemas.openxmlformats.org/officeDocument/2006/relationships" xmlns:m="http://schemas.openxmlformats.org/officeDocument/2006/math" xmlns:v="urn:schemas-microsoft-com:vml" xmlns:wp14="http://schemas.microsoft.com/office/word/2010/wordprocessingDrawing" xmlns:wp="http://schemas.openxmlformats.org/drawingml/2006/wordprocessingDrawing" xmlns:w10="urn:schemas-microsoft-com:office:word" xmlns:w="http://schemas.openxmlformats.org/wordprocessingml/2006/main" xmlns:w14="http://schemas.microsoft.com/office/word/2010/wordml" xmlns:w15="http://schemas.microsoft.com/office/word/2012/wordml" xmlns:w16cex="http://schemas.microsoft.com/office/word/2018/wordml/cex" xmlns:w16cid="http://schemas.microsoft.com/office/word/2016/wordml/cid" xmlns:w16="http://schemas.microsoft.com/office/word/2018/wordml" xmlns:w16du="http://schemas.microsoft.com/office/word/2023/wordml/word16du" xmlns:w16sdtdh="http://schemas.microsoft.com/office/word/2020/wordml/sdtdatahash" xmlns:w16sdtfl="http://schemas.microsoft.com/office/word/2024/wordml/sdtformatlock" xmlns:w16se="http://schemas.microsoft.com/office/word/2015/wordml/symex" xmlns:wpg="http://schemas.microsoft.com/office/word/2010/wordprocessingGroup" xmlns:wpi="http://schemas.microsoft.com/office/word/2010/wordprocessingInk" xmlns:wne="http://schemas.microsoft.com/office/word/2006/wordml" xmlns:wps="http://schemas.microsoft.com/office/word/2010/wordprocessingShape" mc:Ignorable="w14 w15 w16se w16cid w16 w16cex w16sdtdh w16sdtfl w16du wp14">
   <w:abstractNum w:abstractNumId="0" w15:restartNumberingAfterBreak="0">
     <w:nsid w:val="009E6832"/>
     <w:multiLevelType w:val="hybridMultilevel"/>
@@ -5354,6 +4854,119 @@
     </w:lvl>
   </w:abstractNum>
   <w:abstractNum w:abstractNumId="14" w15:restartNumberingAfterBreak="0">
+    <w:nsid w:val="31DD239A"/>
+    <w:multiLevelType w:val="hybridMultilevel"/>
+    <w:tmpl w:val="EBEAFB78"/>
+    <w:lvl w:ilvl="0" w:tplc="04090001">
+      <w:start w:val="1"/>
+      <w:numFmt w:val="bullet"/>
+      <w:lvlText w:val=""/>
+      <w:lvlJc w:val="left"/>
+      <w:pPr>
+        <w:ind w:left="720" w:hanging="360"/>
+      </w:pPr>
+      <w:rPr>
+        <w:rFonts w:ascii="Symbol" w:hAnsi="Symbol" w:hint="default"/>
+      </w:rPr>
+    </w:lvl>
+    <w:lvl w:ilvl="1" w:tplc="04090003" w:tentative="1">
+      <w:start w:val="1"/>
+      <w:numFmt w:val="bullet"/>
+      <w:lvlText w:val="o"/>
+      <w:lvlJc w:val="left"/>
+      <w:pPr>
+        <w:ind w:left="1440" w:hanging="360"/>
+      </w:pPr>
+      <w:rPr>
+        <w:rFonts w:ascii="Courier New" w:hAnsi="Courier New" w:cs="Courier New" w:hint="default"/>
+      </w:rPr>
+    </w:lvl>
+    <w:lvl w:ilvl="2" w:tplc="04090005" w:tentative="1">
+      <w:start w:val="1"/>
+      <w:numFmt w:val="bullet"/>
+      <w:lvlText w:val=""/>
+      <w:lvlJc w:val="left"/>
+      <w:pPr>
+        <w:ind w:left="2160" w:hanging="360"/>
+      </w:pPr>
+      <w:rPr>
+        <w:rFonts w:ascii="Wingdings" w:hAnsi="Wingdings" w:hint="default"/>
+      </w:rPr>
+    </w:lvl>
+    <w:lvl w:ilvl="3" w:tplc="04090001" w:tentative="1">
+      <w:start w:val="1"/>
+      <w:numFmt w:val="bullet"/>
+      <w:lvlText w:val=""/>
+      <w:lvlJc w:val="left"/>
+      <w:pPr>
+        <w:ind w:left="2880" w:hanging="360"/>
+      </w:pPr>
+      <w:rPr>
+        <w:rFonts w:ascii="Symbol" w:hAnsi="Symbol" w:hint="default"/>
+      </w:rPr>
+    </w:lvl>
+    <w:lvl w:ilvl="4" w:tplc="04090003" w:tentative="1">
+      <w:start w:val="1"/>
+      <w:numFmt w:val="bullet"/>
+      <w:lvlText w:val="o"/>
+      <w:lvlJc w:val="left"/>
+      <w:pPr>
+        <w:ind w:left="3600" w:hanging="360"/>
+      </w:pPr>
+      <w:rPr>
+        <w:rFonts w:ascii="Courier New" w:hAnsi="Courier New" w:cs="Courier New" w:hint="default"/>
+      </w:rPr>
+    </w:lvl>
+    <w:lvl w:ilvl="5" w:tplc="04090005" w:tentative="1">
+      <w:start w:val="1"/>
+      <w:numFmt w:val="bullet"/>
+      <w:lvlText w:val=""/>
+      <w:lvlJc w:val="left"/>
+      <w:pPr>
+        <w:ind w:left="4320" w:hanging="360"/>
+      </w:pPr>
+      <w:rPr>
+        <w:rFonts w:ascii="Wingdings" w:hAnsi="Wingdings" w:hint="default"/>
+      </w:rPr>
+    </w:lvl>
+    <w:lvl w:ilvl="6" w:tplc="04090001" w:tentative="1">
+      <w:start w:val="1"/>
+      <w:numFmt w:val="bullet"/>
+      <w:lvlText w:val=""/>
+      <w:lvlJc w:val="left"/>
+      <w:pPr>
+        <w:ind w:left="5040" w:hanging="360"/>
+      </w:pPr>
+      <w:rPr>
+        <w:rFonts w:ascii="Symbol" w:hAnsi="Symbol" w:hint="default"/>
+      </w:rPr>
+    </w:lvl>
+    <w:lvl w:ilvl="7" w:tplc="04090003" w:tentative="1">
+      <w:start w:val="1"/>
+      <w:numFmt w:val="bullet"/>
+      <w:lvlText w:val="o"/>
+      <w:lvlJc w:val="left"/>
+      <w:pPr>
+        <w:ind w:left="5760" w:hanging="360"/>
+      </w:pPr>
+      <w:rPr>
+        <w:rFonts w:ascii="Courier New" w:hAnsi="Courier New" w:cs="Courier New" w:hint="default"/>
+      </w:rPr>
+    </w:lvl>
+    <w:lvl w:ilvl="8" w:tplc="04090005" w:tentative="1">
+      <w:start w:val="1"/>
+      <w:numFmt w:val="bullet"/>
+      <w:lvlText w:val=""/>
+      <w:lvlJc w:val="left"/>
+      <w:pPr>
+        <w:ind w:left="6480" w:hanging="360"/>
+      </w:pPr>
+      <w:rPr>
+        <w:rFonts w:ascii="Wingdings" w:hAnsi="Wingdings" w:hint="default"/>
+      </w:rPr>
+    </w:lvl>
+  </w:abstractNum>
+  <w:abstractNum w:abstractNumId="15" w15:restartNumberingAfterBreak="0">
     <w:nsid w:val="36157357"/>
     <w:multiLevelType w:val="hybridMultilevel"/>
     <w:tmpl w:val="4CD02846"/>
@@ -5466,7 +5079,7 @@
       </w:rPr>
     </w:lvl>
   </w:abstractNum>
-  <w:abstractNum w:abstractNumId="15" w15:restartNumberingAfterBreak="0">
+  <w:abstractNum w:abstractNumId="16" w15:restartNumberingAfterBreak="0">
     <w:nsid w:val="364532DA"/>
     <w:multiLevelType w:val="hybridMultilevel"/>
     <w:tmpl w:val="9B629352"/>
@@ -5579,7 +5192,7 @@
       </w:rPr>
     </w:lvl>
   </w:abstractNum>
-  <w:abstractNum w:abstractNumId="16" w15:restartNumberingAfterBreak="0">
+  <w:abstractNum w:abstractNumId="17" w15:restartNumberingAfterBreak="0">
     <w:nsid w:val="3A017D16"/>
     <w:multiLevelType w:val="hybridMultilevel"/>
     <w:tmpl w:val="F31AC634"/>
@@ -5692,7 +5305,120 @@
       </w:rPr>
     </w:lvl>
   </w:abstractNum>
-  <w:abstractNum w:abstractNumId="17" w15:restartNumberingAfterBreak="0">
+  <w:abstractNum w:abstractNumId="18" w15:restartNumberingAfterBreak="0">
+    <w:nsid w:val="4117495C"/>
+    <w:multiLevelType w:val="hybridMultilevel"/>
+    <w:tmpl w:val="4A503324"/>
+    <w:lvl w:ilvl="0" w:tplc="04090001">
+      <w:start w:val="1"/>
+      <w:numFmt w:val="bullet"/>
+      <w:lvlText w:val=""/>
+      <w:lvlJc w:val="left"/>
+      <w:pPr>
+        <w:ind w:left="720" w:hanging="360"/>
+      </w:pPr>
+      <w:rPr>
+        <w:rFonts w:ascii="Symbol" w:hAnsi="Symbol" w:hint="default"/>
+      </w:rPr>
+    </w:lvl>
+    <w:lvl w:ilvl="1" w:tplc="04090003" w:tentative="1">
+      <w:start w:val="1"/>
+      <w:numFmt w:val="bullet"/>
+      <w:lvlText w:val="o"/>
+      <w:lvlJc w:val="left"/>
+      <w:pPr>
+        <w:ind w:left="1440" w:hanging="360"/>
+      </w:pPr>
+      <w:rPr>
+        <w:rFonts w:ascii="Courier New" w:hAnsi="Courier New" w:cs="Courier New" w:hint="default"/>
+      </w:rPr>
+    </w:lvl>
+    <w:lvl w:ilvl="2" w:tplc="04090005" w:tentative="1">
+      <w:start w:val="1"/>
+      <w:numFmt w:val="bullet"/>
+      <w:lvlText w:val=""/>
+      <w:lvlJc w:val="left"/>
+      <w:pPr>
+        <w:ind w:left="2160" w:hanging="360"/>
+      </w:pPr>
+      <w:rPr>
+        <w:rFonts w:ascii="Wingdings" w:hAnsi="Wingdings" w:hint="default"/>
+      </w:rPr>
+    </w:lvl>
+    <w:lvl w:ilvl="3" w:tplc="04090001" w:tentative="1">
+      <w:start w:val="1"/>
+      <w:numFmt w:val="bullet"/>
+      <w:lvlText w:val=""/>
+      <w:lvlJc w:val="left"/>
+      <w:pPr>
+        <w:ind w:left="2880" w:hanging="360"/>
+      </w:pPr>
+      <w:rPr>
+        <w:rFonts w:ascii="Symbol" w:hAnsi="Symbol" w:hint="default"/>
+      </w:rPr>
+    </w:lvl>
+    <w:lvl w:ilvl="4" w:tplc="04090003" w:tentative="1">
+      <w:start w:val="1"/>
+      <w:numFmt w:val="bullet"/>
+      <w:lvlText w:val="o"/>
+      <w:lvlJc w:val="left"/>
+      <w:pPr>
+        <w:ind w:left="3600" w:hanging="360"/>
+      </w:pPr>
+      <w:rPr>
+        <w:rFonts w:ascii="Courier New" w:hAnsi="Courier New" w:cs="Courier New" w:hint="default"/>
+      </w:rPr>
+    </w:lvl>
+    <w:lvl w:ilvl="5" w:tplc="04090005" w:tentative="1">
+      <w:start w:val="1"/>
+      <w:numFmt w:val="bullet"/>
+      <w:lvlText w:val=""/>
+      <w:lvlJc w:val="left"/>
+      <w:pPr>
+        <w:ind w:left="4320" w:hanging="360"/>
+      </w:pPr>
+      <w:rPr>
+        <w:rFonts w:ascii="Wingdings" w:hAnsi="Wingdings" w:hint="default"/>
+      </w:rPr>
+    </w:lvl>
+    <w:lvl w:ilvl="6" w:tplc="04090001" w:tentative="1">
+      <w:start w:val="1"/>
+      <w:numFmt w:val="bullet"/>
+      <w:lvlText w:val=""/>
+      <w:lvlJc w:val="left"/>
+      <w:pPr>
+        <w:ind w:left="5040" w:hanging="360"/>
+      </w:pPr>
+      <w:rPr>
+        <w:rFonts w:ascii="Symbol" w:hAnsi="Symbol" w:hint="default"/>
+      </w:rPr>
+    </w:lvl>
+    <w:lvl w:ilvl="7" w:tplc="04090003" w:tentative="1">
+      <w:start w:val="1"/>
+      <w:numFmt w:val="bullet"/>
+      <w:lvlText w:val="o"/>
+      <w:lvlJc w:val="left"/>
+      <w:pPr>
+        <w:ind w:left="5760" w:hanging="360"/>
+      </w:pPr>
+      <w:rPr>
+        <w:rFonts w:ascii="Courier New" w:hAnsi="Courier New" w:cs="Courier New" w:hint="default"/>
+      </w:rPr>
+    </w:lvl>
+    <w:lvl w:ilvl="8" w:tplc="04090005" w:tentative="1">
+      <w:start w:val="1"/>
+      <w:numFmt w:val="bullet"/>
+      <w:lvlText w:val=""/>
+      <w:lvlJc w:val="left"/>
+      <w:pPr>
+        <w:ind w:left="6480" w:hanging="360"/>
+      </w:pPr>
+      <w:rPr>
+        <w:rFonts w:ascii="Wingdings" w:hAnsi="Wingdings" w:hint="default"/>
+      </w:rPr>
+    </w:lvl>
+  </w:abstractNum>
+  <w:abstractNum w:abstractNumId="19" w15:restartNumberingAfterBreak="0">
     <w:nsid w:val="451509CA"/>
     <w:multiLevelType w:val="hybridMultilevel"/>
     <w:tmpl w:val="E426053C"/>
@@ -5805,7 +5531,7 @@
       </w:rPr>
     </w:lvl>
   </w:abstractNum>
-  <w:abstractNum w:abstractNumId="18" w15:restartNumberingAfterBreak="0">
+  <w:abstractNum w:abstractNumId="20" w15:restartNumberingAfterBreak="0">
     <w:nsid w:val="45EA745E"/>
     <w:multiLevelType w:val="hybridMultilevel"/>
     <w:tmpl w:val="9B629352"/>
@@ -5918,7 +5644,7 @@
       </w:rPr>
     </w:lvl>
   </w:abstractNum>
-  <w:abstractNum w:abstractNumId="19" w15:restartNumberingAfterBreak="0">
+  <w:abstractNum w:abstractNumId="21" w15:restartNumberingAfterBreak="0">
     <w:nsid w:val="5661207C"/>
     <w:multiLevelType w:val="hybridMultilevel"/>
     <w:tmpl w:val="E5B60D3C"/>
@@ -6031,7 +5757,120 @@
       </w:rPr>
     </w:lvl>
   </w:abstractNum>
-  <w:abstractNum w:abstractNumId="20" w15:restartNumberingAfterBreak="0">
+  <w:abstractNum w:abstractNumId="22" w15:restartNumberingAfterBreak="0">
+    <w:nsid w:val="5FC13D12"/>
+    <w:multiLevelType w:val="hybridMultilevel"/>
+    <w:tmpl w:val="349CA7A6"/>
+    <w:lvl w:ilvl="0" w:tplc="04090001">
+      <w:start w:val="1"/>
+      <w:numFmt w:val="bullet"/>
+      <w:lvlText w:val=""/>
+      <w:lvlJc w:val="left"/>
+      <w:pPr>
+        <w:ind w:left="720" w:hanging="360"/>
+      </w:pPr>
+      <w:rPr>
+        <w:rFonts w:ascii="Symbol" w:hAnsi="Symbol" w:hint="default"/>
+      </w:rPr>
+    </w:lvl>
+    <w:lvl w:ilvl="1" w:tplc="04090003" w:tentative="1">
+      <w:start w:val="1"/>
+      <w:numFmt w:val="bullet"/>
+      <w:lvlText w:val="o"/>
+      <w:lvlJc w:val="left"/>
+      <w:pPr>
+        <w:ind w:left="1440" w:hanging="360"/>
+      </w:pPr>
+      <w:rPr>
+        <w:rFonts w:ascii="Courier New" w:hAnsi="Courier New" w:cs="Courier New" w:hint="default"/>
+      </w:rPr>
+    </w:lvl>
+    <w:lvl w:ilvl="2" w:tplc="04090005" w:tentative="1">
+      <w:start w:val="1"/>
+      <w:numFmt w:val="bullet"/>
+      <w:lvlText w:val=""/>
+      <w:lvlJc w:val="left"/>
+      <w:pPr>
+        <w:ind w:left="2160" w:hanging="360"/>
+      </w:pPr>
+      <w:rPr>
+        <w:rFonts w:ascii="Wingdings" w:hAnsi="Wingdings" w:hint="default"/>
+      </w:rPr>
+    </w:lvl>
+    <w:lvl w:ilvl="3" w:tplc="04090001" w:tentative="1">
+      <w:start w:val="1"/>
+      <w:numFmt w:val="bullet"/>
+      <w:lvlText w:val=""/>
+      <w:lvlJc w:val="left"/>
+      <w:pPr>
+        <w:ind w:left="2880" w:hanging="360"/>
+      </w:pPr>
+      <w:rPr>
+        <w:rFonts w:ascii="Symbol" w:hAnsi="Symbol" w:hint="default"/>
+      </w:rPr>
+    </w:lvl>
+    <w:lvl w:ilvl="4" w:tplc="04090003" w:tentative="1">
+      <w:start w:val="1"/>
+      <w:numFmt w:val="bullet"/>
+      <w:lvlText w:val="o"/>
+      <w:lvlJc w:val="left"/>
+      <w:pPr>
+        <w:ind w:left="3600" w:hanging="360"/>
+      </w:pPr>
+      <w:rPr>
+        <w:rFonts w:ascii="Courier New" w:hAnsi="Courier New" w:cs="Courier New" w:hint="default"/>
+      </w:rPr>
+    </w:lvl>
+    <w:lvl w:ilvl="5" w:tplc="04090005" w:tentative="1">
+      <w:start w:val="1"/>
+      <w:numFmt w:val="bullet"/>
+      <w:lvlText w:val=""/>
+      <w:lvlJc w:val="left"/>
+      <w:pPr>
+        <w:ind w:left="4320" w:hanging="360"/>
+      </w:pPr>
+      <w:rPr>
+        <w:rFonts w:ascii="Wingdings" w:hAnsi="Wingdings" w:hint="default"/>
+      </w:rPr>
+    </w:lvl>
+    <w:lvl w:ilvl="6" w:tplc="04090001" w:tentative="1">
+      <w:start w:val="1"/>
+      <w:numFmt w:val="bullet"/>
+      <w:lvlText w:val=""/>
+      <w:lvlJc w:val="left"/>
+      <w:pPr>
+        <w:ind w:left="5040" w:hanging="360"/>
+      </w:pPr>
+      <w:rPr>
+        <w:rFonts w:ascii="Symbol" w:hAnsi="Symbol" w:hint="default"/>
+      </w:rPr>
+    </w:lvl>
+    <w:lvl w:ilvl="7" w:tplc="04090003" w:tentative="1">
+      <w:start w:val="1"/>
+      <w:numFmt w:val="bullet"/>
+      <w:lvlText w:val="o"/>
+      <w:lvlJc w:val="left"/>
+      <w:pPr>
+        <w:ind w:left="5760" w:hanging="360"/>
+      </w:pPr>
+      <w:rPr>
+        <w:rFonts w:ascii="Courier New" w:hAnsi="Courier New" w:cs="Courier New" w:hint="default"/>
+      </w:rPr>
+    </w:lvl>
+    <w:lvl w:ilvl="8" w:tplc="04090005" w:tentative="1">
+      <w:start w:val="1"/>
+      <w:numFmt w:val="bullet"/>
+      <w:lvlText w:val=""/>
+      <w:lvlJc w:val="left"/>
+      <w:pPr>
+        <w:ind w:left="6480" w:hanging="360"/>
+      </w:pPr>
+      <w:rPr>
+        <w:rFonts w:ascii="Wingdings" w:hAnsi="Wingdings" w:hint="default"/>
+      </w:rPr>
+    </w:lvl>
+  </w:abstractNum>
+  <w:abstractNum w:abstractNumId="23" w15:restartNumberingAfterBreak="0">
     <w:nsid w:val="62E705A5"/>
     <w:multiLevelType w:val="hybridMultilevel"/>
     <w:tmpl w:val="5BCC0A9A"/>
@@ -6144,7 +5983,7 @@
       </w:rPr>
     </w:lvl>
   </w:abstractNum>
-  <w:abstractNum w:abstractNumId="21" w15:restartNumberingAfterBreak="0">
+  <w:abstractNum w:abstractNumId="24" w15:restartNumberingAfterBreak="0">
     <w:nsid w:val="62F81F00"/>
     <w:multiLevelType w:val="hybridMultilevel"/>
     <w:tmpl w:val="F2F2ECD6"/>
@@ -6257,7 +6096,7 @@
       </w:rPr>
     </w:lvl>
   </w:abstractNum>
-  <w:abstractNum w:abstractNumId="22" w15:restartNumberingAfterBreak="0">
+  <w:abstractNum w:abstractNumId="25" w15:restartNumberingAfterBreak="0">
     <w:nsid w:val="69F35BEB"/>
     <w:multiLevelType w:val="hybridMultilevel"/>
     <w:tmpl w:val="0952F5B6"/>
@@ -6367,7 +6206,120 @@
       </w:rPr>
     </w:lvl>
   </w:abstractNum>
-  <w:abstractNum w:abstractNumId="23" w15:restartNumberingAfterBreak="0">
+  <w:abstractNum w:abstractNumId="26" w15:restartNumberingAfterBreak="0">
+    <w:nsid w:val="6ED94E48"/>
+    <w:multiLevelType w:val="hybridMultilevel"/>
+    <w:tmpl w:val="CBA0511A"/>
+    <w:lvl w:ilvl="0" w:tplc="04090001">
+      <w:start w:val="1"/>
+      <w:numFmt w:val="bullet"/>
+      <w:lvlText w:val=""/>
+      <w:lvlJc w:val="left"/>
+      <w:pPr>
+        <w:ind w:left="720" w:hanging="360"/>
+      </w:pPr>
+      <w:rPr>
+        <w:rFonts w:ascii="Symbol" w:hAnsi="Symbol" w:hint="default"/>
+      </w:rPr>
+    </w:lvl>
+    <w:lvl w:ilvl="1" w:tplc="04090003" w:tentative="1">
+      <w:start w:val="1"/>
+      <w:numFmt w:val="bullet"/>
+      <w:lvlText w:val="o"/>
+      <w:lvlJc w:val="left"/>
+      <w:pPr>
+        <w:ind w:left="1440" w:hanging="360"/>
+      </w:pPr>
+      <w:rPr>
+        <w:rFonts w:ascii="Courier New" w:hAnsi="Courier New" w:cs="Courier New" w:hint="default"/>
+      </w:rPr>
+    </w:lvl>
+    <w:lvl w:ilvl="2" w:tplc="04090005" w:tentative="1">
+      <w:start w:val="1"/>
+      <w:numFmt w:val="bullet"/>
+      <w:lvlText w:val=""/>
+      <w:lvlJc w:val="left"/>
+      <w:pPr>
+        <w:ind w:left="2160" w:hanging="360"/>
+      </w:pPr>
+      <w:rPr>
+        <w:rFonts w:ascii="Wingdings" w:hAnsi="Wingdings" w:hint="default"/>
+      </w:rPr>
+    </w:lvl>
+    <w:lvl w:ilvl="3" w:tplc="04090001" w:tentative="1">
+      <w:start w:val="1"/>
+      <w:numFmt w:val="bullet"/>
+      <w:lvlText w:val=""/>
+      <w:lvlJc w:val="left"/>
+      <w:pPr>
+        <w:ind w:left="2880" w:hanging="360"/>
+      </w:pPr>
+      <w:rPr>
+        <w:rFonts w:ascii="Symbol" w:hAnsi="Symbol" w:hint="default"/>
+      </w:rPr>
+    </w:lvl>
+    <w:lvl w:ilvl="4" w:tplc="04090003" w:tentative="1">
+      <w:start w:val="1"/>
+      <w:numFmt w:val="bullet"/>
+      <w:lvlText w:val="o"/>
+      <w:lvlJc w:val="left"/>
+      <w:pPr>
+        <w:ind w:left="3600" w:hanging="360"/>
+      </w:pPr>
+      <w:rPr>
+        <w:rFonts w:ascii="Courier New" w:hAnsi="Courier New" w:cs="Courier New" w:hint="default"/>
+      </w:rPr>
+    </w:lvl>
+    <w:lvl w:ilvl="5" w:tplc="04090005" w:tentative="1">
+      <w:start w:val="1"/>
+      <w:numFmt w:val="bullet"/>
+      <w:lvlText w:val=""/>
+      <w:lvlJc w:val="left"/>
+      <w:pPr>
+        <w:ind w:left="4320" w:hanging="360"/>
+      </w:pPr>
+      <w:rPr>
+        <w:rFonts w:ascii="Wingdings" w:hAnsi="Wingdings" w:hint="default"/>
+      </w:rPr>
+    </w:lvl>
+    <w:lvl w:ilvl="6" w:tplc="04090001" w:tentative="1">
+      <w:start w:val="1"/>
+      <w:numFmt w:val="bullet"/>
+      <w:lvlText w:val=""/>
+      <w:lvlJc w:val="left"/>
+      <w:pPr>
+        <w:ind w:left="5040" w:hanging="360"/>
+      </w:pPr>
+      <w:rPr>
+        <w:rFonts w:ascii="Symbol" w:hAnsi="Symbol" w:hint="default"/>
+      </w:rPr>
+    </w:lvl>
+    <w:lvl w:ilvl="7" w:tplc="04090003" w:tentative="1">
+      <w:start w:val="1"/>
+      <w:numFmt w:val="bullet"/>
+      <w:lvlText w:val="o"/>
+      <w:lvlJc w:val="left"/>
+      <w:pPr>
+        <w:ind w:left="5760" w:hanging="360"/>
+      </w:pPr>
+      <w:rPr>
+        <w:rFonts w:ascii="Courier New" w:hAnsi="Courier New" w:cs="Courier New" w:hint="default"/>
+      </w:rPr>
+    </w:lvl>
+    <w:lvl w:ilvl="8" w:tplc="04090005" w:tentative="1">
+      <w:start w:val="1"/>
+      <w:numFmt w:val="bullet"/>
+      <w:lvlText w:val=""/>
+      <w:lvlJc w:val="left"/>
+      <w:pPr>
+        <w:ind w:left="6480" w:hanging="360"/>
+      </w:pPr>
+      <w:rPr>
+        <w:rFonts w:ascii="Wingdings" w:hAnsi="Wingdings" w:hint="default"/>
+      </w:rPr>
+    </w:lvl>
+  </w:abstractNum>
+  <w:abstractNum w:abstractNumId="27" w15:restartNumberingAfterBreak="0">
     <w:nsid w:val="6FEC1269"/>
     <w:multiLevelType w:val="hybridMultilevel"/>
     <w:tmpl w:val="E6083F38"/>
@@ -6480,7 +6432,7 @@
       </w:rPr>
     </w:lvl>
   </w:abstractNum>
-  <w:abstractNum w:abstractNumId="24" w15:restartNumberingAfterBreak="0">
+  <w:abstractNum w:abstractNumId="28" w15:restartNumberingAfterBreak="0">
     <w:nsid w:val="711B7430"/>
     <w:multiLevelType w:val="hybridMultilevel"/>
     <w:tmpl w:val="30405B30"/>
@@ -6593,7 +6545,120 @@
       </w:rPr>
     </w:lvl>
   </w:abstractNum>
-  <w:abstractNum w:abstractNumId="25" w15:restartNumberingAfterBreak="0">
+  <w:abstractNum w:abstractNumId="29" w15:restartNumberingAfterBreak="0">
+    <w:nsid w:val="727367E5"/>
+    <w:multiLevelType w:val="hybridMultilevel"/>
+    <w:tmpl w:val="2BEA1EB2"/>
+    <w:lvl w:ilvl="0" w:tplc="04090001">
+      <w:start w:val="1"/>
+      <w:numFmt w:val="bullet"/>
+      <w:lvlText w:val=""/>
+      <w:lvlJc w:val="left"/>
+      <w:pPr>
+        <w:ind w:left="720" w:hanging="360"/>
+      </w:pPr>
+      <w:rPr>
+        <w:rFonts w:ascii="Symbol" w:hAnsi="Symbol" w:hint="default"/>
+      </w:rPr>
+    </w:lvl>
+    <w:lvl w:ilvl="1" w:tplc="04090003" w:tentative="1">
+      <w:start w:val="1"/>
+      <w:numFmt w:val="bullet"/>
+      <w:lvlText w:val="o"/>
+      <w:lvlJc w:val="left"/>
+      <w:pPr>
+        <w:ind w:left="1440" w:hanging="360"/>
+      </w:pPr>
+      <w:rPr>
+        <w:rFonts w:ascii="Courier New" w:hAnsi="Courier New" w:cs="Courier New" w:hint="default"/>
+      </w:rPr>
+    </w:lvl>
+    <w:lvl w:ilvl="2" w:tplc="04090005" w:tentative="1">
+      <w:start w:val="1"/>
+      <w:numFmt w:val="bullet"/>
+      <w:lvlText w:val=""/>
+      <w:lvlJc w:val="left"/>
+      <w:pPr>
+        <w:ind w:left="2160" w:hanging="360"/>
+      </w:pPr>
+      <w:rPr>
+        <w:rFonts w:ascii="Wingdings" w:hAnsi="Wingdings" w:hint="default"/>
+      </w:rPr>
+    </w:lvl>
+    <w:lvl w:ilvl="3" w:tplc="04090001" w:tentative="1">
+      <w:start w:val="1"/>
+      <w:numFmt w:val="bullet"/>
+      <w:lvlText w:val=""/>
+      <w:lvlJc w:val="left"/>
+      <w:pPr>
+        <w:ind w:left="2880" w:hanging="360"/>
+      </w:pPr>
+      <w:rPr>
+        <w:rFonts w:ascii="Symbol" w:hAnsi="Symbol" w:hint="default"/>
+      </w:rPr>
+    </w:lvl>
+    <w:lvl w:ilvl="4" w:tplc="04090003" w:tentative="1">
+      <w:start w:val="1"/>
+      <w:numFmt w:val="bullet"/>
+      <w:lvlText w:val="o"/>
+      <w:lvlJc w:val="left"/>
+      <w:pPr>
+        <w:ind w:left="3600" w:hanging="360"/>
+      </w:pPr>
+      <w:rPr>
+        <w:rFonts w:ascii="Courier New" w:hAnsi="Courier New" w:cs="Courier New" w:hint="default"/>
+      </w:rPr>
+    </w:lvl>
+    <w:lvl w:ilvl="5" w:tplc="04090005" w:tentative="1">
+      <w:start w:val="1"/>
+      <w:numFmt w:val="bullet"/>
+      <w:lvlText w:val=""/>
+      <w:lvlJc w:val="left"/>
+      <w:pPr>
+        <w:ind w:left="4320" w:hanging="360"/>
+      </w:pPr>
+      <w:rPr>
+        <w:rFonts w:ascii="Wingdings" w:hAnsi="Wingdings" w:hint="default"/>
+      </w:rPr>
+    </w:lvl>
+    <w:lvl w:ilvl="6" w:tplc="04090001" w:tentative="1">
+      <w:start w:val="1"/>
+      <w:numFmt w:val="bullet"/>
+      <w:lvlText w:val=""/>
+      <w:lvlJc w:val="left"/>
+      <w:pPr>
+        <w:ind w:left="5040" w:hanging="360"/>
+      </w:pPr>
+      <w:rPr>
+        <w:rFonts w:ascii="Symbol" w:hAnsi="Symbol" w:hint="default"/>
+      </w:rPr>
+    </w:lvl>
+    <w:lvl w:ilvl="7" w:tplc="04090003" w:tentative="1">
+      <w:start w:val="1"/>
+      <w:numFmt w:val="bullet"/>
+      <w:lvlText w:val="o"/>
+      <w:lvlJc w:val="left"/>
+      <w:pPr>
+        <w:ind w:left="5760" w:hanging="360"/>
+      </w:pPr>
+      <w:rPr>
+        <w:rFonts w:ascii="Courier New" w:hAnsi="Courier New" w:cs="Courier New" w:hint="default"/>
+      </w:rPr>
+    </w:lvl>
+    <w:lvl w:ilvl="8" w:tplc="04090005" w:tentative="1">
+      <w:start w:val="1"/>
+      <w:numFmt w:val="bullet"/>
+      <w:lvlText w:val=""/>
+      <w:lvlJc w:val="left"/>
+      <w:pPr>
+        <w:ind w:left="6480" w:hanging="360"/>
+      </w:pPr>
+      <w:rPr>
+        <w:rFonts w:ascii="Wingdings" w:hAnsi="Wingdings" w:hint="default"/>
+      </w:rPr>
+    </w:lvl>
+  </w:abstractNum>
+  <w:abstractNum w:abstractNumId="30" w15:restartNumberingAfterBreak="0">
     <w:nsid w:val="7B6E1059"/>
     <w:multiLevelType w:val="hybridMultilevel"/>
     <w:tmpl w:val="B754B056"/>
@@ -6706,7 +6771,7 @@
       </w:rPr>
     </w:lvl>
   </w:abstractNum>
-  <w:abstractNum w:abstractNumId="26" w15:restartNumberingAfterBreak="0">
+  <w:abstractNum w:abstractNumId="31" w15:restartNumberingAfterBreak="0">
     <w:nsid w:val="7DD36911"/>
     <w:multiLevelType w:val="hybridMultilevel"/>
     <w:tmpl w:val="9428282C"/>
@@ -6823,13 +6888,13 @@
     <w:abstractNumId w:val="7"/>
   </w:num>
   <w:num w:numId="3" w16cid:durableId="1454710402">
-    <w:abstractNumId w:val="25"/>
+    <w:abstractNumId w:val="30"/>
   </w:num>
   <w:num w:numId="4" w16cid:durableId="2080514569">
-    <w:abstractNumId w:val="14"/>
+    <w:abstractNumId w:val="15"/>
   </w:num>
   <w:num w:numId="5" w16cid:durableId="1618095906">
-    <w:abstractNumId w:val="20"/>
+    <w:abstractNumId w:val="23"/>
   </w:num>
   <w:num w:numId="6" w16cid:durableId="963969539">
     <w:abstractNumId w:val="10"/>
@@ -6838,7 +6903,7 @@
     <w:abstractNumId w:val="3"/>
   </w:num>
   <w:num w:numId="8" w16cid:durableId="605233054">
-    <w:abstractNumId w:val="23"/>
+    <w:abstractNumId w:val="27"/>
   </w:num>
   <w:num w:numId="9" w16cid:durableId="1855264643">
     <w:abstractNumId w:val="8"/>
@@ -6847,13 +6912,13 @@
     <w:abstractNumId w:val="5"/>
   </w:num>
   <w:num w:numId="11" w16cid:durableId="847644084">
-    <w:abstractNumId w:val="21"/>
+    <w:abstractNumId w:val="24"/>
   </w:num>
   <w:num w:numId="12" w16cid:durableId="69469127">
     <w:abstractNumId w:val="2"/>
   </w:num>
   <w:num w:numId="13" w16cid:durableId="769932264">
-    <w:abstractNumId w:val="24"/>
+    <w:abstractNumId w:val="28"/>
   </w:num>
   <w:num w:numId="14" w16cid:durableId="1654943984">
     <w:abstractNumId w:val="1"/>
@@ -6874,34 +6939,49 @@
     <w:abstractNumId w:val="11"/>
   </w:num>
   <w:num w:numId="20" w16cid:durableId="224996706">
-    <w:abstractNumId w:val="18"/>
+    <w:abstractNumId w:val="20"/>
   </w:num>
   <w:num w:numId="21" w16cid:durableId="189953495">
-    <w:abstractNumId w:val="15"/>
+    <w:abstractNumId w:val="16"/>
   </w:num>
   <w:num w:numId="22" w16cid:durableId="1050687737">
-    <w:abstractNumId w:val="19"/>
+    <w:abstractNumId w:val="21"/>
   </w:num>
   <w:num w:numId="23" w16cid:durableId="236937631">
-    <w:abstractNumId w:val="26"/>
+    <w:abstractNumId w:val="31"/>
   </w:num>
   <w:num w:numId="24" w16cid:durableId="249392722">
-    <w:abstractNumId w:val="22"/>
+    <w:abstractNumId w:val="25"/>
   </w:num>
   <w:num w:numId="25" w16cid:durableId="543757262">
     <w:abstractNumId w:val="6"/>
   </w:num>
   <w:num w:numId="26" w16cid:durableId="197593444">
-    <w:abstractNumId w:val="16"/>
+    <w:abstractNumId w:val="17"/>
   </w:num>
   <w:num w:numId="27" w16cid:durableId="994259820">
-    <w:abstractNumId w:val="17"/>
+    <w:abstractNumId w:val="19"/>
+  </w:num>
+  <w:num w:numId="28" w16cid:durableId="1529444916">
+    <w:abstractNumId w:val="26"/>
+  </w:num>
+  <w:num w:numId="29" w16cid:durableId="158542525">
+    <w:abstractNumId w:val="22"/>
+  </w:num>
+  <w:num w:numId="30" w16cid:durableId="1477913138">
+    <w:abstractNumId w:val="29"/>
+  </w:num>
+  <w:num w:numId="31" w16cid:durableId="2035644642">
+    <w:abstractNumId w:val="18"/>
+  </w:num>
+  <w:num w:numId="32" w16cid:durableId="882252392">
+    <w:abstractNumId w:val="14"/>
   </w:num>
 </w:numbering>
 </file>
 
 <file path=word/styles.xml><?xml version="1.0" encoding="utf-8"?>
-<w:styles xmlns:mc="http://schemas.openxmlformats.org/markup-compatibility/2006" xmlns:r="http://schemas.openxmlformats.org/officeDocument/2006/relationships" xmlns:w="http://schemas.openxmlformats.org/wordprocessingml/2006/main" xmlns:w14="http://schemas.microsoft.com/office/word/2010/wordml" xmlns:w15="http://schemas.microsoft.com/office/word/2012/wordml" xmlns:w16cex="http://schemas.microsoft.com/office/word/2018/wordml/cex" xmlns:w16cid="http://schemas.microsoft.com/office/word/2016/wordml/cid" xmlns:w16="http://schemas.microsoft.com/office/word/2018/wordml" xmlns:w16du="http://schemas.microsoft.com/office/word/2023/wordml/word16du" xmlns:w16sdtdh="http://schemas.microsoft.com/office/word/2020/wordml/sdtdatahash" xmlns:w16se="http://schemas.microsoft.com/office/word/2015/wordml/symex" mc:Ignorable="w14 w15 w16se w16cid w16 w16cex w16sdtdh w16du">
+<w:styles xmlns:mc="http://schemas.openxmlformats.org/markup-compatibility/2006" xmlns:r="http://schemas.openxmlformats.org/officeDocument/2006/relationships" xmlns:w="http://schemas.openxmlformats.org/wordprocessingml/2006/main" xmlns:w14="http://schemas.microsoft.com/office/word/2010/wordml" xmlns:w15="http://schemas.microsoft.com/office/word/2012/wordml" xmlns:w16cex="http://schemas.microsoft.com/office/word/2018/wordml/cex" xmlns:w16cid="http://schemas.microsoft.com/office/word/2016/wordml/cid" xmlns:w16="http://schemas.microsoft.com/office/word/2018/wordml" xmlns:w16du="http://schemas.microsoft.com/office/word/2023/wordml/word16du" xmlns:w16sdtdh="http://schemas.microsoft.com/office/word/2020/wordml/sdtdatahash" xmlns:w16sdtfl="http://schemas.microsoft.com/office/word/2024/wordml/sdtformatlock" xmlns:w16se="http://schemas.microsoft.com/office/word/2015/wordml/symex" mc:Ignorable="w14 w15 w16se w16cid w16 w16cex w16sdtdh w16sdtfl w16du">
   <w:docDefaults>
     <w:rPrDefault>
       <w:rPr>
